--- a/Evidence/69130-QuickGrid-Row-Clicks-Validation-Report-Updated.docx
+++ b/Evidence/69130-QuickGrid-Row-Clicks-Validation-Report-Updated.docx
@@ -6,8 +6,16 @@
       <w:pPr>
         <w:pStyle w:val="Title"/>
         <w:jc w:val="center"/>
+        <w:rPr>
+          <w:sz w:val="22"/>
+          <w:szCs w:val="22"/>
+        </w:rPr>
       </w:pPr>
       <w:r>
+        <w:rPr>
+          <w:sz w:val="22"/>
+          <w:szCs w:val="22"/>
+        </w:rPr>
         <w:t>Test Report: QuickGrid Row Clicks</w:t>
       </w:r>
     </w:p>
@@ -19,8 +27,8 @@
         <w:tblLook w:val="04A0" w:firstRow="1" w:lastRow="0" w:firstColumn="1" w:lastColumn="0" w:noHBand="0" w:noVBand="1"/>
       </w:tblPr>
       <w:tblGrid>
-        <w:gridCol w:w="2777"/>
-        <w:gridCol w:w="7437"/>
+        <w:gridCol w:w="2780"/>
+        <w:gridCol w:w="7434"/>
       </w:tblGrid>
       <w:tr>
         <w:trPr>
@@ -43,12 +51,15 @@
           <w:p>
             <w:pPr>
               <w:spacing w:after="0"/>
+              <w:rPr>
+                <w:sz w:val="22"/>
+              </w:rPr>
             </w:pPr>
             <w:r>
               <w:rPr>
                 <w:b/>
                 <w:color w:val="1F4E79"/>
-                <w:sz w:val="18"/>
+                <w:sz w:val="22"/>
               </w:rPr>
               <w:t>Item</w:t>
             </w:r>
@@ -69,12 +80,15 @@
           <w:p>
             <w:pPr>
               <w:spacing w:after="0"/>
+              <w:rPr>
+                <w:sz w:val="22"/>
+              </w:rPr>
             </w:pPr>
             <w:r>
               <w:rPr>
                 <w:b/>
                 <w:color w:val="1F4E79"/>
-                <w:sz w:val="18"/>
+                <w:sz w:val="22"/>
               </w:rPr>
               <w:t>Value</w:t>
             </w:r>
@@ -100,10 +114,13 @@
           <w:p>
             <w:pPr>
               <w:spacing w:after="0"/>
+              <w:rPr>
+                <w:sz w:val="22"/>
+              </w:rPr>
             </w:pPr>
             <w:r>
               <w:rPr>
-                <w:sz w:val="18"/>
+                <w:sz w:val="22"/>
               </w:rPr>
               <w:t>Issue</w:t>
             </w:r>
@@ -123,10 +140,13 @@
           <w:p>
             <w:pPr>
               <w:spacing w:after="0"/>
+              <w:rPr>
+                <w:sz w:val="22"/>
+              </w:rPr>
             </w:pPr>
             <w:r>
               <w:rPr>
-                <w:sz w:val="18"/>
+                <w:sz w:val="22"/>
               </w:rPr>
               <w:t>dotnet/aspnetcore #69130</w:t>
             </w:r>
@@ -152,10 +172,13 @@
           <w:p>
             <w:pPr>
               <w:spacing w:after="0"/>
+              <w:rPr>
+                <w:sz w:val="22"/>
+              </w:rPr>
             </w:pPr>
             <w:r>
               <w:rPr>
-                <w:sz w:val="18"/>
+                <w:sz w:val="22"/>
               </w:rPr>
               <w:t>Validation Manual</w:t>
             </w:r>
@@ -175,10 +198,13 @@
           <w:p>
             <w:pPr>
               <w:spacing w:after="0"/>
+              <w:rPr>
+                <w:sz w:val="22"/>
+              </w:rPr>
             </w:pPr>
             <w:r>
               <w:rPr>
-                <w:sz w:val="18"/>
+                <w:sz w:val="22"/>
               </w:rPr>
               <w:t>dotnet/aspnetcore #69130</w:t>
             </w:r>
@@ -204,10 +230,13 @@
           <w:p>
             <w:pPr>
               <w:spacing w:after="0"/>
+              <w:rPr>
+                <w:sz w:val="22"/>
+              </w:rPr>
             </w:pPr>
             <w:r>
               <w:rPr>
-                <w:sz w:val="18"/>
+                <w:sz w:val="22"/>
               </w:rPr>
               <w:t>Tester</w:t>
             </w:r>
@@ -227,10 +256,13 @@
           <w:p>
             <w:pPr>
               <w:spacing w:after="0"/>
+              <w:rPr>
+                <w:sz w:val="22"/>
+              </w:rPr>
             </w:pPr>
             <w:r>
               <w:rPr>
-                <w:sz w:val="18"/>
+                <w:sz w:val="22"/>
               </w:rPr>
               <w:t>@irfanajaffer</w:t>
             </w:r>
@@ -256,10 +288,13 @@
           <w:p>
             <w:pPr>
               <w:spacing w:after="0"/>
+              <w:rPr>
+                <w:sz w:val="22"/>
+              </w:rPr>
             </w:pPr>
             <w:r>
               <w:rPr>
-                <w:sz w:val="18"/>
+                <w:sz w:val="22"/>
               </w:rPr>
               <w:t>Date</w:t>
             </w:r>
@@ -279,10 +314,13 @@
           <w:p>
             <w:pPr>
               <w:spacing w:after="0"/>
+              <w:rPr>
+                <w:sz w:val="22"/>
+              </w:rPr>
             </w:pPr>
             <w:r>
               <w:rPr>
-                <w:sz w:val="18"/>
+                <w:sz w:val="22"/>
               </w:rPr>
               <w:t>September 11, 2026</w:t>
             </w:r>
@@ -308,10 +346,13 @@
           <w:p>
             <w:pPr>
               <w:spacing w:after="0"/>
+              <w:rPr>
+                <w:sz w:val="22"/>
+              </w:rPr>
             </w:pPr>
             <w:r>
               <w:rPr>
-                <w:sz w:val="18"/>
+                <w:sz w:val="22"/>
               </w:rPr>
               <w:t>Result</w:t>
             </w:r>
@@ -331,12 +372,15 @@
           <w:p>
             <w:pPr>
               <w:spacing w:after="0"/>
+              <w:rPr>
+                <w:sz w:val="22"/>
+              </w:rPr>
             </w:pPr>
             <w:r>
               <w:rPr>
-                <w:sz w:val="18"/>
-              </w:rPr>
-              <w:t>PENDING MANUAL TEST</w:t>
+                <w:sz w:val="22"/>
+              </w:rPr>
+              <w:t>PASS</w:t>
             </w:r>
           </w:p>
         </w:tc>
@@ -345,157 +389,280 @@
     <w:p>
       <w:pPr>
         <w:spacing w:after="0"/>
+        <w:rPr>
+          <w:sz w:val="22"/>
+        </w:rPr>
       </w:pPr>
     </w:p>
     <w:p>
       <w:pPr>
         <w:pStyle w:val="Heading1"/>
+        <w:rPr>
+          <w:sz w:val="22"/>
+          <w:szCs w:val="22"/>
+        </w:rPr>
       </w:pPr>
       <w:r>
+        <w:rPr>
+          <w:sz w:val="22"/>
+          <w:szCs w:val="22"/>
+        </w:rPr>
         <w:t>Test Setup</w:t>
       </w:r>
     </w:p>
     <w:p>
       <w:pPr>
         <w:pStyle w:val="ListBullet"/>
+        <w:rPr>
+          <w:sz w:val="22"/>
+        </w:rPr>
       </w:pPr>
       <w:r>
+        <w:rPr>
+          <w:sz w:val="22"/>
+        </w:rPr>
         <w:t>Windows 11 x64</w:t>
       </w:r>
     </w:p>
     <w:p>
       <w:pPr>
         <w:pStyle w:val="ListBullet"/>
+        <w:rPr>
+          <w:sz w:val="22"/>
+        </w:rPr>
       </w:pPr>
       <w:r>
+        <w:rPr>
+          <w:sz w:val="22"/>
+        </w:rPr>
         <w:t>.NET 11 RC1 or later</w:t>
       </w:r>
     </w:p>
     <w:p>
       <w:pPr>
         <w:pStyle w:val="ListBullet"/>
+        <w:rPr>
+          <w:sz w:val="22"/>
+        </w:rPr>
       </w:pPr>
       <w:r>
+        <w:rPr>
+          <w:sz w:val="22"/>
+        </w:rPr>
         <w:t>Google Chrome 151</w:t>
       </w:r>
     </w:p>
     <w:p>
       <w:pPr>
         <w:pStyle w:val="ListBullet"/>
+        <w:rPr>
+          <w:sz w:val="22"/>
+        </w:rPr>
       </w:pPr>
       <w:r>
+        <w:rPr>
+          <w:sz w:val="22"/>
+        </w:rPr>
         <w:t>Visual Studio 2022 17.10.2</w:t>
       </w:r>
     </w:p>
     <w:p>
       <w:pPr>
         <w:pStyle w:val="ListBullet"/>
+        <w:rPr>
+          <w:sz w:val="22"/>
+        </w:rPr>
       </w:pPr>
       <w:r>
+        <w:rPr>
+          <w:sz w:val="22"/>
+        </w:rPr>
         <w:t>Blazor Web App - Interactive Server</w:t>
       </w:r>
     </w:p>
     <w:p>
       <w:pPr>
         <w:pStyle w:val="ListBullet"/>
+        <w:rPr>
+          <w:sz w:val="22"/>
+        </w:rPr>
       </w:pPr>
       <w:r>
+        <w:rPr>
+          <w:sz w:val="22"/>
+        </w:rPr>
         <w:t>Blazor Web App - Interactive WebAssembly</w:t>
       </w:r>
     </w:p>
     <w:p>
       <w:pPr>
         <w:pStyle w:val="ListBullet"/>
+        <w:rPr>
+          <w:sz w:val="22"/>
+        </w:rPr>
       </w:pPr>
       <w:r>
+        <w:rPr>
+          <w:sz w:val="22"/>
+        </w:rPr>
         <w:t>Approximately 20 in-memory QuickGrid items</w:t>
       </w:r>
     </w:p>
     <w:p>
       <w:pPr>
         <w:pStyle w:val="Heading1"/>
+        <w:rPr>
+          <w:sz w:val="22"/>
+          <w:szCs w:val="22"/>
+        </w:rPr>
       </w:pPr>
       <w:r>
+        <w:rPr>
+          <w:sz w:val="22"/>
+          <w:szCs w:val="22"/>
+        </w:rPr>
         <w:t>What Was Tested</w:t>
       </w:r>
     </w:p>
     <w:p>
       <w:pPr>
         <w:pStyle w:val="ListBullet"/>
+        <w:rPr>
+          <w:sz w:val="22"/>
+        </w:rPr>
       </w:pPr>
       <w:r>
+        <w:rPr>
+          <w:sz w:val="22"/>
+        </w:rPr>
         <w:t>QuickGrid OnRowClick callback and the item supplied for the clicked row</w:t>
       </w:r>
     </w:p>
     <w:p>
       <w:pPr>
         <w:pStyle w:val="ListBullet"/>
+        <w:rPr>
+          <w:sz w:val="22"/>
+        </w:rPr>
       </w:pPr>
       <w:r>
+        <w:rPr>
+          <w:sz w:val="22"/>
+        </w:rPr>
         <w:t>row-clickable CSS class when a row-click handler is supplied</w:t>
       </w:r>
     </w:p>
     <w:p>
       <w:pPr>
         <w:pStyle w:val="ListBullet"/>
+        <w:rPr>
+          <w:sz w:val="22"/>
+        </w:rPr>
       </w:pPr>
       <w:r>
+        <w:rPr>
+          <w:sz w:val="22"/>
+        </w:rPr>
         <w:t>RowClass composition with row-clickable and selected on the same row</w:t>
       </w:r>
     </w:p>
     <w:p>
       <w:pPr>
         <w:pStyle w:val="ListBullet"/>
+        <w:rPr>
+          <w:sz w:val="22"/>
+        </w:rPr>
       </w:pPr>
       <w:r>
+        <w:rPr>
+          <w:sz w:val="22"/>
+        </w:rPr>
         <w:t>Row selection from cell content, cell whitespace, padding, and row edges</w:t>
       </w:r>
     </w:p>
     <w:p>
       <w:pPr>
         <w:pStyle w:val="ListBullet"/>
+        <w:rPr>
+          <w:sz w:val="22"/>
+        </w:rPr>
       </w:pPr>
       <w:r>
+        <w:rPr>
+          <w:sz w:val="22"/>
+        </w:rPr>
         <w:t>Button and checkbox behavior inside a clickable row</w:t>
       </w:r>
     </w:p>
     <w:p>
       <w:pPr>
         <w:pStyle w:val="ListBullet"/>
+        <w:rPr>
+          <w:sz w:val="22"/>
+        </w:rPr>
       </w:pPr>
       <w:r>
+        <w:rPr>
+          <w:sz w:val="22"/>
+        </w:rPr>
         <w:t>Rapid and overlapping asynchronous row-click callbacks</w:t>
       </w:r>
     </w:p>
     <w:p>
       <w:pPr>
         <w:pStyle w:val="ListBullet"/>
+        <w:rPr>
+          <w:sz w:val="22"/>
+        </w:rPr>
       </w:pPr>
       <w:r>
+        <w:rPr>
+          <w:sz w:val="22"/>
+        </w:rPr>
         <w:t>Comparison grid with no row-click handler</w:t>
       </w:r>
     </w:p>
     <w:p>
       <w:pPr>
         <w:pStyle w:val="ListBullet"/>
+        <w:rPr>
+          <w:sz w:val="22"/>
+        </w:rPr>
       </w:pPr>
       <w:r>
+        <w:rPr>
+          <w:sz w:val="22"/>
+        </w:rPr>
         <w:t>Hover, cursor, focus, keyboard, touch, and scroll observations</w:t>
       </w:r>
     </w:p>
     <w:p>
       <w:pPr>
         <w:pStyle w:val="ListBullet"/>
+        <w:rPr>
+          <w:sz w:val="22"/>
+        </w:rPr>
       </w:pPr>
       <w:r>
+        <w:rPr>
+          <w:sz w:val="22"/>
+        </w:rPr>
         <w:t>Consistency of nested-button behavior between Interactive Server and Interactive WebAssembly</w:t>
       </w:r>
     </w:p>
     <w:p>
       <w:pPr>
         <w:pStyle w:val="Heading1"/>
+        <w:rPr>
+          <w:sz w:val="22"/>
+          <w:szCs w:val="22"/>
+        </w:rPr>
       </w:pPr>
       <w:r>
+        <w:rPr>
+          <w:sz w:val="22"/>
+          <w:szCs w:val="22"/>
+        </w:rPr>
         <w:t>Validation Results</w:t>
       </w:r>
     </w:p>
@@ -507,9 +674,9 @@
         <w:tblLook w:val="04A0" w:firstRow="1" w:lastRow="0" w:firstColumn="1" w:lastColumn="0" w:noHBand="0" w:noVBand="1"/>
       </w:tblPr>
       <w:tblGrid>
-        <w:gridCol w:w="2851"/>
-        <w:gridCol w:w="1876"/>
-        <w:gridCol w:w="5487"/>
+        <w:gridCol w:w="2860"/>
+        <w:gridCol w:w="1872"/>
+        <w:gridCol w:w="5482"/>
       </w:tblGrid>
       <w:tr>
         <w:trPr>
@@ -532,12 +699,15 @@
           <w:p>
             <w:pPr>
               <w:spacing w:after="0"/>
+              <w:rPr>
+                <w:sz w:val="22"/>
+              </w:rPr>
             </w:pPr>
             <w:r>
               <w:rPr>
                 <w:b/>
                 <w:color w:val="1F4E79"/>
-                <w:sz w:val="18"/>
+                <w:sz w:val="22"/>
               </w:rPr>
               <w:t>Check</w:t>
             </w:r>
@@ -558,12 +728,15 @@
           <w:p>
             <w:pPr>
               <w:spacing w:after="0"/>
+              <w:rPr>
+                <w:sz w:val="22"/>
+              </w:rPr>
             </w:pPr>
             <w:r>
               <w:rPr>
                 <w:b/>
                 <w:color w:val="1F4E79"/>
-                <w:sz w:val="18"/>
+                <w:sz w:val="22"/>
               </w:rPr>
               <w:t>Result</w:t>
             </w:r>
@@ -584,12 +757,15 @@
           <w:p>
             <w:pPr>
               <w:spacing w:after="0"/>
+              <w:rPr>
+                <w:sz w:val="22"/>
+              </w:rPr>
             </w:pPr>
             <w:r>
               <w:rPr>
                 <w:b/>
                 <w:color w:val="1F4E79"/>
-                <w:sz w:val="18"/>
+                <w:sz w:val="22"/>
               </w:rPr>
               <w:t>Expected Output</w:t>
             </w:r>
@@ -615,10 +791,13 @@
           <w:p>
             <w:pPr>
               <w:spacing w:after="0"/>
+              <w:rPr>
+                <w:sz w:val="22"/>
+              </w:rPr>
             </w:pPr>
             <w:r>
               <w:rPr>
-                <w:sz w:val="18"/>
+                <w:sz w:val="22"/>
               </w:rPr>
               <w:t>Interactive Server row selection</w:t>
             </w:r>
@@ -638,10 +817,13 @@
           <w:p>
             <w:pPr>
               <w:spacing w:after="0"/>
+              <w:rPr>
+                <w:sz w:val="22"/>
+              </w:rPr>
             </w:pPr>
             <w:r>
               <w:rPr>
-                <w:sz w:val="18"/>
+                <w:sz w:val="22"/>
               </w:rPr>
               <w:t>PASS</w:t>
             </w:r>
@@ -661,10 +843,13 @@
           <w:p>
             <w:pPr>
               <w:spacing w:after="0"/>
+              <w:rPr>
+                <w:sz w:val="22"/>
+              </w:rPr>
             </w:pPr>
             <w:r>
               <w:rPr>
-                <w:sz w:val="18"/>
+                <w:sz w:val="22"/>
               </w:rPr>
               <w:t>Clicking row whitespace invokes OnRowClick exactly once with the correct item and updates the selected-item panel.</w:t>
             </w:r>
@@ -690,10 +875,13 @@
           <w:p>
             <w:pPr>
               <w:spacing w:after="0"/>
+              <w:rPr>
+                <w:sz w:val="22"/>
+              </w:rPr>
             </w:pPr>
             <w:r>
               <w:rPr>
-                <w:sz w:val="18"/>
+                <w:sz w:val="22"/>
               </w:rPr>
               <w:t>Interactive WebAssembly row selection</w:t>
             </w:r>
@@ -713,12 +901,21 @@
           <w:p>
             <w:pPr>
               <w:spacing w:after="0"/>
+              <w:rPr>
+                <w:sz w:val="22"/>
+              </w:rPr>
             </w:pPr>
             <w:r>
               <w:rPr>
-                <w:sz w:val="18"/>
-              </w:rPr>
-              <w:t>Pending manual test</w:t>
+                <w:sz w:val="22"/>
+              </w:rPr>
+              <w:t>P</w:t>
+            </w:r>
+            <w:r>
+              <w:rPr>
+                <w:sz w:val="22"/>
+              </w:rPr>
+              <w:t>ASS</w:t>
             </w:r>
           </w:p>
         </w:tc>
@@ -736,10 +933,13 @@
           <w:p>
             <w:pPr>
               <w:spacing w:after="0"/>
+              <w:rPr>
+                <w:sz w:val="22"/>
+              </w:rPr>
             </w:pPr>
             <w:r>
               <w:rPr>
-                <w:sz w:val="18"/>
+                <w:sz w:val="22"/>
               </w:rPr>
               <w:t>Clicking row whitespace invokes OnRowClick exactly once with the correct item and updates the selected-item panel.</w:t>
             </w:r>
@@ -765,10 +965,13 @@
           <w:p>
             <w:pPr>
               <w:spacing w:after="0"/>
+              <w:rPr>
+                <w:sz w:val="22"/>
+              </w:rPr>
             </w:pPr>
             <w:r>
               <w:rPr>
-                <w:sz w:val="18"/>
+                <w:sz w:val="22"/>
               </w:rPr>
               <w:t>Clickable row CSS class</w:t>
             </w:r>
@@ -788,12 +991,21 @@
           <w:p>
             <w:pPr>
               <w:spacing w:after="0"/>
+              <w:rPr>
+                <w:sz w:val="22"/>
+              </w:rPr>
             </w:pPr>
             <w:r>
               <w:rPr>
-                <w:sz w:val="18"/>
-              </w:rPr>
-              <w:t>Pending manual test</w:t>
+                <w:sz w:val="22"/>
+              </w:rPr>
+              <w:t>P</w:t>
+            </w:r>
+            <w:r>
+              <w:rPr>
+                <w:sz w:val="22"/>
+              </w:rPr>
+              <w:t>ASS</w:t>
             </w:r>
           </w:p>
         </w:tc>
@@ -811,10 +1023,13 @@
           <w:p>
             <w:pPr>
               <w:spacing w:after="0"/>
+              <w:rPr>
+                <w:sz w:val="22"/>
+              </w:rPr>
             </w:pPr>
             <w:r>
               <w:rPr>
-                <w:sz w:val="18"/>
+                <w:sz w:val="22"/>
               </w:rPr>
               <w:t>Every data row with a handler contains row-clickable in its class attribute.</w:t>
             </w:r>
@@ -840,11 +1055,15 @@
           <w:p>
             <w:pPr>
               <w:spacing w:after="0"/>
+              <w:rPr>
+                <w:sz w:val="22"/>
+              </w:rPr>
             </w:pPr>
             <w:r>
               <w:rPr>
-                <w:sz w:val="18"/>
-              </w:rPr>
+                <w:sz w:val="22"/>
+              </w:rPr>
+              <w:lastRenderedPageBreak/>
               <w:t>Comparison grid without handler</w:t>
             </w:r>
           </w:p>
@@ -863,12 +1082,15 @@
           <w:p>
             <w:pPr>
               <w:spacing w:after="0"/>
+              <w:rPr>
+                <w:sz w:val="22"/>
+              </w:rPr>
             </w:pPr>
             <w:r>
               <w:rPr>
-                <w:sz w:val="18"/>
-              </w:rPr>
-              <w:t>Pending manual test</w:t>
+                <w:sz w:val="22"/>
+              </w:rPr>
+              <w:t>PASS</w:t>
             </w:r>
           </w:p>
         </w:tc>
@@ -886,10 +1108,13 @@
           <w:p>
             <w:pPr>
               <w:spacing w:after="0"/>
+              <w:rPr>
+                <w:sz w:val="22"/>
+              </w:rPr>
             </w:pPr>
             <w:r>
               <w:rPr>
-                <w:sz w:val="18"/>
+                <w:sz w:val="22"/>
               </w:rPr>
               <w:t>No data row in the comparison grid contains row-clickable.</w:t>
             </w:r>
@@ -915,10 +1140,13 @@
           <w:p>
             <w:pPr>
               <w:spacing w:after="0"/>
+              <w:rPr>
+                <w:sz w:val="22"/>
+              </w:rPr>
             </w:pPr>
             <w:r>
               <w:rPr>
-                <w:sz w:val="18"/>
+                <w:sz w:val="22"/>
               </w:rPr>
               <w:t>Selected row class composition</w:t>
             </w:r>
@@ -938,12 +1166,21 @@
           <w:p>
             <w:pPr>
               <w:spacing w:after="0"/>
+              <w:rPr>
+                <w:sz w:val="22"/>
+              </w:rPr>
             </w:pPr>
             <w:r>
               <w:rPr>
-                <w:sz w:val="18"/>
-              </w:rPr>
-              <w:t>Pending manual test</w:t>
+                <w:sz w:val="22"/>
+              </w:rPr>
+              <w:t>P</w:t>
+            </w:r>
+            <w:r>
+              <w:rPr>
+                <w:sz w:val="22"/>
+              </w:rPr>
+              <w:t>ASS</w:t>
             </w:r>
           </w:p>
         </w:tc>
@@ -961,10 +1198,13 @@
           <w:p>
             <w:pPr>
               <w:spacing w:after="0"/>
+              <w:rPr>
+                <w:sz w:val="22"/>
+              </w:rPr>
             </w:pPr>
             <w:r>
               <w:rPr>
-                <w:sz w:val="18"/>
+                <w:sz w:val="22"/>
               </w:rPr>
               <w:t>The selected row contains both row-clickable and selected classes.</w:t>
             </w:r>
@@ -990,12 +1230,14 @@
           <w:p>
             <w:pPr>
               <w:spacing w:after="0"/>
+              <w:rPr>
+                <w:sz w:val="22"/>
+              </w:rPr>
             </w:pPr>
             <w:r>
               <w:rPr>
-                <w:sz w:val="18"/>
-              </w:rPr>
-              <w:lastRenderedPageBreak/>
+                <w:sz w:val="22"/>
+              </w:rPr>
               <w:t>Click targets across the row</w:t>
             </w:r>
           </w:p>
@@ -1014,12 +1256,21 @@
           <w:p>
             <w:pPr>
               <w:spacing w:after="0"/>
+              <w:rPr>
+                <w:sz w:val="22"/>
+              </w:rPr>
             </w:pPr>
             <w:r>
               <w:rPr>
-                <w:sz w:val="18"/>
-              </w:rPr>
-              <w:t>Pending manual test</w:t>
+                <w:sz w:val="22"/>
+              </w:rPr>
+              <w:t>P</w:t>
+            </w:r>
+            <w:r>
+              <w:rPr>
+                <w:sz w:val="22"/>
+              </w:rPr>
+              <w:t>ASS</w:t>
             </w:r>
           </w:p>
         </w:tc>
@@ -1037,10 +1288,13 @@
           <w:p>
             <w:pPr>
               <w:spacing w:after="0"/>
+              <w:rPr>
+                <w:sz w:val="22"/>
+              </w:rPr>
             </w:pPr>
             <w:r>
               <w:rPr>
-                <w:sz w:val="18"/>
+                <w:sz w:val="22"/>
               </w:rPr>
               <w:t>Clicks in cell content, whitespace, padding, and near row edges supply the correct item.</w:t>
             </w:r>
@@ -1066,10 +1320,13 @@
           <w:p>
             <w:pPr>
               <w:spacing w:after="0"/>
+              <w:rPr>
+                <w:sz w:val="22"/>
+              </w:rPr>
             </w:pPr>
             <w:r>
               <w:rPr>
-                <w:sz w:val="18"/>
+                <w:sz w:val="22"/>
               </w:rPr>
               <w:t>Nested button behavior</w:t>
             </w:r>
@@ -1089,12 +1346,21 @@
           <w:p>
             <w:pPr>
               <w:spacing w:after="0"/>
+              <w:rPr>
+                <w:sz w:val="22"/>
+              </w:rPr>
             </w:pPr>
             <w:r>
               <w:rPr>
-                <w:sz w:val="18"/>
-              </w:rPr>
-              <w:t>Pending manual test</w:t>
+                <w:sz w:val="22"/>
+              </w:rPr>
+              <w:t>P</w:t>
+            </w:r>
+            <w:r>
+              <w:rPr>
+                <w:sz w:val="22"/>
+              </w:rPr>
+              <w:t>ASS</w:t>
             </w:r>
           </w:p>
         </w:tc>
@@ -1112,10 +1378,13 @@
           <w:p>
             <w:pPr>
               <w:spacing w:after="0"/>
+              <w:rPr>
+                <w:sz w:val="22"/>
+              </w:rPr>
             </w:pPr>
             <w:r>
               <w:rPr>
-                <w:sz w:val="18"/>
+                <w:sz w:val="22"/>
               </w:rPr>
               <w:t>The button handler runs, and row-handler behavior is consistent in both required configurations.</w:t>
             </w:r>
@@ -1141,10 +1410,13 @@
           <w:p>
             <w:pPr>
               <w:spacing w:after="0"/>
+              <w:rPr>
+                <w:sz w:val="22"/>
+              </w:rPr>
             </w:pPr>
             <w:r>
               <w:rPr>
-                <w:sz w:val="18"/>
+                <w:sz w:val="22"/>
               </w:rPr>
               <w:t>Nested checkbox behavior</w:t>
             </w:r>
@@ -1164,12 +1436,21 @@
           <w:p>
             <w:pPr>
               <w:spacing w:after="0"/>
+              <w:rPr>
+                <w:sz w:val="22"/>
+              </w:rPr>
             </w:pPr>
             <w:r>
               <w:rPr>
-                <w:sz w:val="18"/>
-              </w:rPr>
-              <w:t>Pending manual test</w:t>
+                <w:sz w:val="22"/>
+              </w:rPr>
+              <w:t>P</w:t>
+            </w:r>
+            <w:r>
+              <w:rPr>
+                <w:sz w:val="22"/>
+              </w:rPr>
+              <w:t>ASS</w:t>
             </w:r>
           </w:p>
         </w:tc>
@@ -1187,10 +1468,13 @@
           <w:p>
             <w:pPr>
               <w:spacing w:after="0"/>
+              <w:rPr>
+                <w:sz w:val="22"/>
+              </w:rPr>
             </w:pPr>
             <w:r>
               <w:rPr>
-                <w:sz w:val="18"/>
+                <w:sz w:val="22"/>
               </w:rPr>
               <w:t>Checkbox and row callbacks are logged separately, including whether propagation is suppressed.</w:t>
             </w:r>
@@ -1216,10 +1500,13 @@
           <w:p>
             <w:pPr>
               <w:spacing w:after="0"/>
+              <w:rPr>
+                <w:sz w:val="22"/>
+              </w:rPr>
             </w:pPr>
             <w:r>
               <w:rPr>
-                <w:sz w:val="18"/>
+                <w:sz w:val="22"/>
               </w:rPr>
               <w:t>Rapid asynchronous clicks</w:t>
             </w:r>
@@ -1239,12 +1526,15 @@
           <w:p>
             <w:pPr>
               <w:spacing w:after="0"/>
+              <w:rPr>
+                <w:sz w:val="22"/>
+              </w:rPr>
             </w:pPr>
             <w:r>
               <w:rPr>
-                <w:sz w:val="18"/>
-              </w:rPr>
-              <w:t>Pending manual test</w:t>
+                <w:sz w:val="22"/>
+              </w:rPr>
+              <w:t>PASS</w:t>
             </w:r>
           </w:p>
         </w:tc>
@@ -1262,10 +1552,13 @@
           <w:p>
             <w:pPr>
               <w:spacing w:after="0"/>
+              <w:rPr>
+                <w:sz w:val="22"/>
+              </w:rPr>
             </w:pPr>
             <w:r>
               <w:rPr>
-                <w:sz w:val="18"/>
+                <w:sz w:val="22"/>
               </w:rPr>
               <w:t>Each invocation records item, start, and completion without treating panel-update order as a callback-order guarantee.</w:t>
             </w:r>
@@ -1291,10 +1584,13 @@
           <w:p>
             <w:pPr>
               <w:spacing w:after="0"/>
+              <w:rPr>
+                <w:sz w:val="22"/>
+              </w:rPr>
             </w:pPr>
             <w:r>
               <w:rPr>
-                <w:sz w:val="18"/>
+                <w:sz w:val="22"/>
               </w:rPr>
               <w:t>Hover and pointer feedback</w:t>
             </w:r>
@@ -1314,12 +1610,15 @@
           <w:p>
             <w:pPr>
               <w:spacing w:after="0"/>
+              <w:rPr>
+                <w:sz w:val="22"/>
+              </w:rPr>
             </w:pPr>
             <w:r>
               <w:rPr>
-                <w:sz w:val="18"/>
-              </w:rPr>
-              <w:t>Pending manual test</w:t>
+                <w:sz w:val="22"/>
+              </w:rPr>
+              <w:t>PASS</w:t>
             </w:r>
           </w:p>
         </w:tc>
@@ -1337,10 +1636,13 @@
           <w:p>
             <w:pPr>
               <w:spacing w:after="0"/>
+              <w:rPr>
+                <w:sz w:val="22"/>
+              </w:rPr>
             </w:pPr>
             <w:r>
               <w:rPr>
-                <w:sz w:val="18"/>
+                <w:sz w:val="22"/>
               </w:rPr>
               <w:t>Clickable and comparison grids are observed and differences are recorded.</w:t>
             </w:r>
@@ -1366,10 +1668,13 @@
           <w:p>
             <w:pPr>
               <w:spacing w:after="0"/>
+              <w:rPr>
+                <w:sz w:val="22"/>
+              </w:rPr>
             </w:pPr>
             <w:r>
               <w:rPr>
-                <w:sz w:val="18"/>
+                <w:sz w:val="22"/>
               </w:rPr>
               <w:t>Keyboard and focus behavior</w:t>
             </w:r>
@@ -1389,12 +1694,21 @@
           <w:p>
             <w:pPr>
               <w:spacing w:after="0"/>
+              <w:rPr>
+                <w:sz w:val="22"/>
+              </w:rPr>
             </w:pPr>
             <w:r>
               <w:rPr>
-                <w:sz w:val="18"/>
-              </w:rPr>
-              <w:t>Pending manual test</w:t>
+                <w:sz w:val="22"/>
+              </w:rPr>
+              <w:t>P</w:t>
+            </w:r>
+            <w:r>
+              <w:rPr>
+                <w:sz w:val="22"/>
+              </w:rPr>
+              <w:t>ASS</w:t>
             </w:r>
           </w:p>
         </w:tc>
@@ -1412,10 +1726,13 @@
           <w:p>
             <w:pPr>
               <w:spacing w:after="0"/>
+              <w:rPr>
+                <w:sz w:val="22"/>
+              </w:rPr>
             </w:pPr>
             <w:r>
               <w:rPr>
-                <w:sz w:val="18"/>
+                <w:sz w:val="22"/>
               </w:rPr>
               <w:t>Whether focus reaches rows or only nested controls is recorded as an observation.</w:t>
             </w:r>
@@ -1441,10 +1758,13 @@
           <w:p>
             <w:pPr>
               <w:spacing w:after="0"/>
+              <w:rPr>
+                <w:sz w:val="22"/>
+              </w:rPr>
             </w:pPr>
             <w:r>
               <w:rPr>
-                <w:sz w:val="18"/>
+                <w:sz w:val="22"/>
               </w:rPr>
               <w:t>Touch and scroll behavior</w:t>
             </w:r>
@@ -1464,12 +1784,21 @@
           <w:p>
             <w:pPr>
               <w:spacing w:after="0"/>
+              <w:rPr>
+                <w:sz w:val="22"/>
+              </w:rPr>
             </w:pPr>
             <w:r>
               <w:rPr>
-                <w:sz w:val="18"/>
-              </w:rPr>
-              <w:t>Pending manual test</w:t>
+                <w:sz w:val="22"/>
+              </w:rPr>
+              <w:t>P</w:t>
+            </w:r>
+            <w:r>
+              <w:rPr>
+                <w:sz w:val="22"/>
+              </w:rPr>
+              <w:t>ASS</w:t>
             </w:r>
           </w:p>
         </w:tc>
@@ -1487,10 +1816,13 @@
           <w:p>
             <w:pPr>
               <w:spacing w:after="0"/>
+              <w:rPr>
+                <w:sz w:val="22"/>
+              </w:rPr>
             </w:pPr>
             <w:r>
               <w:rPr>
-                <w:sz w:val="18"/>
+                <w:sz w:val="22"/>
               </w:rPr>
               <w:t>Row taps, nested-control taps, and scroll gestures are recorded.</w:t>
             </w:r>
@@ -1501,13 +1833,24 @@
     <w:p>
       <w:pPr>
         <w:spacing w:after="0"/>
+        <w:rPr>
+          <w:sz w:val="22"/>
+        </w:rPr>
       </w:pPr>
     </w:p>
     <w:p>
       <w:pPr>
         <w:pStyle w:val="Heading1"/>
+        <w:rPr>
+          <w:sz w:val="22"/>
+          <w:szCs w:val="22"/>
+        </w:rPr>
       </w:pPr>
       <w:r>
+        <w:rPr>
+          <w:sz w:val="22"/>
+          <w:szCs w:val="22"/>
+        </w:rPr>
         <w:t>Mandatory Validation Checks</w:t>
       </w:r>
     </w:p>
@@ -1519,8 +1862,8 @@
         <w:tblLook w:val="04A0" w:firstRow="1" w:lastRow="0" w:firstColumn="1" w:lastColumn="0" w:noHBand="0" w:noVBand="1"/>
       </w:tblPr>
       <w:tblGrid>
-        <w:gridCol w:w="7849"/>
-        <w:gridCol w:w="2365"/>
+        <w:gridCol w:w="7850"/>
+        <w:gridCol w:w="2364"/>
       </w:tblGrid>
       <w:tr>
         <w:trPr>
@@ -1543,12 +1886,15 @@
           <w:p>
             <w:pPr>
               <w:spacing w:after="0"/>
+              <w:rPr>
+                <w:sz w:val="22"/>
+              </w:rPr>
             </w:pPr>
             <w:r>
               <w:rPr>
                 <w:b/>
                 <w:color w:val="1F4E79"/>
-                <w:sz w:val="18"/>
+                <w:sz w:val="22"/>
               </w:rPr>
               <w:t>Must Hold Condition</w:t>
             </w:r>
@@ -1569,12 +1915,15 @@
           <w:p>
             <w:pPr>
               <w:spacing w:after="0"/>
+              <w:rPr>
+                <w:sz w:val="22"/>
+              </w:rPr>
             </w:pPr>
             <w:r>
               <w:rPr>
                 <w:b/>
                 <w:color w:val="1F4E79"/>
-                <w:sz w:val="18"/>
+                <w:sz w:val="22"/>
               </w:rPr>
               <w:t>Result</w:t>
             </w:r>
@@ -1600,10 +1949,13 @@
           <w:p>
             <w:pPr>
               <w:spacing w:after="0"/>
+              <w:rPr>
+                <w:sz w:val="22"/>
+              </w:rPr>
             </w:pPr>
             <w:r>
               <w:rPr>
-                <w:sz w:val="18"/>
+                <w:sz w:val="22"/>
               </w:rPr>
               <w:t>Every data row with a handler has row-clickable in its class</w:t>
             </w:r>
@@ -1623,12 +1975,15 @@
           <w:p>
             <w:pPr>
               <w:spacing w:after="0"/>
+              <w:rPr>
+                <w:sz w:val="22"/>
+              </w:rPr>
             </w:pPr>
             <w:r>
               <w:rPr>
-                <w:sz w:val="18"/>
-              </w:rPr>
-              <w:t>Pending manual test</w:t>
+                <w:sz w:val="22"/>
+              </w:rPr>
+              <w:t>PASS</w:t>
             </w:r>
           </w:p>
         </w:tc>
@@ -1652,10 +2007,13 @@
           <w:p>
             <w:pPr>
               <w:spacing w:after="0"/>
+              <w:rPr>
+                <w:sz w:val="22"/>
+              </w:rPr>
             </w:pPr>
             <w:r>
               <w:rPr>
-                <w:sz w:val="18"/>
+                <w:sz w:val="22"/>
               </w:rPr>
               <w:t>No row in the comparison grid has row-clickable</w:t>
             </w:r>
@@ -1675,12 +2033,15 @@
           <w:p>
             <w:pPr>
               <w:spacing w:after="0"/>
+              <w:rPr>
+                <w:sz w:val="22"/>
+              </w:rPr>
             </w:pPr>
             <w:r>
               <w:rPr>
-                <w:sz w:val="18"/>
-              </w:rPr>
-              <w:t>Pending manual test</w:t>
+                <w:sz w:val="22"/>
+              </w:rPr>
+              <w:t>PASS</w:t>
             </w:r>
           </w:p>
         </w:tc>
@@ -1704,10 +2065,13 @@
           <w:p>
             <w:pPr>
               <w:spacing w:after="0"/>
+              <w:rPr>
+                <w:sz w:val="22"/>
+              </w:rPr>
             </w:pPr>
             <w:r>
               <w:rPr>
-                <w:sz w:val="18"/>
+                <w:sz w:val="22"/>
               </w:rPr>
               <w:t>The selected row contains both row-clickable and selected</w:t>
             </w:r>
@@ -1727,12 +2091,15 @@
           <w:p>
             <w:pPr>
               <w:spacing w:after="0"/>
+              <w:rPr>
+                <w:sz w:val="22"/>
+              </w:rPr>
             </w:pPr>
             <w:r>
               <w:rPr>
-                <w:sz w:val="18"/>
-              </w:rPr>
-              <w:t>Pending manual test</w:t>
+                <w:sz w:val="22"/>
+              </w:rPr>
+              <w:t>PASS</w:t>
             </w:r>
           </w:p>
         </w:tc>
@@ -1756,10 +2123,13 @@
           <w:p>
             <w:pPr>
               <w:spacing w:after="0"/>
+              <w:rPr>
+                <w:sz w:val="22"/>
+              </w:rPr>
             </w:pPr>
             <w:r>
               <w:rPr>
-                <w:sz w:val="18"/>
+                <w:sz w:val="22"/>
               </w:rPr>
               <w:t>Clicking cell whitespace invokes the row handler exactly once</w:t>
             </w:r>
@@ -1779,12 +2149,15 @@
           <w:p>
             <w:pPr>
               <w:spacing w:after="0"/>
+              <w:rPr>
+                <w:sz w:val="22"/>
+              </w:rPr>
             </w:pPr>
             <w:r>
               <w:rPr>
-                <w:sz w:val="18"/>
-              </w:rPr>
-              <w:t>Pending manual test</w:t>
+                <w:sz w:val="22"/>
+              </w:rPr>
+              <w:t>PASS</w:t>
             </w:r>
           </w:p>
         </w:tc>
@@ -1808,10 +2181,13 @@
           <w:p>
             <w:pPr>
               <w:spacing w:after="0"/>
+              <w:rPr>
+                <w:sz w:val="22"/>
+              </w:rPr>
             </w:pPr>
             <w:r>
               <w:rPr>
-                <w:sz w:val="18"/>
+                <w:sz w:val="22"/>
               </w:rPr>
               <w:t>The selected-item panel shows the clicked row item</w:t>
             </w:r>
@@ -1831,12 +2207,15 @@
           <w:p>
             <w:pPr>
               <w:spacing w:after="0"/>
+              <w:rPr>
+                <w:sz w:val="22"/>
+              </w:rPr>
             </w:pPr>
             <w:r>
               <w:rPr>
-                <w:sz w:val="18"/>
-              </w:rPr>
-              <w:t>Pending manual test</w:t>
+                <w:sz w:val="22"/>
+              </w:rPr>
+              <w:t>PASS</w:t>
             </w:r>
           </w:p>
         </w:tc>
@@ -1860,10 +2239,13 @@
           <w:p>
             <w:pPr>
               <w:spacing w:after="0"/>
+              <w:rPr>
+                <w:sz w:val="22"/>
+              </w:rPr>
             </w:pPr>
             <w:r>
               <w:rPr>
-                <w:sz w:val="18"/>
+                <w:sz w:val="22"/>
               </w:rPr>
               <w:t>The nested button runs its own handler</w:t>
             </w:r>
@@ -1883,12 +2265,15 @@
           <w:p>
             <w:pPr>
               <w:spacing w:after="0"/>
+              <w:rPr>
+                <w:sz w:val="22"/>
+              </w:rPr>
             </w:pPr>
             <w:r>
               <w:rPr>
-                <w:sz w:val="18"/>
-              </w:rPr>
-              <w:t>Pending manual test</w:t>
+                <w:sz w:val="22"/>
+              </w:rPr>
+              <w:t>PASS</w:t>
             </w:r>
           </w:p>
         </w:tc>
@@ -1912,10 +2297,13 @@
           <w:p>
             <w:pPr>
               <w:spacing w:after="0"/>
+              <w:rPr>
+                <w:sz w:val="22"/>
+              </w:rPr>
             </w:pPr>
             <w:r>
               <w:rPr>
-                <w:sz w:val="18"/>
+                <w:sz w:val="22"/>
               </w:rPr>
               <w:t>Nested-button row-handler behavior is consistent in Interactive Server and Interactive WebAssembly</w:t>
             </w:r>
@@ -1935,12 +2323,15 @@
           <w:p>
             <w:pPr>
               <w:spacing w:after="0"/>
+              <w:rPr>
+                <w:sz w:val="22"/>
+              </w:rPr>
             </w:pPr>
             <w:r>
               <w:rPr>
-                <w:sz w:val="18"/>
-              </w:rPr>
-              <w:t>Pending manual test</w:t>
+                <w:sz w:val="22"/>
+              </w:rPr>
+              <w:t>PASS</w:t>
             </w:r>
           </w:p>
         </w:tc>
@@ -1949,13 +2340,24 @@
     <w:p>
       <w:pPr>
         <w:spacing w:after="0"/>
+        <w:rPr>
+          <w:sz w:val="22"/>
+        </w:rPr>
       </w:pPr>
     </w:p>
     <w:p>
       <w:pPr>
         <w:pStyle w:val="Heading1"/>
+        <w:rPr>
+          <w:sz w:val="22"/>
+          <w:szCs w:val="22"/>
+        </w:rPr>
       </w:pPr>
       <w:r>
+        <w:rPr>
+          <w:sz w:val="22"/>
+          <w:szCs w:val="22"/>
+        </w:rPr>
         <w:t>Evidence Captured</w:t>
       </w:r>
     </w:p>
@@ -1963,589 +2365,430 @@
       <w:tblPr>
         <w:tblStyle w:val="TableGrid"/>
         <w:tblW w:w="0" w:type="auto"/>
-        <w:jc w:val="center"/>
         <w:tblLook w:val="04A0" w:firstRow="1" w:lastRow="0" w:firstColumn="1" w:lastColumn="0" w:noHBand="0" w:noVBand="1"/>
       </w:tblPr>
       <w:tblGrid>
-        <w:gridCol w:w="4023"/>
-        <w:gridCol w:w="6191"/>
+        <w:gridCol w:w="1397"/>
+        <w:gridCol w:w="7051"/>
+        <w:gridCol w:w="1402"/>
       </w:tblGrid>
       <w:tr>
-        <w:trPr>
-          <w:cantSplit/>
-          <w:tblHeader/>
-          <w:jc w:val="center"/>
-        </w:trPr>
         <w:tc>
           <w:tcPr>
-            <w:tcW w:w="4176" w:type="dxa"/>
-            <w:shd w:val="clear" w:color="auto" w:fill="D9EAF7"/>
-            <w:tcMar>
-              <w:top w:w="100" w:type="dxa"/>
-              <w:left w:w="120" w:type="dxa"/>
-              <w:bottom w:w="100" w:type="dxa"/>
-              <w:right w:w="120" w:type="dxa"/>
-            </w:tcMar>
-            <w:vAlign w:val="center"/>
+            <w:tcW w:w="0" w:type="auto"/>
+            <w:hideMark/>
           </w:tcPr>
           <w:p>
             <w:pPr>
               <w:spacing w:after="0"/>
+              <w:rPr>
+                <w:b/>
+                <w:bCs/>
+                <w:color w:val="1F4E79"/>
+                <w:sz w:val="22"/>
+              </w:rPr>
             </w:pPr>
             <w:r>
               <w:rPr>
                 <w:b/>
+                <w:bCs/>
                 <w:color w:val="1F4E79"/>
-                <w:sz w:val="18"/>
-              </w:rPr>
-              <w:t>Evidence</w:t>
+                <w:sz w:val="22"/>
+              </w:rPr>
+              <w:t>Evidence ID</w:t>
             </w:r>
           </w:p>
         </w:tc>
         <w:tc>
           <w:tcPr>
-            <w:tcW w:w="6480" w:type="dxa"/>
-            <w:shd w:val="clear" w:color="auto" w:fill="D9EAF7"/>
-            <w:tcMar>
-              <w:top w:w="100" w:type="dxa"/>
-              <w:left w:w="120" w:type="dxa"/>
-              <w:bottom w:w="100" w:type="dxa"/>
-              <w:right w:w="120" w:type="dxa"/>
-            </w:tcMar>
-            <w:vAlign w:val="center"/>
+            <w:tcW w:w="0" w:type="auto"/>
+            <w:hideMark/>
           </w:tcPr>
           <w:p>
             <w:pPr>
               <w:spacing w:after="0"/>
+              <w:rPr>
+                <w:b/>
+                <w:bCs/>
+                <w:color w:val="1F4E79"/>
+                <w:sz w:val="22"/>
+              </w:rPr>
             </w:pPr>
             <w:r>
               <w:rPr>
                 <w:b/>
+                <w:bCs/>
                 <w:color w:val="1F4E79"/>
-                <w:sz w:val="18"/>
-              </w:rPr>
-              <w:t>Description</w:t>
+                <w:sz w:val="22"/>
+              </w:rPr>
+              <w:t>Evidence Description</w:t>
+            </w:r>
+          </w:p>
+        </w:tc>
+        <w:tc>
+          <w:tcPr>
+            <w:tcW w:w="0" w:type="auto"/>
+            <w:hideMark/>
+          </w:tcPr>
+          <w:p>
+            <w:pPr>
+              <w:spacing w:after="0"/>
+              <w:rPr>
+                <w:b/>
+                <w:bCs/>
+                <w:color w:val="1F4E79"/>
+                <w:sz w:val="22"/>
+              </w:rPr>
+            </w:pPr>
+            <w:r>
+              <w:rPr>
+                <w:b/>
+                <w:bCs/>
+                <w:color w:val="1F4E79"/>
+                <w:sz w:val="22"/>
+              </w:rPr>
+              <w:t>Attachment</w:t>
             </w:r>
           </w:p>
         </w:tc>
       </w:tr>
       <w:tr>
-        <w:trPr>
-          <w:cantSplit/>
-          <w:jc w:val="center"/>
-        </w:trPr>
         <w:tc>
           <w:tcPr>
-            <w:tcW w:w="4176" w:type="dxa"/>
-            <w:tcMar>
-              <w:top w:w="100" w:type="dxa"/>
-              <w:left w:w="120" w:type="dxa"/>
-              <w:bottom w:w="100" w:type="dxa"/>
-              <w:right w:w="120" w:type="dxa"/>
-            </w:tcMar>
-            <w:vAlign w:val="center"/>
+            <w:tcW w:w="0" w:type="auto"/>
+            <w:hideMark/>
           </w:tcPr>
           <w:p>
             <w:pPr>
               <w:spacing w:after="0"/>
+              <w:rPr>
+                <w:sz w:val="22"/>
+              </w:rPr>
             </w:pPr>
             <w:r>
               <w:rPr>
-                <w:sz w:val="18"/>
-              </w:rPr>
-              <w:t>SDK Verification</w:t>
+                <w:sz w:val="22"/>
+              </w:rPr>
+              <w:t>TC-01</w:t>
             </w:r>
           </w:p>
         </w:tc>
         <w:tc>
           <w:tcPr>
-            <w:tcW w:w="6480" w:type="dxa"/>
-            <w:tcMar>
-              <w:top w:w="100" w:type="dxa"/>
-              <w:left w:w="120" w:type="dxa"/>
-              <w:bottom w:w="100" w:type="dxa"/>
-              <w:right w:w="120" w:type="dxa"/>
-            </w:tcMar>
-            <w:vAlign w:val="center"/>
+            <w:tcW w:w="0" w:type="auto"/>
+            <w:hideMark/>
           </w:tcPr>
           <w:p>
             <w:pPr>
               <w:spacing w:after="0"/>
+              <w:rPr>
+                <w:sz w:val="22"/>
+              </w:rPr>
             </w:pPr>
             <w:r>
               <w:rPr>
-                <w:sz w:val="18"/>
-              </w:rPr>
-              <w:t>To be attached</w:t>
+                <w:sz w:val="22"/>
+              </w:rPr>
+              <w:t>Selected and Unselected Row &lt;tr&gt; Markup (including full class attribute)</w:t>
+            </w:r>
+          </w:p>
+        </w:tc>
+        <w:tc>
+          <w:tcPr>
+            <w:tcW w:w="0" w:type="auto"/>
+            <w:hideMark/>
+          </w:tcPr>
+          <w:p>
+            <w:pPr>
+              <w:spacing w:after="0"/>
+              <w:rPr>
+                <w:b/>
+                <w:bCs/>
+                <w:color w:val="1F4E79"/>
+                <w:sz w:val="22"/>
+              </w:rPr>
+            </w:pPr>
+            <w:r>
+              <w:rPr>
+                <w:b/>
+                <w:bCs/>
+                <w:color w:val="1F4E79"/>
+                <w:sz w:val="22"/>
+              </w:rPr>
+              <w:t>Attached</w:t>
             </w:r>
           </w:p>
         </w:tc>
       </w:tr>
       <w:tr>
-        <w:trPr>
-          <w:cantSplit/>
-          <w:jc w:val="center"/>
-        </w:trPr>
         <w:tc>
           <w:tcPr>
-            <w:tcW w:w="4176" w:type="dxa"/>
-            <w:tcMar>
-              <w:top w:w="100" w:type="dxa"/>
-              <w:left w:w="120" w:type="dxa"/>
-              <w:bottom w:w="100" w:type="dxa"/>
-              <w:right w:w="120" w:type="dxa"/>
-            </w:tcMar>
-            <w:vAlign w:val="center"/>
+            <w:tcW w:w="0" w:type="auto"/>
+            <w:hideMark/>
           </w:tcPr>
           <w:p>
             <w:pPr>
               <w:spacing w:after="0"/>
+              <w:rPr>
+                <w:sz w:val="22"/>
+              </w:rPr>
             </w:pPr>
             <w:r>
               <w:rPr>
-                <w:sz w:val="18"/>
-              </w:rPr>
-              <w:t>Build Output</w:t>
+                <w:sz w:val="22"/>
+              </w:rPr>
+              <w:lastRenderedPageBreak/>
+              <w:t>TC-02</w:t>
             </w:r>
           </w:p>
         </w:tc>
         <w:tc>
           <w:tcPr>
-            <w:tcW w:w="6480" w:type="dxa"/>
-            <w:tcMar>
-              <w:top w:w="100" w:type="dxa"/>
-              <w:left w:w="120" w:type="dxa"/>
-              <w:bottom w:w="100" w:type="dxa"/>
-              <w:right w:w="120" w:type="dxa"/>
-            </w:tcMar>
-            <w:vAlign w:val="center"/>
+            <w:tcW w:w="0" w:type="auto"/>
+            <w:hideMark/>
           </w:tcPr>
           <w:p>
             <w:pPr>
               <w:spacing w:after="0"/>
+              <w:rPr>
+                <w:sz w:val="22"/>
+              </w:rPr>
             </w:pPr>
             <w:r>
               <w:rPr>
-                <w:sz w:val="18"/>
-              </w:rPr>
-              <w:t>To be attached</w:t>
+                <w:sz w:val="22"/>
+              </w:rPr>
+              <w:t>Hover Feedback and Row Click Recording</w:t>
+            </w:r>
+          </w:p>
+        </w:tc>
+        <w:tc>
+          <w:tcPr>
+            <w:tcW w:w="0" w:type="auto"/>
+            <w:hideMark/>
+          </w:tcPr>
+          <w:p>
+            <w:pPr>
+              <w:spacing w:after="0"/>
+              <w:rPr>
+                <w:b/>
+                <w:bCs/>
+                <w:color w:val="1F4E79"/>
+                <w:sz w:val="22"/>
+              </w:rPr>
+            </w:pPr>
+            <w:r>
+              <w:rPr>
+                <w:b/>
+                <w:bCs/>
+                <w:color w:val="1F4E79"/>
+                <w:sz w:val="22"/>
+              </w:rPr>
+              <w:t>Attached</w:t>
             </w:r>
           </w:p>
         </w:tc>
       </w:tr>
       <w:tr>
-        <w:trPr>
-          <w:cantSplit/>
-          <w:jc w:val="center"/>
-        </w:trPr>
         <w:tc>
           <w:tcPr>
-            <w:tcW w:w="4176" w:type="dxa"/>
-            <w:tcMar>
-              <w:top w:w="100" w:type="dxa"/>
-              <w:left w:w="120" w:type="dxa"/>
-              <w:bottom w:w="100" w:type="dxa"/>
-              <w:right w:w="120" w:type="dxa"/>
-            </w:tcMar>
-            <w:vAlign w:val="center"/>
+            <w:tcW w:w="0" w:type="auto"/>
+            <w:hideMark/>
           </w:tcPr>
           <w:p>
             <w:pPr>
               <w:spacing w:after="0"/>
+              <w:rPr>
+                <w:sz w:val="22"/>
+              </w:rPr>
             </w:pPr>
             <w:r>
               <w:rPr>
-                <w:sz w:val="18"/>
-              </w:rPr>
-              <w:t>Interactive Server Selected and Unselected Row Markup</w:t>
+                <w:sz w:val="22"/>
+              </w:rPr>
+              <w:t>TC-03</w:t>
             </w:r>
           </w:p>
         </w:tc>
         <w:tc>
           <w:tcPr>
-            <w:tcW w:w="6480" w:type="dxa"/>
-            <w:tcMar>
-              <w:top w:w="100" w:type="dxa"/>
-              <w:left w:w="120" w:type="dxa"/>
-              <w:bottom w:w="100" w:type="dxa"/>
-              <w:right w:w="120" w:type="dxa"/>
-            </w:tcMar>
-            <w:vAlign w:val="center"/>
+            <w:tcW w:w="0" w:type="auto"/>
+            <w:hideMark/>
           </w:tcPr>
           <w:p>
             <w:pPr>
               <w:spacing w:after="0"/>
+              <w:rPr>
+                <w:sz w:val="22"/>
+              </w:rPr>
             </w:pPr>
             <w:r>
               <w:rPr>
-                <w:sz w:val="18"/>
-              </w:rPr>
-              <w:t>To be attached</w:t>
+                <w:sz w:val="22"/>
+              </w:rPr>
+              <w:t>Button Click Behavior - Interactive Server</w:t>
+            </w:r>
+          </w:p>
+        </w:tc>
+        <w:tc>
+          <w:tcPr>
+            <w:tcW w:w="0" w:type="auto"/>
+            <w:hideMark/>
+          </w:tcPr>
+          <w:p>
+            <w:pPr>
+              <w:spacing w:after="0"/>
+              <w:rPr>
+                <w:b/>
+                <w:bCs/>
+                <w:color w:val="1F4E79"/>
+                <w:sz w:val="22"/>
+              </w:rPr>
+            </w:pPr>
+            <w:r>
+              <w:rPr>
+                <w:b/>
+                <w:bCs/>
+                <w:color w:val="1F4E79"/>
+                <w:sz w:val="22"/>
+              </w:rPr>
+              <w:t>Attached</w:t>
             </w:r>
           </w:p>
         </w:tc>
       </w:tr>
       <w:tr>
-        <w:trPr>
-          <w:cantSplit/>
-          <w:jc w:val="center"/>
-        </w:trPr>
         <w:tc>
           <w:tcPr>
-            <w:tcW w:w="4176" w:type="dxa"/>
-            <w:tcMar>
-              <w:top w:w="100" w:type="dxa"/>
-              <w:left w:w="120" w:type="dxa"/>
-              <w:bottom w:w="100" w:type="dxa"/>
-              <w:right w:w="120" w:type="dxa"/>
-            </w:tcMar>
-            <w:vAlign w:val="center"/>
+            <w:tcW w:w="0" w:type="auto"/>
+            <w:hideMark/>
           </w:tcPr>
           <w:p>
             <w:pPr>
               <w:spacing w:after="0"/>
+              <w:rPr>
+                <w:sz w:val="22"/>
+              </w:rPr>
             </w:pPr>
             <w:r>
               <w:rPr>
-                <w:sz w:val="18"/>
-              </w:rPr>
-              <w:t>Interactive WebAssembly Selected and Unselected Row Markup</w:t>
+                <w:sz w:val="22"/>
+              </w:rPr>
+              <w:t>TC-04</w:t>
             </w:r>
           </w:p>
         </w:tc>
         <w:tc>
           <w:tcPr>
-            <w:tcW w:w="6480" w:type="dxa"/>
-            <w:tcMar>
-              <w:top w:w="100" w:type="dxa"/>
-              <w:left w:w="120" w:type="dxa"/>
-              <w:bottom w:w="100" w:type="dxa"/>
-              <w:right w:w="120" w:type="dxa"/>
-            </w:tcMar>
-            <w:vAlign w:val="center"/>
+            <w:tcW w:w="0" w:type="auto"/>
+            <w:hideMark/>
           </w:tcPr>
           <w:p>
             <w:pPr>
               <w:spacing w:after="0"/>
+              <w:rPr>
+                <w:sz w:val="22"/>
+              </w:rPr>
             </w:pPr>
             <w:r>
               <w:rPr>
-                <w:sz w:val="18"/>
-              </w:rPr>
-              <w:t>To be attached</w:t>
+                <w:sz w:val="22"/>
+              </w:rPr>
+              <w:t>Button Click Behavior - Interactive WebAssembly</w:t>
+            </w:r>
+          </w:p>
+        </w:tc>
+        <w:tc>
+          <w:tcPr>
+            <w:tcW w:w="0" w:type="auto"/>
+            <w:hideMark/>
+          </w:tcPr>
+          <w:p>
+            <w:pPr>
+              <w:spacing w:after="0"/>
+              <w:rPr>
+                <w:b/>
+                <w:bCs/>
+                <w:color w:val="1F4E79"/>
+                <w:sz w:val="22"/>
+              </w:rPr>
+            </w:pPr>
+            <w:r>
+              <w:rPr>
+                <w:b/>
+                <w:bCs/>
+                <w:color w:val="1F4E79"/>
+                <w:sz w:val="22"/>
+              </w:rPr>
+              <w:t>Attached</w:t>
             </w:r>
           </w:p>
         </w:tc>
       </w:tr>
       <w:tr>
-        <w:trPr>
-          <w:cantSplit/>
-          <w:jc w:val="center"/>
-        </w:trPr>
         <w:tc>
           <w:tcPr>
-            <w:tcW w:w="4176" w:type="dxa"/>
-            <w:tcMar>
-              <w:top w:w="100" w:type="dxa"/>
-              <w:left w:w="120" w:type="dxa"/>
-              <w:bottom w:w="100" w:type="dxa"/>
-              <w:right w:w="120" w:type="dxa"/>
-            </w:tcMar>
-            <w:vAlign w:val="center"/>
+            <w:tcW w:w="0" w:type="auto"/>
+            <w:hideMark/>
           </w:tcPr>
           <w:p>
             <w:pPr>
               <w:spacing w:after="0"/>
+              <w:rPr>
+                <w:sz w:val="22"/>
+              </w:rPr>
             </w:pPr>
             <w:r>
               <w:rPr>
-                <w:sz w:val="18"/>
-              </w:rPr>
-              <w:t>Comparison Grid Markup</w:t>
+                <w:sz w:val="22"/>
+              </w:rPr>
+              <w:t>TC-05</w:t>
             </w:r>
           </w:p>
         </w:tc>
         <w:tc>
           <w:tcPr>
-            <w:tcW w:w="6480" w:type="dxa"/>
-            <w:tcMar>
-              <w:top w:w="100" w:type="dxa"/>
-              <w:left w:w="120" w:type="dxa"/>
-              <w:bottom w:w="100" w:type="dxa"/>
-              <w:right w:w="120" w:type="dxa"/>
-            </w:tcMar>
-            <w:vAlign w:val="center"/>
+            <w:tcW w:w="0" w:type="auto"/>
+            <w:hideMark/>
           </w:tcPr>
           <w:p>
             <w:pPr>
               <w:spacing w:after="0"/>
+              <w:rPr>
+                <w:sz w:val="22"/>
+              </w:rPr>
             </w:pPr>
             <w:r>
               <w:rPr>
-                <w:sz w:val="18"/>
-              </w:rPr>
-              <w:t>To be attached</w:t>
-            </w:r>
-          </w:p>
-        </w:tc>
-      </w:tr>
-      <w:tr>
-        <w:trPr>
-          <w:cantSplit/>
-          <w:jc w:val="center"/>
-        </w:trPr>
-        <w:tc>
-          <w:tcPr>
-            <w:tcW w:w="4176" w:type="dxa"/>
-            <w:tcMar>
-              <w:top w:w="100" w:type="dxa"/>
-              <w:left w:w="120" w:type="dxa"/>
-              <w:bottom w:w="100" w:type="dxa"/>
-              <w:right w:w="120" w:type="dxa"/>
-            </w:tcMar>
-            <w:vAlign w:val="center"/>
-          </w:tcPr>
-          <w:p>
-            <w:pPr>
-              <w:spacing w:after="0"/>
-            </w:pPr>
-            <w:r>
-              <w:rPr>
-                <w:sz w:val="18"/>
-              </w:rPr>
-              <w:t>Hover and Row Click Recording</w:t>
+                <w:sz w:val="22"/>
+              </w:rPr>
+              <w:t>Rapid Click Callback Logs and Keyboard/Touch Behavior Observations</w:t>
             </w:r>
           </w:p>
         </w:tc>
         <w:tc>
           <w:tcPr>
-            <w:tcW w:w="6480" w:type="dxa"/>
-            <w:tcMar>
-              <w:top w:w="100" w:type="dxa"/>
-              <w:left w:w="120" w:type="dxa"/>
-              <w:bottom w:w="100" w:type="dxa"/>
-              <w:right w:w="120" w:type="dxa"/>
-            </w:tcMar>
-            <w:vAlign w:val="center"/>
+            <w:tcW w:w="0" w:type="auto"/>
+            <w:hideMark/>
           </w:tcPr>
           <w:p>
             <w:pPr>
               <w:spacing w:after="0"/>
+              <w:rPr>
+                <w:b/>
+                <w:bCs/>
+                <w:color w:val="1F4E79"/>
+                <w:sz w:val="22"/>
+              </w:rPr>
             </w:pPr>
             <w:r>
               <w:rPr>
-                <w:sz w:val="18"/>
-              </w:rPr>
-              <w:t>To be attached</w:t>
-            </w:r>
-          </w:p>
-        </w:tc>
-      </w:tr>
-      <w:tr>
-        <w:trPr>
-          <w:cantSplit/>
-          <w:jc w:val="center"/>
-        </w:trPr>
-        <w:tc>
-          <w:tcPr>
-            <w:tcW w:w="4176" w:type="dxa"/>
-            <w:tcMar>
-              <w:top w:w="100" w:type="dxa"/>
-              <w:left w:w="120" w:type="dxa"/>
-              <w:bottom w:w="100" w:type="dxa"/>
-              <w:right w:w="120" w:type="dxa"/>
-            </w:tcMar>
-            <w:vAlign w:val="center"/>
-          </w:tcPr>
-          <w:p>
-            <w:pPr>
-              <w:spacing w:after="0"/>
-            </w:pPr>
-            <w:r>
-              <w:rPr>
-                <w:sz w:val="18"/>
-              </w:rPr>
-              <w:lastRenderedPageBreak/>
-              <w:t>Nested Button and Checkbox Results for Both Configurations</w:t>
-            </w:r>
-          </w:p>
-        </w:tc>
-        <w:tc>
-          <w:tcPr>
-            <w:tcW w:w="6480" w:type="dxa"/>
-            <w:tcMar>
-              <w:top w:w="100" w:type="dxa"/>
-              <w:left w:w="120" w:type="dxa"/>
-              <w:bottom w:w="100" w:type="dxa"/>
-              <w:right w:w="120" w:type="dxa"/>
-            </w:tcMar>
-            <w:vAlign w:val="center"/>
-          </w:tcPr>
-          <w:p>
-            <w:pPr>
-              <w:spacing w:after="0"/>
-            </w:pPr>
-            <w:r>
-              <w:rPr>
-                <w:sz w:val="18"/>
-              </w:rPr>
-              <w:t>To be attached</w:t>
-            </w:r>
-          </w:p>
-        </w:tc>
-      </w:tr>
-      <w:tr>
-        <w:trPr>
-          <w:cantSplit/>
-          <w:jc w:val="center"/>
-        </w:trPr>
-        <w:tc>
-          <w:tcPr>
-            <w:tcW w:w="4176" w:type="dxa"/>
-            <w:tcMar>
-              <w:top w:w="100" w:type="dxa"/>
-              <w:left w:w="120" w:type="dxa"/>
-              <w:bottom w:w="100" w:type="dxa"/>
-              <w:right w:w="120" w:type="dxa"/>
-            </w:tcMar>
-            <w:vAlign w:val="center"/>
-          </w:tcPr>
-          <w:p>
-            <w:pPr>
-              <w:spacing w:after="0"/>
-            </w:pPr>
-            <w:r>
-              <w:rPr>
-                <w:sz w:val="18"/>
-              </w:rPr>
-              <w:t>Rapid Click Callback Logs</w:t>
-            </w:r>
-          </w:p>
-        </w:tc>
-        <w:tc>
-          <w:tcPr>
-            <w:tcW w:w="6480" w:type="dxa"/>
-            <w:tcMar>
-              <w:top w:w="100" w:type="dxa"/>
-              <w:left w:w="120" w:type="dxa"/>
-              <w:bottom w:w="100" w:type="dxa"/>
-              <w:right w:w="120" w:type="dxa"/>
-            </w:tcMar>
-            <w:vAlign w:val="center"/>
-          </w:tcPr>
-          <w:p>
-            <w:pPr>
-              <w:spacing w:after="0"/>
-            </w:pPr>
-            <w:r>
-              <w:rPr>
-                <w:sz w:val="18"/>
-              </w:rPr>
-              <w:t>To be attached</w:t>
-            </w:r>
-          </w:p>
-        </w:tc>
-      </w:tr>
-      <w:tr>
-        <w:trPr>
-          <w:cantSplit/>
-          <w:jc w:val="center"/>
-        </w:trPr>
-        <w:tc>
-          <w:tcPr>
-            <w:tcW w:w="4176" w:type="dxa"/>
-            <w:tcMar>
-              <w:top w:w="100" w:type="dxa"/>
-              <w:left w:w="120" w:type="dxa"/>
-              <w:bottom w:w="100" w:type="dxa"/>
-              <w:right w:w="120" w:type="dxa"/>
-            </w:tcMar>
-            <w:vAlign w:val="center"/>
-          </w:tcPr>
-          <w:p>
-            <w:pPr>
-              <w:spacing w:after="0"/>
-            </w:pPr>
-            <w:r>
-              <w:rPr>
-                <w:sz w:val="18"/>
-              </w:rPr>
-              <w:t>Keyboard and Focus Observations</w:t>
-            </w:r>
-          </w:p>
-        </w:tc>
-        <w:tc>
-          <w:tcPr>
-            <w:tcW w:w="6480" w:type="dxa"/>
-            <w:tcMar>
-              <w:top w:w="100" w:type="dxa"/>
-              <w:left w:w="120" w:type="dxa"/>
-              <w:bottom w:w="100" w:type="dxa"/>
-              <w:right w:w="120" w:type="dxa"/>
-            </w:tcMar>
-            <w:vAlign w:val="center"/>
-          </w:tcPr>
-          <w:p>
-            <w:pPr>
-              <w:spacing w:after="0"/>
-            </w:pPr>
-            <w:r>
-              <w:rPr>
-                <w:sz w:val="18"/>
-              </w:rPr>
-              <w:t>To be attached</w:t>
-            </w:r>
-          </w:p>
-        </w:tc>
-      </w:tr>
-      <w:tr>
-        <w:trPr>
-          <w:cantSplit/>
-          <w:jc w:val="center"/>
-        </w:trPr>
-        <w:tc>
-          <w:tcPr>
-            <w:tcW w:w="4176" w:type="dxa"/>
-            <w:tcMar>
-              <w:top w:w="100" w:type="dxa"/>
-              <w:left w:w="120" w:type="dxa"/>
-              <w:bottom w:w="100" w:type="dxa"/>
-              <w:right w:w="120" w:type="dxa"/>
-            </w:tcMar>
-            <w:vAlign w:val="center"/>
-          </w:tcPr>
-          <w:p>
-            <w:pPr>
-              <w:spacing w:after="0"/>
-            </w:pPr>
-            <w:r>
-              <w:rPr>
-                <w:sz w:val="18"/>
-              </w:rPr>
-              <w:t>Touch and Scroll Observations</w:t>
-            </w:r>
-          </w:p>
-        </w:tc>
-        <w:tc>
-          <w:tcPr>
-            <w:tcW w:w="6480" w:type="dxa"/>
-            <w:tcMar>
-              <w:top w:w="100" w:type="dxa"/>
-              <w:left w:w="120" w:type="dxa"/>
-              <w:bottom w:w="100" w:type="dxa"/>
-              <w:right w:w="120" w:type="dxa"/>
-            </w:tcMar>
-            <w:vAlign w:val="center"/>
-          </w:tcPr>
-          <w:p>
-            <w:pPr>
-              <w:spacing w:after="0"/>
-            </w:pPr>
-            <w:r>
-              <w:rPr>
-                <w:sz w:val="18"/>
-              </w:rPr>
-              <w:t>To be attached</w:t>
+                <w:b/>
+                <w:bCs/>
+                <w:color w:val="1F4E79"/>
+                <w:sz w:val="22"/>
+              </w:rPr>
+              <w:t>Attached</w:t>
             </w:r>
           </w:p>
         </w:tc>
@@ -2554,41 +2797,58 @@
     <w:p>
       <w:pPr>
         <w:spacing w:after="0"/>
+        <w:rPr>
+          <w:sz w:val="22"/>
+        </w:rPr>
       </w:pPr>
     </w:p>
     <w:p>
       <w:pPr>
         <w:pStyle w:val="Heading1"/>
+        <w:rPr>
+          <w:sz w:val="22"/>
+          <w:szCs w:val="22"/>
+        </w:rPr>
       </w:pPr>
       <w:r>
+        <w:rPr>
+          <w:sz w:val="22"/>
+          <w:szCs w:val="22"/>
+        </w:rPr>
         <w:t>Validation Conclusion</w:t>
       </w:r>
     </w:p>
     <w:p>
+      <w:pPr>
+        <w:rPr>
+          <w:sz w:val="22"/>
+        </w:rPr>
+      </w:pPr>
       <w:r>
         <w:rPr>
           <w:b/>
+          <w:sz w:val="22"/>
         </w:rPr>
         <w:t xml:space="preserve">Overall Result: </w:t>
       </w:r>
       <w:r>
-        <w:t>PENDING MANUAL TEST.</w:t>
+        <w:rPr>
+          <w:sz w:val="22"/>
+        </w:rPr>
+        <w:t>PASS</w:t>
       </w:r>
     </w:p>
     <w:p>
-      <w:r>
-        <w:t>Validation is limited to Interactive Server and Interactive WebAssembly. No additional “Also exercise” scenarios are applicable for this feature validation. Final results should be entered after the listed checks are completed in both configurations.</w:t>
-      </w:r>
-    </w:p>
-    <w:p>
+      <w:pPr>
+        <w:rPr>
+          <w:sz w:val="22"/>
+        </w:rPr>
+      </w:pPr>
       <w:r>
         <w:rPr>
-          <w:b/>
+          <w:sz w:val="22"/>
         </w:rPr>
-        <w:t xml:space="preserve">Pending validation: </w:t>
-      </w:r>
-      <w:r>
-        <w:t>All listed checks and evidence items for Interactive Server and Interactive WebAssembly.</w:t>
+        <w:t xml:space="preserve">Validation completed successfully. All functional and mandatory validation checks passed in both Interactive Server and Interactive WebAssembly configurations. Row click handling, CSS class application, row selection behavior, nested control interactions, asynchronous callback execution, and accessibility-related observations behaved as expected. Required evidence has been collected and attached. </w:t>
       </w:r>
     </w:p>
     <w:sectPr>
@@ -2825,7 +3085,7 @@
   <w:abstractNum w:abstractNumId="8" w15:restartNumberingAfterBreak="0">
     <w:nsid w:val="FFFFFF89"/>
     <w:multiLevelType w:val="singleLevel"/>
-    <w:tmpl w:val="29761A62"/>
+    <w:tmpl w:val="7368E8D6"/>
     <w:lvl w:ilvl="0">
       <w:start w:val="1"/>
       <w:numFmt w:val="bullet"/>
@@ -3481,7 +3741,6 @@
   <w:style w:type="character" w:default="1" w:styleId="DefaultParagraphFont">
     <w:name w:val="Default Paragraph Font"/>
     <w:uiPriority w:val="1"/>
-    <w:semiHidden/>
     <w:unhideWhenUsed/>
   </w:style>
   <w:style w:type="table" w:default="1" w:styleId="TableNormal">

--- a/Evidence/69130-QuickGrid-Row-Clicks-Validation-Report-Updated.docx
+++ b/Evidence/69130-QuickGrid-Row-Clicks-Validation-Report-Updated.docx
@@ -16,7 +16,23 @@
           <w:sz w:val="22"/>
           <w:szCs w:val="22"/>
         </w:rPr>
-        <w:t>Test Report: QuickGrid Row Clicks</w:t>
+        <w:t xml:space="preserve">Test Report: </w:t>
+      </w:r>
+      <w:proofErr w:type="spellStart"/>
+      <w:r>
+        <w:rPr>
+          <w:sz w:val="22"/>
+          <w:szCs w:val="22"/>
+        </w:rPr>
+        <w:t>QuickGrid</w:t>
+      </w:r>
+      <w:proofErr w:type="spellEnd"/>
+      <w:r>
+        <w:rPr>
+          <w:sz w:val="22"/>
+          <w:szCs w:val="22"/>
+        </w:rPr>
+        <w:t xml:space="preserve"> Row Clicks</w:t>
       </w:r>
     </w:p>
     <w:tbl>
@@ -322,7 +338,19 @@
               <w:rPr>
                 <w:sz w:val="22"/>
               </w:rPr>
-              <w:t>September 11, 2026</w:t>
+              <w:t>September 1</w:t>
+            </w:r>
+            <w:r>
+              <w:rPr>
+                <w:sz w:val="22"/>
+              </w:rPr>
+              <w:t>5</w:t>
+            </w:r>
+            <w:r>
+              <w:rPr>
+                <w:sz w:val="22"/>
+              </w:rPr>
+              <w:t>, 2026</w:t>
             </w:r>
           </w:p>
         </w:tc>
@@ -2305,8 +2333,16 @@
               <w:rPr>
                 <w:sz w:val="22"/>
               </w:rPr>
-              <w:t>Nested-button row-handler behavior is consistent in Interactive Server and Interactive WebAssembly</w:t>
+              <w:t xml:space="preserve">Nested-button row-handler behavior is consistent in Interactive Server and Interactive </w:t>
             </w:r>
+            <w:proofErr w:type="spellStart"/>
+            <w:r>
+              <w:rPr>
+                <w:sz w:val="22"/>
+              </w:rPr>
+              <w:t>WebAssembly</w:t>
+            </w:r>
+            <w:proofErr w:type="spellEnd"/>
           </w:p>
         </w:tc>
         <w:tc>
@@ -2661,6 +2697,77 @@
         <w:tc>
           <w:tcPr>
             <w:tcW w:w="0" w:type="auto"/>
+          </w:tcPr>
+          <w:p>
+            <w:pPr>
+              <w:spacing w:after="0"/>
+              <w:rPr>
+                <w:sz w:val="22"/>
+              </w:rPr>
+            </w:pPr>
+            <w:r>
+              <w:rPr>
+                <w:sz w:val="22"/>
+              </w:rPr>
+              <w:t>TC-0</w:t>
+            </w:r>
+            <w:r>
+              <w:rPr>
+                <w:sz w:val="22"/>
+              </w:rPr>
+              <w:t>4</w:t>
+            </w:r>
+          </w:p>
+        </w:tc>
+        <w:tc>
+          <w:tcPr>
+            <w:tcW w:w="0" w:type="auto"/>
+          </w:tcPr>
+          <w:p>
+            <w:pPr>
+              <w:spacing w:after="0"/>
+              <w:rPr>
+                <w:sz w:val="22"/>
+              </w:rPr>
+            </w:pPr>
+            <w:r>
+              <w:rPr>
+                <w:sz w:val="22"/>
+              </w:rPr>
+              <w:t>Button Click Behavior - Interactive Server</w:t>
+            </w:r>
+          </w:p>
+        </w:tc>
+        <w:tc>
+          <w:tcPr>
+            <w:tcW w:w="0" w:type="auto"/>
+          </w:tcPr>
+          <w:p>
+            <w:pPr>
+              <w:spacing w:after="0"/>
+              <w:rPr>
+                <w:b/>
+                <w:bCs/>
+                <w:color w:val="1F4E79"/>
+                <w:sz w:val="22"/>
+              </w:rPr>
+            </w:pPr>
+            <w:r>
+              <w:rPr>
+                <w:b/>
+                <w:bCs/>
+                <w:color w:val="1F4E79"/>
+                <w:sz w:val="22"/>
+              </w:rPr>
+              <w:t>Attached</w:t>
+            </w:r>
+          </w:p>
+        </w:tc>
+      </w:tr>
+      <w:tr>
+        <w:tc>
+          <w:tcPr>
+            <w:tcW w:w="0" w:type="auto"/>
             <w:hideMark/>
           </w:tcPr>
           <w:p>
@@ -2694,8 +2801,16 @@
               <w:rPr>
                 <w:sz w:val="22"/>
               </w:rPr>
-              <w:t>Button Click Behavior - Interactive WebAssembly</w:t>
+              <w:t xml:space="preserve">Button Click Behavior - Interactive </w:t>
             </w:r>
+            <w:proofErr w:type="spellStart"/>
+            <w:r>
+              <w:rPr>
+                <w:sz w:val="22"/>
+              </w:rPr>
+              <w:t>WebAssembly</w:t>
+            </w:r>
+            <w:proofErr w:type="spellEnd"/>
           </w:p>
         </w:tc>
         <w:tc>
@@ -2848,7 +2963,21 @@
         <w:rPr>
           <w:sz w:val="22"/>
         </w:rPr>
-        <w:t xml:space="preserve">Validation completed successfully. All functional and mandatory validation checks passed in both Interactive Server and Interactive WebAssembly configurations. Row click handling, CSS class application, row selection behavior, nested control interactions, asynchronous callback execution, and accessibility-related observations behaved as expected. Required evidence has been collected and attached. </w:t>
+        <w:t xml:space="preserve">Validation completed successfully. All functional and mandatory validation checks passed in both Interactive Server and Interactive </w:t>
+      </w:r>
+      <w:proofErr w:type="spellStart"/>
+      <w:r>
+        <w:rPr>
+          <w:sz w:val="22"/>
+        </w:rPr>
+        <w:t>WebAssembly</w:t>
+      </w:r>
+      <w:proofErr w:type="spellEnd"/>
+      <w:r>
+        <w:rPr>
+          <w:sz w:val="22"/>
+        </w:rPr>
+        <w:t xml:space="preserve"> configurations. Row click handling, CSS class application, row selection behavior, nested control interactions, asynchronous callback execution, and accessibility-related observations behaved as expected. Required evidence has been collected and attached. </w:t>
       </w:r>
     </w:p>
     <w:sectPr>
@@ -2894,12 +3023,37 @@
       <w:pStyle w:val="Footer"/>
       <w:jc w:val="center"/>
     </w:pPr>
+    <w:proofErr w:type="spellStart"/>
     <w:r>
       <w:rPr>
         <w:color w:val="646464"/>
         <w:sz w:val="16"/>
       </w:rPr>
-      <w:t>QuickGrid Row Clicks Validation Report | dotnet/aspnetcore #69130</w:t>
+      <w:t>QuickGrid</w:t>
+    </w:r>
+    <w:proofErr w:type="spellEnd"/>
+    <w:r>
+      <w:rPr>
+        <w:color w:val="646464"/>
+        <w:sz w:val="16"/>
+      </w:rPr>
+      <w:t xml:space="preserve"> Row Clicks Validation Report | dotnet/</w:t>
+    </w:r>
+    <w:proofErr w:type="spellStart"/>
+    <w:r>
+      <w:rPr>
+        <w:color w:val="646464"/>
+        <w:sz w:val="16"/>
+      </w:rPr>
+      <w:t>aspnetcore</w:t>
+    </w:r>
+    <w:proofErr w:type="spellEnd"/>
+    <w:r>
+      <w:rPr>
+        <w:color w:val="646464"/>
+        <w:sz w:val="16"/>
+      </w:rPr>
+      <w:t xml:space="preserve"> #69130</w:t>
     </w:r>
   </w:p>
 </w:ftr>

--- a/Evidence/69130-QuickGrid-Row-Clicks-Validation-Report-Updated.docx
+++ b/Evidence/69130-QuickGrid-Row-Clicks-Validation-Report-Updated.docx
@@ -336,21 +336,24 @@
             </w:pPr>
             <w:r>
               <w:rPr>
-                <w:sz w:val="22"/>
-              </w:rPr>
-              <w:t>September 1</w:t>
+                <w:b/>
+                <w:bCs/>
+              </w:rPr>
+              <w:t xml:space="preserve">September 11 </w:t>
             </w:r>
             <w:r>
               <w:rPr>
-                <w:sz w:val="22"/>
-              </w:rPr>
-              <w:t>5</w:t>
+                <w:b/>
+                <w:bCs/>
+              </w:rPr>
+              <w:t xml:space="preserve">- </w:t>
             </w:r>
             <w:r>
               <w:rPr>
-                <w:sz w:val="22"/>
-              </w:rPr>
-              <w:t>, 2026</w:t>
+                <w:b/>
+                <w:bCs/>
+              </w:rPr>
+              <w:t xml:space="preserve"> September 15</w:t>
             </w:r>
           </w:p>
         </w:tc>
@@ -1506,6 +1509,42 @@
               </w:rPr>
               <w:t>Checkbox and row callbacks are logged separately, including whether propagation is suppressed.</w:t>
             </w:r>
+            <w:r>
+              <w:rPr>
+                <w:sz w:val="22"/>
+              </w:rPr>
+              <w:t xml:space="preserve"> </w:t>
+            </w:r>
+            <w:r>
+              <w:rPr>
+                <w:sz w:val="22"/>
+              </w:rPr>
+              <w:t xml:space="preserve">No </w:t>
+            </w:r>
+            <w:r>
+              <w:rPr>
+                <w:sz w:val="22"/>
+              </w:rPr>
+              <w:t>stop Propagation</w:t>
+            </w:r>
+            <w:r>
+              <w:rPr>
+                <w:sz w:val="22"/>
+              </w:rPr>
+              <w:t xml:space="preserve"> modifier is configured; </w:t>
+            </w:r>
+            <w:r>
+              <w:rPr>
+                <w:sz w:val="22"/>
+              </w:rPr>
+              <w:t>therefore,</w:t>
+            </w:r>
+            <w:r>
+              <w:rPr>
+                <w:sz w:val="22"/>
+              </w:rPr>
+              <w:t xml:space="preserve"> button and checkbox interactions are expected to invoke the row-click handler.</w:t>
+            </w:r>
           </w:p>
         </w:tc>
       </w:tr>
@@ -2394,6 +2433,7 @@
           <w:sz w:val="22"/>
           <w:szCs w:val="22"/>
         </w:rPr>
+        <w:lastRenderedPageBreak/>
         <w:t>Evidence Captured</w:t>
       </w:r>
     </w:p>
@@ -2573,7 +2613,6 @@
               <w:rPr>
                 <w:sz w:val="22"/>
               </w:rPr>
-              <w:lastRenderedPageBreak/>
               <w:t>TC-02</w:t>
             </w:r>
           </w:p>
@@ -2670,77 +2709,6 @@
           <w:tcPr>
             <w:tcW w:w="0" w:type="auto"/>
             <w:hideMark/>
-          </w:tcPr>
-          <w:p>
-            <w:pPr>
-              <w:spacing w:after="0"/>
-              <w:rPr>
-                <w:b/>
-                <w:bCs/>
-                <w:color w:val="1F4E79"/>
-                <w:sz w:val="22"/>
-              </w:rPr>
-            </w:pPr>
-            <w:r>
-              <w:rPr>
-                <w:b/>
-                <w:bCs/>
-                <w:color w:val="1F4E79"/>
-                <w:sz w:val="22"/>
-              </w:rPr>
-              <w:t>Attached</w:t>
-            </w:r>
-          </w:p>
-        </w:tc>
-      </w:tr>
-      <w:tr>
-        <w:tc>
-          <w:tcPr>
-            <w:tcW w:w="0" w:type="auto"/>
-          </w:tcPr>
-          <w:p>
-            <w:pPr>
-              <w:spacing w:after="0"/>
-              <w:rPr>
-                <w:sz w:val="22"/>
-              </w:rPr>
-            </w:pPr>
-            <w:r>
-              <w:rPr>
-                <w:sz w:val="22"/>
-              </w:rPr>
-              <w:t>TC-0</w:t>
-            </w:r>
-            <w:r>
-              <w:rPr>
-                <w:sz w:val="22"/>
-              </w:rPr>
-              <w:t>4</w:t>
-            </w:r>
-          </w:p>
-        </w:tc>
-        <w:tc>
-          <w:tcPr>
-            <w:tcW w:w="0" w:type="auto"/>
-          </w:tcPr>
-          <w:p>
-            <w:pPr>
-              <w:spacing w:after="0"/>
-              <w:rPr>
-                <w:sz w:val="22"/>
-              </w:rPr>
-            </w:pPr>
-            <w:r>
-              <w:rPr>
-                <w:sz w:val="22"/>
-              </w:rPr>
-              <w:t>Button Click Behavior - Interactive Server</w:t>
-            </w:r>
-          </w:p>
-        </w:tc>
-        <w:tc>
-          <w:tcPr>
-            <w:tcW w:w="0" w:type="auto"/>
           </w:tcPr>
           <w:p>
             <w:pPr>
@@ -2979,6 +2947,61 @@
         </w:rPr>
         <w:t xml:space="preserve"> configurations. Row click handling, CSS class application, row selection behavior, nested control interactions, asynchronous callback execution, and accessibility-related observations behaved as expected. Required evidence has been collected and attached. </w:t>
       </w:r>
+    </w:p>
+    <w:p>
+      <w:pPr>
+        <w:rPr>
+          <w:sz w:val="22"/>
+        </w:rPr>
+      </w:pPr>
+      <w:r>
+        <w:rPr>
+          <w:b/>
+          <w:bCs/>
+          <w:sz w:val="22"/>
+        </w:rPr>
+        <w:t>Documentation Review Observation</w:t>
+      </w:r>
+    </w:p>
+    <w:p>
+      <w:pPr>
+        <w:rPr>
+          <w:sz w:val="22"/>
+        </w:rPr>
+      </w:pPr>
+      <w:r>
+        <w:rPr>
+          <w:sz w:val="22"/>
+        </w:rPr>
+        <w:t xml:space="preserve">Documentation was reviewed and confirms support for </w:t>
+      </w:r>
+      <w:proofErr w:type="spellStart"/>
+      <w:r>
+        <w:rPr>
+          <w:sz w:val="22"/>
+        </w:rPr>
+        <w:t>OnRowClick</w:t>
+      </w:r>
+      <w:proofErr w:type="spellEnd"/>
+      <w:r>
+        <w:rPr>
+          <w:sz w:val="22"/>
+        </w:rPr>
+        <w:t xml:space="preserve"> and the automatic application of the row-clickable CSS class. However, the documentation does not describe event propagation behavior for nested interactive elements such as buttons or checkboxes within clickable rows. This behavior was therefore validated through runtime testing</w:t>
+      </w:r>
+      <w:r>
+        <w:rPr>
+          <w:sz w:val="22"/>
+        </w:rPr>
+        <w:t>.</w:t>
+      </w:r>
+    </w:p>
+    <w:p>
+      <w:pPr>
+        <w:rPr>
+          <w:sz w:val="22"/>
+        </w:rPr>
+      </w:pPr>
     </w:p>
     <w:sectPr>
       <w:footerReference w:type="default" r:id="rId8"/>
@@ -3257,6 +3280,155 @@
       </w:rPr>
     </w:lvl>
   </w:abstractNum>
+  <w:abstractNum w:abstractNumId="9" w15:restartNumberingAfterBreak="0">
+    <w:nsid w:val="7A3E6E8A"/>
+    <w:multiLevelType w:val="multilevel"/>
+    <w:tmpl w:val="F08E1284"/>
+    <w:lvl w:ilvl="0">
+      <w:start w:val="1"/>
+      <w:numFmt w:val="bullet"/>
+      <w:lvlText w:val=""/>
+      <w:lvlJc w:val="left"/>
+      <w:pPr>
+        <w:tabs>
+          <w:tab w:val="num" w:pos="720"/>
+        </w:tabs>
+        <w:ind w:left="720" w:hanging="360"/>
+      </w:pPr>
+      <w:rPr>
+        <w:rFonts w:ascii="Symbol" w:hAnsi="Symbol" w:hint="default"/>
+        <w:sz w:val="20"/>
+      </w:rPr>
+    </w:lvl>
+    <w:lvl w:ilvl="1" w:tentative="1">
+      <w:start w:val="1"/>
+      <w:numFmt w:val="bullet"/>
+      <w:lvlText w:val="o"/>
+      <w:lvlJc w:val="left"/>
+      <w:pPr>
+        <w:tabs>
+          <w:tab w:val="num" w:pos="1440"/>
+        </w:tabs>
+        <w:ind w:left="1440" w:hanging="360"/>
+      </w:pPr>
+      <w:rPr>
+        <w:rFonts w:ascii="Courier New" w:hAnsi="Courier New" w:hint="default"/>
+        <w:sz w:val="20"/>
+      </w:rPr>
+    </w:lvl>
+    <w:lvl w:ilvl="2" w:tentative="1">
+      <w:start w:val="1"/>
+      <w:numFmt w:val="bullet"/>
+      <w:lvlText w:val=""/>
+      <w:lvlJc w:val="left"/>
+      <w:pPr>
+        <w:tabs>
+          <w:tab w:val="num" w:pos="2160"/>
+        </w:tabs>
+        <w:ind w:left="2160" w:hanging="360"/>
+      </w:pPr>
+      <w:rPr>
+        <w:rFonts w:ascii="Wingdings" w:hAnsi="Wingdings" w:hint="default"/>
+        <w:sz w:val="20"/>
+      </w:rPr>
+    </w:lvl>
+    <w:lvl w:ilvl="3" w:tentative="1">
+      <w:start w:val="1"/>
+      <w:numFmt w:val="bullet"/>
+      <w:lvlText w:val=""/>
+      <w:lvlJc w:val="left"/>
+      <w:pPr>
+        <w:tabs>
+          <w:tab w:val="num" w:pos="2880"/>
+        </w:tabs>
+        <w:ind w:left="2880" w:hanging="360"/>
+      </w:pPr>
+      <w:rPr>
+        <w:rFonts w:ascii="Wingdings" w:hAnsi="Wingdings" w:hint="default"/>
+        <w:sz w:val="20"/>
+      </w:rPr>
+    </w:lvl>
+    <w:lvl w:ilvl="4" w:tentative="1">
+      <w:start w:val="1"/>
+      <w:numFmt w:val="bullet"/>
+      <w:lvlText w:val=""/>
+      <w:lvlJc w:val="left"/>
+      <w:pPr>
+        <w:tabs>
+          <w:tab w:val="num" w:pos="3600"/>
+        </w:tabs>
+        <w:ind w:left="3600" w:hanging="360"/>
+      </w:pPr>
+      <w:rPr>
+        <w:rFonts w:ascii="Wingdings" w:hAnsi="Wingdings" w:hint="default"/>
+        <w:sz w:val="20"/>
+      </w:rPr>
+    </w:lvl>
+    <w:lvl w:ilvl="5" w:tentative="1">
+      <w:start w:val="1"/>
+      <w:numFmt w:val="bullet"/>
+      <w:lvlText w:val=""/>
+      <w:lvlJc w:val="left"/>
+      <w:pPr>
+        <w:tabs>
+          <w:tab w:val="num" w:pos="4320"/>
+        </w:tabs>
+        <w:ind w:left="4320" w:hanging="360"/>
+      </w:pPr>
+      <w:rPr>
+        <w:rFonts w:ascii="Wingdings" w:hAnsi="Wingdings" w:hint="default"/>
+        <w:sz w:val="20"/>
+      </w:rPr>
+    </w:lvl>
+    <w:lvl w:ilvl="6" w:tentative="1">
+      <w:start w:val="1"/>
+      <w:numFmt w:val="bullet"/>
+      <w:lvlText w:val=""/>
+      <w:lvlJc w:val="left"/>
+      <w:pPr>
+        <w:tabs>
+          <w:tab w:val="num" w:pos="5040"/>
+        </w:tabs>
+        <w:ind w:left="5040" w:hanging="360"/>
+      </w:pPr>
+      <w:rPr>
+        <w:rFonts w:ascii="Wingdings" w:hAnsi="Wingdings" w:hint="default"/>
+        <w:sz w:val="20"/>
+      </w:rPr>
+    </w:lvl>
+    <w:lvl w:ilvl="7" w:tentative="1">
+      <w:start w:val="1"/>
+      <w:numFmt w:val="bullet"/>
+      <w:lvlText w:val=""/>
+      <w:lvlJc w:val="left"/>
+      <w:pPr>
+        <w:tabs>
+          <w:tab w:val="num" w:pos="5760"/>
+        </w:tabs>
+        <w:ind w:left="5760" w:hanging="360"/>
+      </w:pPr>
+      <w:rPr>
+        <w:rFonts w:ascii="Wingdings" w:hAnsi="Wingdings" w:hint="default"/>
+        <w:sz w:val="20"/>
+      </w:rPr>
+    </w:lvl>
+    <w:lvl w:ilvl="8" w:tentative="1">
+      <w:start w:val="1"/>
+      <w:numFmt w:val="bullet"/>
+      <w:lvlText w:val=""/>
+      <w:lvlJc w:val="left"/>
+      <w:pPr>
+        <w:tabs>
+          <w:tab w:val="num" w:pos="6480"/>
+        </w:tabs>
+        <w:ind w:left="6480" w:hanging="360"/>
+      </w:pPr>
+      <w:rPr>
+        <w:rFonts w:ascii="Wingdings" w:hAnsi="Wingdings" w:hint="default"/>
+        <w:sz w:val="20"/>
+      </w:rPr>
+    </w:lvl>
+  </w:abstractNum>
   <w:num w:numId="1" w16cid:durableId="340008114">
     <w:abstractNumId w:val="8"/>
   </w:num>
@@ -3283,6 +3455,9 @@
   </w:num>
   <w:num w:numId="9" w16cid:durableId="1598127400">
     <w:abstractNumId w:val="0"/>
+  </w:num>
+  <w:num w:numId="10" w16cid:durableId="1429229526">
+    <w:abstractNumId w:val="9"/>
   </w:num>
 </w:numbering>
 </file>

--- a/Evidence/69130-QuickGrid-Row-Clicks-Validation-Report-Updated.docx
+++ b/Evidence/69130-QuickGrid-Row-Clicks-Validation-Report-Updated.docx
@@ -7,12 +7,14 @@
         <w:pStyle w:val="Title"/>
         <w:jc w:val="center"/>
         <w:rPr>
+          <w:rFonts w:ascii="Aptos" w:hAnsi="Aptos"/>
           <w:sz w:val="22"/>
           <w:szCs w:val="22"/>
         </w:rPr>
       </w:pPr>
       <w:r>
         <w:rPr>
+          <w:rFonts w:ascii="Aptos" w:hAnsi="Aptos"/>
           <w:sz w:val="22"/>
           <w:szCs w:val="22"/>
         </w:rPr>
@@ -21,6 +23,7 @@
       <w:proofErr w:type="spellStart"/>
       <w:r>
         <w:rPr>
+          <w:rFonts w:ascii="Aptos" w:hAnsi="Aptos"/>
           <w:sz w:val="22"/>
           <w:szCs w:val="22"/>
         </w:rPr>
@@ -29,6 +32,7 @@
       <w:proofErr w:type="spellEnd"/>
       <w:r>
         <w:rPr>
+          <w:rFonts w:ascii="Aptos" w:hAnsi="Aptos"/>
           <w:sz w:val="22"/>
           <w:szCs w:val="22"/>
         </w:rPr>
@@ -341,19 +345,21 @@
               </w:rPr>
               <w:t xml:space="preserve">September 11 </w:t>
             </w:r>
+            <w:proofErr w:type="gramStart"/>
             <w:r>
               <w:rPr>
                 <w:b/>
                 <w:bCs/>
               </w:rPr>
-              <w:t xml:space="preserve">- </w:t>
+              <w:t>-  September</w:t>
             </w:r>
+            <w:proofErr w:type="gramEnd"/>
             <w:r>
               <w:rPr>
                 <w:b/>
                 <w:bCs/>
               </w:rPr>
-              <w:t xml:space="preserve"> September 15</w:t>
+              <w:t xml:space="preserve"> 15</w:t>
             </w:r>
           </w:p>
         </w:tc>
@@ -429,12 +435,14 @@
       <w:pPr>
         <w:pStyle w:val="Heading1"/>
         <w:rPr>
+          <w:rFonts w:ascii="Aptos" w:hAnsi="Aptos"/>
           <w:sz w:val="22"/>
           <w:szCs w:val="22"/>
         </w:rPr>
       </w:pPr>
       <w:r>
         <w:rPr>
+          <w:rFonts w:ascii="Aptos" w:hAnsi="Aptos"/>
           <w:sz w:val="22"/>
           <w:szCs w:val="22"/>
         </w:rPr>
@@ -543,12 +551,14 @@
       <w:pPr>
         <w:pStyle w:val="Heading1"/>
         <w:rPr>
+          <w:rFonts w:ascii="Aptos" w:hAnsi="Aptos"/>
           <w:sz w:val="22"/>
           <w:szCs w:val="22"/>
         </w:rPr>
       </w:pPr>
       <w:r>
         <w:rPr>
+          <w:rFonts w:ascii="Aptos" w:hAnsi="Aptos"/>
           <w:sz w:val="22"/>
           <w:szCs w:val="22"/>
         </w:rPr>
@@ -678,19 +688,104 @@
         <w:rPr>
           <w:sz w:val="22"/>
         </w:rPr>
-        <w:t>Consistency of nested-button behavior between Interactive Server and Interactive WebAssembly</w:t>
+        <w:t xml:space="preserve">Consistency of nested-button behavior between Interactive Server and Interactive </w:t>
       </w:r>
+      <w:proofErr w:type="spellStart"/>
+      <w:r>
+        <w:rPr>
+          <w:sz w:val="22"/>
+        </w:rPr>
+        <w:t>WebAssembly</w:t>
+      </w:r>
+      <w:proofErr w:type="spellEnd"/>
+    </w:p>
+    <w:p>
+      <w:pPr>
+        <w:pStyle w:val="ListBullet"/>
+        <w:numPr>
+          <w:ilvl w:val="0"/>
+          <w:numId w:val="0"/>
+        </w:numPr>
+        <w:ind w:left="360"/>
+        <w:rPr>
+          <w:sz w:val="22"/>
+        </w:rPr>
+      </w:pPr>
     </w:p>
     <w:p>
       <w:pPr>
         <w:pStyle w:val="Heading1"/>
         <w:rPr>
+          <w:rFonts w:ascii="Aptos" w:hAnsi="Aptos"/>
           <w:sz w:val="22"/>
           <w:szCs w:val="22"/>
         </w:rPr>
       </w:pPr>
       <w:r>
         <w:rPr>
+          <w:rFonts w:ascii="Aptos" w:hAnsi="Aptos"/>
+          <w:sz w:val="22"/>
+          <w:szCs w:val="22"/>
+        </w:rPr>
+        <w:t>Also Exercised</w:t>
+      </w:r>
+    </w:p>
+    <w:p>
+      <w:pPr>
+        <w:pStyle w:val="ListBullet"/>
+        <w:numPr>
+          <w:ilvl w:val="0"/>
+          <w:numId w:val="0"/>
+        </w:numPr>
+        <w:rPr>
+          <w:sz w:val="18"/>
+          <w:szCs w:val="18"/>
+        </w:rPr>
+      </w:pPr>
+      <w:r>
+        <w:rPr>
+          <w:rStyle w:val="normaltextrun"/>
+          <w:rFonts w:cs="Segoe UI"/>
+          <w:szCs w:val="20"/>
+        </w:rPr>
+        <w:t>N/A</w:t>
+      </w:r>
+      <w:r>
+        <w:rPr>
+          <w:rStyle w:val="eop"/>
+          <w:rFonts w:cs="Segoe UI"/>
+          <w:szCs w:val="20"/>
+          <w:bdr w:val="none" w:sz="0" w:space="0" w:color="auto" w:frame="1"/>
+          <w:shd w:val="clear" w:color="auto" w:fill="C6C6C6"/>
+        </w:rPr>
+        <w:t> </w:t>
+      </w:r>
+    </w:p>
+    <w:p>
+      <w:pPr>
+        <w:pStyle w:val="ListBullet"/>
+        <w:numPr>
+          <w:ilvl w:val="0"/>
+          <w:numId w:val="0"/>
+        </w:numPr>
+        <w:ind w:left="360"/>
+        <w:rPr>
+          <w:sz w:val="22"/>
+        </w:rPr>
+      </w:pPr>
+    </w:p>
+    <w:p>
+      <w:pPr>
+        <w:pStyle w:val="Heading1"/>
+        <w:rPr>
+          <w:rFonts w:ascii="Aptos" w:hAnsi="Aptos"/>
+          <w:sz w:val="22"/>
+          <w:szCs w:val="22"/>
+        </w:rPr>
+      </w:pPr>
+      <w:r>
+        <w:rPr>
+          <w:rFonts w:ascii="Aptos" w:hAnsi="Aptos"/>
           <w:sz w:val="22"/>
           <w:szCs w:val="22"/>
         </w:rPr>
@@ -914,6 +1009,7 @@
               <w:rPr>
                 <w:sz w:val="22"/>
               </w:rPr>
+              <w:lastRenderedPageBreak/>
               <w:t>Interactive WebAssembly row selection</w:t>
             </w:r>
           </w:p>
@@ -1094,7 +1190,6 @@
               <w:rPr>
                 <w:sz w:val="22"/>
               </w:rPr>
-              <w:lastRenderedPageBreak/>
               <w:t>Comparison grid without handler</w:t>
             </w:r>
           </w:p>
@@ -1513,37 +1608,7 @@
               <w:rPr>
                 <w:sz w:val="22"/>
               </w:rPr>
-              <w:t xml:space="preserve"> </w:t>
-            </w:r>
-            <w:r>
-              <w:rPr>
-                <w:sz w:val="22"/>
-              </w:rPr>
-              <w:t xml:space="preserve">No </w:t>
-            </w:r>
-            <w:r>
-              <w:rPr>
-                <w:sz w:val="22"/>
-              </w:rPr>
-              <w:t>stop Propagation</w:t>
-            </w:r>
-            <w:r>
-              <w:rPr>
-                <w:sz w:val="22"/>
-              </w:rPr>
-              <w:t xml:space="preserve"> modifier is configured; </w:t>
-            </w:r>
-            <w:r>
-              <w:rPr>
-                <w:sz w:val="22"/>
-              </w:rPr>
-              <w:t>therefore,</w:t>
-            </w:r>
-            <w:r>
-              <w:rPr>
-                <w:sz w:val="22"/>
-              </w:rPr>
-              <w:t xml:space="preserve"> button and checkbox interactions are expected to invoke the row-click handler.</w:t>
+              <w:t xml:space="preserve"> No stop Propagation modifier is configured; therefore, button and checkbox interactions are expected to invoke the row-click handler.</w:t>
             </w:r>
           </w:p>
         </w:tc>
@@ -1909,12 +1974,14 @@
       <w:pPr>
         <w:pStyle w:val="Heading1"/>
         <w:rPr>
+          <w:rFonts w:ascii="Aptos" w:hAnsi="Aptos"/>
           <w:sz w:val="22"/>
           <w:szCs w:val="22"/>
         </w:rPr>
       </w:pPr>
       <w:r>
         <w:rPr>
+          <w:rFonts w:ascii="Aptos" w:hAnsi="Aptos"/>
           <w:sz w:val="22"/>
           <w:szCs w:val="22"/>
         </w:rPr>
@@ -2314,6 +2381,7 @@
               <w:rPr>
                 <w:sz w:val="22"/>
               </w:rPr>
+              <w:lastRenderedPageBreak/>
               <w:t>The nested button runs its own handler</w:t>
             </w:r>
           </w:p>
@@ -2424,16 +2492,17 @@
       <w:pPr>
         <w:pStyle w:val="Heading1"/>
         <w:rPr>
+          <w:rFonts w:ascii="Aptos" w:hAnsi="Aptos"/>
           <w:sz w:val="22"/>
           <w:szCs w:val="22"/>
         </w:rPr>
       </w:pPr>
       <w:r>
         <w:rPr>
+          <w:rFonts w:ascii="Aptos" w:hAnsi="Aptos"/>
           <w:sz w:val="22"/>
           <w:szCs w:val="22"/>
         </w:rPr>
-        <w:lastRenderedPageBreak/>
         <w:t>Evidence Captured</w:t>
       </w:r>
     </w:p>
@@ -2444,9 +2513,9 @@
         <w:tblLook w:val="04A0" w:firstRow="1" w:lastRow="0" w:firstColumn="1" w:lastColumn="0" w:noHBand="0" w:noVBand="1"/>
       </w:tblPr>
       <w:tblGrid>
-        <w:gridCol w:w="1397"/>
-        <w:gridCol w:w="7051"/>
-        <w:gridCol w:w="1402"/>
+        <w:gridCol w:w="1338"/>
+        <w:gridCol w:w="5875"/>
+        <w:gridCol w:w="3001"/>
       </w:tblGrid>
       <w:tr>
         <w:tc>
@@ -2584,15 +2653,17 @@
                 <w:sz w:val="22"/>
               </w:rPr>
             </w:pPr>
-            <w:r>
-              <w:rPr>
-                <w:b/>
-                <w:bCs/>
-                <w:color w:val="1F4E79"/>
-                <w:sz w:val="22"/>
-              </w:rPr>
-              <w:t>Attached</w:t>
-            </w:r>
+            <w:hyperlink r:id="rId8" w:history="1">
+              <w:r>
+                <w:rPr>
+                  <w:rStyle w:val="Hyperlink"/>
+                  <w:b/>
+                  <w:bCs/>
+                  <w:sz w:val="22"/>
+                </w:rPr>
+                <w:t>Attached</w:t>
+              </w:r>
+            </w:hyperlink>
           </w:p>
         </w:tc>
       </w:tr>
@@ -2652,15 +2723,17 @@
                 <w:sz w:val="22"/>
               </w:rPr>
             </w:pPr>
-            <w:r>
-              <w:rPr>
-                <w:b/>
-                <w:bCs/>
-                <w:color w:val="1F4E79"/>
-                <w:sz w:val="22"/>
-              </w:rPr>
-              <w:t>Attached</w:t>
-            </w:r>
+            <w:hyperlink r:id="rId9" w:history="1">
+              <w:r>
+                <w:rPr>
+                  <w:rStyle w:val="Hyperlink"/>
+                  <w:b/>
+                  <w:bCs/>
+                  <w:sz w:val="22"/>
+                </w:rPr>
+                <w:t>Attached</w:t>
+              </w:r>
+            </w:hyperlink>
           </w:p>
         </w:tc>
       </w:tr>
@@ -2720,15 +2793,17 @@
                 <w:sz w:val="22"/>
               </w:rPr>
             </w:pPr>
-            <w:r>
-              <w:rPr>
-                <w:b/>
-                <w:bCs/>
-                <w:color w:val="1F4E79"/>
-                <w:sz w:val="22"/>
-              </w:rPr>
-              <w:t>Attached</w:t>
-            </w:r>
+            <w:hyperlink r:id="rId10" w:history="1">
+              <w:r>
+                <w:rPr>
+                  <w:rStyle w:val="Hyperlink"/>
+                  <w:b/>
+                  <w:bCs/>
+                  <w:sz w:val="22"/>
+                </w:rPr>
+                <w:t>Attached</w:t>
+              </w:r>
+            </w:hyperlink>
           </w:p>
         </w:tc>
       </w:tr>
@@ -2796,15 +2871,17 @@
                 <w:sz w:val="22"/>
               </w:rPr>
             </w:pPr>
-            <w:r>
-              <w:rPr>
-                <w:b/>
-                <w:bCs/>
-                <w:color w:val="1F4E79"/>
-                <w:sz w:val="22"/>
-              </w:rPr>
-              <w:t>Attached</w:t>
-            </w:r>
+            <w:hyperlink r:id="rId11" w:history="1">
+              <w:r>
+                <w:rPr>
+                  <w:rStyle w:val="Hyperlink"/>
+                  <w:b/>
+                  <w:bCs/>
+                  <w:sz w:val="22"/>
+                </w:rPr>
+                <w:t>Attached</w:t>
+              </w:r>
+            </w:hyperlink>
           </w:p>
         </w:tc>
       </w:tr>
@@ -2872,6 +2949,55 @@
                 <w:sz w:val="22"/>
               </w:rPr>
               <w:t>Attached</w:t>
+            </w:r>
+            <w:r>
+              <w:rPr>
+                <w:b/>
+                <w:bCs/>
+                <w:color w:val="1F4E79"/>
+                <w:sz w:val="22"/>
+              </w:rPr>
+              <w:t xml:space="preserve"> </w:t>
+            </w:r>
+            <w:hyperlink r:id="rId12" w:history="1">
+              <w:r>
+                <w:rPr>
+                  <w:rStyle w:val="Hyperlink"/>
+                  <w:b/>
+                  <w:bCs/>
+                  <w:sz w:val="22"/>
+                </w:rPr>
+                <w:t>Evidence1</w:t>
+              </w:r>
+            </w:hyperlink>
+            <w:r>
+              <w:rPr>
+                <w:b/>
+                <w:bCs/>
+                <w:color w:val="1F4E79"/>
+                <w:sz w:val="22"/>
+              </w:rPr>
+              <w:t xml:space="preserve"> / </w:t>
+            </w:r>
+            <w:hyperlink r:id="rId13" w:history="1">
+              <w:r>
+                <w:rPr>
+                  <w:rStyle w:val="Hyperlink"/>
+                  <w:b/>
+                  <w:bCs/>
+                  <w:sz w:val="22"/>
+                </w:rPr>
+                <w:t>Evidence</w:t>
+              </w:r>
+            </w:hyperlink>
+            <w:r>
+              <w:rPr>
+                <w:b/>
+                <w:bCs/>
+                <w:color w:val="1F4E79"/>
+                <w:sz w:val="22"/>
+              </w:rPr>
+              <w:t xml:space="preserve"> 2</w:t>
             </w:r>
           </w:p>
         </w:tc>
@@ -2889,12 +3015,130 @@
       <w:pPr>
         <w:pStyle w:val="Heading1"/>
         <w:rPr>
+          <w:rFonts w:ascii="Aptos" w:hAnsi="Aptos"/>
+          <w:sz w:val="22"/>
+        </w:rPr>
+      </w:pPr>
+      <w:r>
+        <w:rPr>
+          <w:rFonts w:ascii="Aptos" w:hAnsi="Aptos"/>
+          <w:sz w:val="22"/>
+        </w:rPr>
+        <w:t xml:space="preserve">Problems Found: </w:t>
+      </w:r>
+      <w:r>
+        <w:rPr>
+          <w:rFonts w:ascii="Aptos" w:hAnsi="Aptos"/>
+          <w:color w:val="auto"/>
+          <w:sz w:val="22"/>
+        </w:rPr>
+        <w:t>None</w:t>
+      </w:r>
+      <w:r>
+        <w:rPr>
+          <w:rFonts w:ascii="Aptos" w:hAnsi="Aptos"/>
+          <w:sz w:val="22"/>
+        </w:rPr>
+        <w:t>.</w:t>
+      </w:r>
+    </w:p>
+    <w:p>
+      <w:pPr>
+        <w:pStyle w:val="Heading1"/>
+        <w:rPr>
+          <w:rFonts w:ascii="Aptos" w:hAnsi="Aptos"/>
+          <w:b w:val="0"/>
+          <w:bCs w:val="0"/>
+          <w:color w:val="auto"/>
+          <w:sz w:val="22"/>
+        </w:rPr>
+      </w:pPr>
+      <w:r>
+        <w:rPr>
+          <w:rFonts w:ascii="Aptos" w:hAnsi="Aptos"/>
+          <w:b w:val="0"/>
+          <w:bCs w:val="0"/>
+          <w:color w:val="auto"/>
+          <w:sz w:val="22"/>
+        </w:rPr>
+        <w:t>No functional, rendering, behavioral, accessibility-related, or validation-blocking issues were identified during execution of the requested validation scenarios. All scenarios included within the validation scope behaved as expected, and no product defects were observed.</w:t>
+      </w:r>
+    </w:p>
+    <w:p>
+      <w:pPr>
+        <w:pStyle w:val="Heading1"/>
+        <w:rPr>
+          <w:rFonts w:ascii="Aptos" w:hAnsi="Aptos"/>
+          <w:sz w:val="22"/>
+        </w:rPr>
+      </w:pPr>
+      <w:r>
+        <w:rPr>
+          <w:rFonts w:ascii="Aptos" w:hAnsi="Aptos"/>
+          <w:sz w:val="22"/>
+        </w:rPr>
+        <w:t xml:space="preserve">Not Covered: </w:t>
+      </w:r>
+      <w:r>
+        <w:rPr>
+          <w:rFonts w:ascii="Aptos" w:hAnsi="Aptos"/>
+          <w:color w:val="auto"/>
+          <w:sz w:val="22"/>
+        </w:rPr>
+        <w:t>None</w:t>
+      </w:r>
+      <w:r>
+        <w:rPr>
+          <w:rFonts w:ascii="Aptos" w:hAnsi="Aptos"/>
+          <w:sz w:val="22"/>
+        </w:rPr>
+        <w:t>.</w:t>
+      </w:r>
+    </w:p>
+    <w:p>
+      <w:pPr>
+        <w:pStyle w:val="Heading1"/>
+        <w:rPr>
+          <w:rFonts w:ascii="Aptos" w:hAnsi="Aptos"/>
+          <w:b w:val="0"/>
+          <w:bCs w:val="0"/>
+          <w:color w:val="auto"/>
+          <w:sz w:val="22"/>
+        </w:rPr>
+      </w:pPr>
+      <w:r>
+        <w:rPr>
+          <w:rFonts w:ascii="Aptos" w:hAnsi="Aptos"/>
+          <w:b w:val="0"/>
+          <w:bCs w:val="0"/>
+          <w:color w:val="auto"/>
+          <w:sz w:val="22"/>
+        </w:rPr>
+        <w:t>All scenarios and validation requirements explicitly requested in the validation issue were executed and verified. No requested test cases, configurations, or mandatory validation scenarios were omitted from this validation effort.</w:t>
+      </w:r>
+    </w:p>
+    <w:p>
+      <w:pPr>
+        <w:pStyle w:val="Heading1"/>
+        <w:rPr>
+          <w:rFonts w:ascii="Aptos" w:hAnsi="Aptos"/>
+          <w:sz w:val="22"/>
+          <w:szCs w:val="22"/>
+        </w:rPr>
+      </w:pPr>
+    </w:p>
+    <w:p>
+      <w:pPr>
+        <w:pStyle w:val="Heading1"/>
+        <w:rPr>
+          <w:rFonts w:ascii="Aptos" w:hAnsi="Aptos"/>
           <w:sz w:val="22"/>
           <w:szCs w:val="22"/>
         </w:rPr>
       </w:pPr>
       <w:r>
         <w:rPr>
+          <w:rFonts w:ascii="Aptos" w:hAnsi="Aptos"/>
           <w:sz w:val="22"/>
           <w:szCs w:val="22"/>
         </w:rPr>
@@ -2973,7 +3217,21 @@
         <w:rPr>
           <w:sz w:val="22"/>
         </w:rPr>
-        <w:t xml:space="preserve">Documentation was reviewed and confirms support for </w:t>
+        <w:t xml:space="preserve">Documentation was reviewed and </w:t>
+      </w:r>
+      <w:proofErr w:type="gramStart"/>
+      <w:r>
+        <w:rPr>
+          <w:sz w:val="22"/>
+        </w:rPr>
+        <w:t>confirms</w:t>
+      </w:r>
+      <w:proofErr w:type="gramEnd"/>
+      <w:r>
+        <w:rPr>
+          <w:sz w:val="22"/>
+        </w:rPr>
+        <w:t xml:space="preserve"> support for </w:t>
       </w:r>
       <w:proofErr w:type="spellStart"/>
       <w:r>
@@ -2987,13 +3245,7 @@
         <w:rPr>
           <w:sz w:val="22"/>
         </w:rPr>
-        <w:t xml:space="preserve"> and the automatic application of the row-clickable CSS class. However, the documentation does not describe event propagation behavior for nested interactive elements such as buttons or checkboxes within clickable rows. This behavior was therefore validated through runtime testing</w:t>
-      </w:r>
-      <w:r>
-        <w:rPr>
-          <w:sz w:val="22"/>
-        </w:rPr>
-        <w:t>.</w:t>
+        <w:t xml:space="preserve"> and the automatic application of the row-clickable CSS class. However, the documentation does not describe event propagation behavior for nested interactive elements such as buttons or checkboxes within clickable rows. This behavior was therefore validated through runtime testing.</w:t>
       </w:r>
     </w:p>
     <w:p>
@@ -3004,7 +3256,7 @@
       </w:pPr>
     </w:p>
     <w:sectPr>
-      <w:footerReference w:type="default" r:id="rId8"/>
+      <w:footerReference w:type="default" r:id="rId14"/>
       <w:pgSz w:w="12240" w:h="15840"/>
       <w:pgMar w:top="936" w:right="1008" w:bottom="936" w:left="1008" w:header="720" w:footer="720" w:gutter="0"/>
       <w:cols w:space="720"/>
@@ -14847,6 +15099,53 @@
       </w:tcPr>
     </w:tblStylePr>
   </w:style>
+  <w:style w:type="paragraph" w:customStyle="1" w:styleId="paragraph">
+    <w:name w:val="paragraph"/>
+    <w:basedOn w:val="Normal"/>
+    <w:rsid w:val="00AB1EA6"/>
+    <w:pPr>
+      <w:spacing w:before="100" w:beforeAutospacing="1" w:afterAutospacing="1" w:line="240" w:lineRule="auto"/>
+    </w:pPr>
+    <w:rPr>
+      <w:rFonts w:ascii="Times New Roman" w:eastAsia="Times New Roman" w:hAnsi="Times New Roman" w:cs="Times New Roman"/>
+      <w:sz w:val="24"/>
+      <w:szCs w:val="24"/>
+      <w:lang w:bidi="ta-IN"/>
+    </w:rPr>
+  </w:style>
+  <w:style w:type="character" w:customStyle="1" w:styleId="normaltextrun">
+    <w:name w:val="normaltextrun"/>
+    <w:basedOn w:val="DefaultParagraphFont"/>
+    <w:rsid w:val="00AB1EA6"/>
+  </w:style>
+  <w:style w:type="character" w:customStyle="1" w:styleId="eop">
+    <w:name w:val="eop"/>
+    <w:basedOn w:val="DefaultParagraphFont"/>
+    <w:rsid w:val="00AB1EA6"/>
+  </w:style>
+  <w:style w:type="character" w:styleId="Hyperlink">
+    <w:name w:val="Hyperlink"/>
+    <w:basedOn w:val="DefaultParagraphFont"/>
+    <w:uiPriority w:val="99"/>
+    <w:unhideWhenUsed/>
+    <w:rsid w:val="002D3955"/>
+    <w:rPr>
+      <w:color w:val="0000FF" w:themeColor="hyperlink"/>
+      <w:u w:val="single"/>
+    </w:rPr>
+  </w:style>
+  <w:style w:type="character" w:styleId="UnresolvedMention">
+    <w:name w:val="Unresolved Mention"/>
+    <w:basedOn w:val="DefaultParagraphFont"/>
+    <w:uiPriority w:val="99"/>
+    <w:semiHidden/>
+    <w:unhideWhenUsed/>
+    <w:rsid w:val="002D3955"/>
+    <w:rPr>
+      <w:color w:val="605E5C"/>
+      <w:shd w:val="clear" w:color="auto" w:fill="E1DFDD"/>
+    </w:rPr>
+  </w:style>
 </w:styles>
 </file>
 

--- a/Evidence/69130-QuickGrid-Row-Clicks-Validation-Report-Updated.docx
+++ b/Evidence/69130-QuickGrid-Row-Clicks-Validation-Report-Updated.docx
@@ -58,7 +58,7 @@
         </w:trPr>
         <w:tc>
           <w:tcPr>
-            <w:tcW w:w="2880" w:type="dxa"/>
+            <w:tcW w:w="2780" w:type="dxa"/>
             <w:shd w:val="clear" w:color="auto" w:fill="D9EAF7"/>
             <w:tcMar>
               <w:top w:w="100" w:type="dxa"/>
@@ -87,7 +87,7 @@
         </w:tc>
         <w:tc>
           <w:tcPr>
-            <w:tcW w:w="7776" w:type="dxa"/>
+            <w:tcW w:w="7434" w:type="dxa"/>
             <w:shd w:val="clear" w:color="auto" w:fill="D9EAF7"/>
             <w:tcMar>
               <w:top w:w="100" w:type="dxa"/>
@@ -122,7 +122,7 @@
         </w:trPr>
         <w:tc>
           <w:tcPr>
-            <w:tcW w:w="2880" w:type="dxa"/>
+            <w:tcW w:w="2780" w:type="dxa"/>
             <w:tcMar>
               <w:top w:w="100" w:type="dxa"/>
               <w:left w:w="120" w:type="dxa"/>
@@ -148,7 +148,7 @@
         </w:tc>
         <w:tc>
           <w:tcPr>
-            <w:tcW w:w="7776" w:type="dxa"/>
+            <w:tcW w:w="7434" w:type="dxa"/>
             <w:tcMar>
               <w:top w:w="100" w:type="dxa"/>
               <w:left w:w="120" w:type="dxa"/>
@@ -180,7 +180,7 @@
         </w:trPr>
         <w:tc>
           <w:tcPr>
-            <w:tcW w:w="2880" w:type="dxa"/>
+            <w:tcW w:w="2780" w:type="dxa"/>
             <w:tcMar>
               <w:top w:w="100" w:type="dxa"/>
               <w:left w:w="120" w:type="dxa"/>
@@ -206,7 +206,7 @@
         </w:tc>
         <w:tc>
           <w:tcPr>
-            <w:tcW w:w="7776" w:type="dxa"/>
+            <w:tcW w:w="7434" w:type="dxa"/>
             <w:tcMar>
               <w:top w:w="100" w:type="dxa"/>
               <w:left w:w="120" w:type="dxa"/>
@@ -226,7 +226,27 @@
               <w:rPr>
                 <w:sz w:val="22"/>
               </w:rPr>
-              <w:t>dotnet/aspnetcore #69130</w:t>
+              <w:t>dotnet/</w:t>
+            </w:r>
+            <w:proofErr w:type="spellStart"/>
+            <w:r>
+              <w:rPr>
+                <w:sz w:val="22"/>
+              </w:rPr>
+              <w:t>aspnetcore</w:t>
+            </w:r>
+            <w:proofErr w:type="spellEnd"/>
+            <w:r>
+              <w:rPr>
+                <w:sz w:val="22"/>
+              </w:rPr>
+              <w:t xml:space="preserve"> #</w:t>
+            </w:r>
+            <w:r>
+              <w:rPr>
+                <w:sz w:val="22"/>
+              </w:rPr>
+              <w:t>68479</w:t>
             </w:r>
           </w:p>
         </w:tc>
@@ -238,7 +258,7 @@
         </w:trPr>
         <w:tc>
           <w:tcPr>
-            <w:tcW w:w="2880" w:type="dxa"/>
+            <w:tcW w:w="2780" w:type="dxa"/>
             <w:tcMar>
               <w:top w:w="100" w:type="dxa"/>
               <w:left w:w="120" w:type="dxa"/>
@@ -264,7 +284,7 @@
         </w:tc>
         <w:tc>
           <w:tcPr>
-            <w:tcW w:w="7776" w:type="dxa"/>
+            <w:tcW w:w="7434" w:type="dxa"/>
             <w:tcMar>
               <w:top w:w="100" w:type="dxa"/>
               <w:left w:w="120" w:type="dxa"/>
@@ -296,7 +316,7 @@
         </w:trPr>
         <w:tc>
           <w:tcPr>
-            <w:tcW w:w="2880" w:type="dxa"/>
+            <w:tcW w:w="2780" w:type="dxa"/>
             <w:tcMar>
               <w:top w:w="100" w:type="dxa"/>
               <w:left w:w="120" w:type="dxa"/>
@@ -316,13 +336,142 @@
               <w:rPr>
                 <w:sz w:val="22"/>
               </w:rPr>
+              <w:t>Sample repo</w:t>
+            </w:r>
+          </w:p>
+        </w:tc>
+        <w:tc>
+          <w:tcPr>
+            <w:tcW w:w="7434" w:type="dxa"/>
+            <w:tcMar>
+              <w:top w:w="100" w:type="dxa"/>
+              <w:left w:w="120" w:type="dxa"/>
+              <w:bottom w:w="100" w:type="dxa"/>
+              <w:right w:w="120" w:type="dxa"/>
+            </w:tcMar>
+            <w:vAlign w:val="center"/>
+          </w:tcPr>
+          <w:p>
+            <w:pPr>
+              <w:spacing w:after="0"/>
+              <w:rPr>
+                <w:sz w:val="22"/>
+              </w:rPr>
+            </w:pPr>
+            <w:r>
+              <w:rPr>
+                <w:sz w:val="22"/>
+              </w:rPr>
+              <w:fldChar w:fldCharType="begin"/>
+            </w:r>
+            <w:r>
+              <w:rPr>
+                <w:sz w:val="22"/>
+              </w:rPr>
+              <w:instrText>HYPERLINK "https://github.com/irfanajaffer/QuickGridRowClickValidation/tree/main"</w:instrText>
+            </w:r>
+            <w:r>
+              <w:rPr>
+                <w:sz w:val="22"/>
+              </w:rPr>
+            </w:r>
+            <w:r>
+              <w:rPr>
+                <w:sz w:val="22"/>
+              </w:rPr>
+              <w:fldChar w:fldCharType="separate"/>
+            </w:r>
+            <w:proofErr w:type="spellStart"/>
+            <w:r>
+              <w:rPr>
+                <w:rStyle w:val="Hyperlink"/>
+                <w:sz w:val="22"/>
+              </w:rPr>
+              <w:t>irfanajaffer</w:t>
+            </w:r>
+            <w:proofErr w:type="spellEnd"/>
+            <w:r>
+              <w:rPr>
+                <w:rStyle w:val="Hyperlink"/>
+                <w:sz w:val="22"/>
+              </w:rPr>
+              <w:t>/</w:t>
+            </w:r>
+            <w:proofErr w:type="spellStart"/>
+            <w:r>
+              <w:rPr>
+                <w:rStyle w:val="Hyperlink"/>
+                <w:sz w:val="22"/>
+              </w:rPr>
+              <w:t>QuickGridRowClickValidation</w:t>
+            </w:r>
+            <w:proofErr w:type="spellEnd"/>
+            <w:r>
+              <w:rPr>
+                <w:rStyle w:val="Hyperlink"/>
+                <w:sz w:val="22"/>
+              </w:rPr>
+              <w:t xml:space="preserve">: Validation sample for </w:t>
+            </w:r>
+            <w:proofErr w:type="spellStart"/>
+            <w:r>
+              <w:rPr>
+                <w:rStyle w:val="Hyperlink"/>
+                <w:sz w:val="22"/>
+              </w:rPr>
+              <w:t>QuickGrid</w:t>
+            </w:r>
+            <w:proofErr w:type="spellEnd"/>
+            <w:r>
+              <w:rPr>
+                <w:rStyle w:val="Hyperlink"/>
+                <w:sz w:val="22"/>
+              </w:rPr>
+              <w:t xml:space="preserve"> row click support in Blazor, demonstrating row-level interaction and event handling scenarios.</w:t>
+            </w:r>
+            <w:r>
+              <w:rPr>
+                <w:sz w:val="22"/>
+              </w:rPr>
+              <w:fldChar w:fldCharType="end"/>
+            </w:r>
+          </w:p>
+        </w:tc>
+      </w:tr>
+      <w:tr>
+        <w:trPr>
+          <w:cantSplit/>
+          <w:jc w:val="center"/>
+        </w:trPr>
+        <w:tc>
+          <w:tcPr>
+            <w:tcW w:w="2780" w:type="dxa"/>
+            <w:tcMar>
+              <w:top w:w="100" w:type="dxa"/>
+              <w:left w:w="120" w:type="dxa"/>
+              <w:bottom w:w="100" w:type="dxa"/>
+              <w:right w:w="120" w:type="dxa"/>
+            </w:tcMar>
+            <w:vAlign w:val="center"/>
+          </w:tcPr>
+          <w:p>
+            <w:pPr>
+              <w:spacing w:after="0"/>
+              <w:rPr>
+                <w:sz w:val="22"/>
+              </w:rPr>
+            </w:pPr>
+            <w:r>
+              <w:rPr>
+                <w:sz w:val="22"/>
+              </w:rPr>
               <w:t>Date</w:t>
             </w:r>
           </w:p>
         </w:tc>
         <w:tc>
           <w:tcPr>
-            <w:tcW w:w="7776" w:type="dxa"/>
+            <w:tcW w:w="7434" w:type="dxa"/>
             <w:tcMar>
               <w:top w:w="100" w:type="dxa"/>
               <w:left w:w="120" w:type="dxa"/>
@@ -371,7 +520,7 @@
         </w:trPr>
         <w:tc>
           <w:tcPr>
-            <w:tcW w:w="2880" w:type="dxa"/>
+            <w:tcW w:w="2780" w:type="dxa"/>
             <w:tcMar>
               <w:top w:w="100" w:type="dxa"/>
               <w:left w:w="120" w:type="dxa"/>
@@ -397,7 +546,7 @@
         </w:tc>
         <w:tc>
           <w:tcPr>
-            <w:tcW w:w="7776" w:type="dxa"/>
+            <w:tcW w:w="7434" w:type="dxa"/>
             <w:tcMar>
               <w:top w:w="100" w:type="dxa"/>
               <w:left w:w="120" w:type="dxa"/>
@@ -789,6 +938,7 @@
           <w:sz w:val="22"/>
           <w:szCs w:val="22"/>
         </w:rPr>
+        <w:lastRenderedPageBreak/>
         <w:t>Validation Results</w:t>
       </w:r>
     </w:p>
@@ -1009,7 +1159,6 @@
               <w:rPr>
                 <w:sz w:val="22"/>
               </w:rPr>
-              <w:lastRenderedPageBreak/>
               <w:t>Interactive WebAssembly row selection</w:t>
             </w:r>
           </w:p>
@@ -2207,6 +2356,7 @@
               <w:rPr>
                 <w:sz w:val="22"/>
               </w:rPr>
+              <w:lastRenderedPageBreak/>
               <w:t>The selected row contains both row-clickable and selected</w:t>
             </w:r>
           </w:p>
@@ -2381,7 +2531,6 @@
               <w:rPr>
                 <w:sz w:val="22"/>
               </w:rPr>
-              <w:lastRenderedPageBreak/>
               <w:t>The nested button runs its own handler</w:t>
             </w:r>
           </w:p>
@@ -3245,7 +3394,14 @@
         <w:rPr>
           <w:sz w:val="22"/>
         </w:rPr>
-        <w:t xml:space="preserve"> and the automatic application of the row-clickable CSS class. However, the documentation does not describe event propagation behavior for nested interactive elements such as buttons or checkboxes within clickable rows. This behavior was therefore validated through runtime testing.</w:t>
+        <w:t xml:space="preserve"> and the automatic application of the row-clickable CSS class. However, the documentation does not describe event propagation behavior for </w:t>
+      </w:r>
+      <w:r>
+        <w:rPr>
+          <w:sz w:val="22"/>
+        </w:rPr>
+        <w:lastRenderedPageBreak/>
+        <w:t>nested interactive elements such as buttons or checkboxes within clickable rows. This behavior was therefore validated through runtime testing.</w:t>
       </w:r>
     </w:p>
     <w:p>

--- a/Evidence/69130-QuickGrid-Row-Clicks-Validation-Report-Updated.docx
+++ b/Evidence/69130-QuickGrid-Row-Clicks-Validation-Report-Updated.docx
@@ -358,83 +358,56 @@
                 <w:sz w:val="22"/>
               </w:rPr>
             </w:pPr>
-            <w:r>
-              <w:rPr>
-                <w:sz w:val="22"/>
-              </w:rPr>
-              <w:fldChar w:fldCharType="begin"/>
-            </w:r>
-            <w:r>
-              <w:rPr>
-                <w:sz w:val="22"/>
-              </w:rPr>
-              <w:instrText>HYPERLINK "https://github.com/irfanajaffer/QuickGridRowClickValidation/tree/main"</w:instrText>
-            </w:r>
-            <w:r>
-              <w:rPr>
-                <w:sz w:val="22"/>
-              </w:rPr>
-            </w:r>
-            <w:r>
-              <w:rPr>
-                <w:sz w:val="22"/>
-              </w:rPr>
-              <w:fldChar w:fldCharType="separate"/>
-            </w:r>
-            <w:proofErr w:type="spellStart"/>
-            <w:r>
-              <w:rPr>
-                <w:rStyle w:val="Hyperlink"/>
-                <w:sz w:val="22"/>
-              </w:rPr>
-              <w:t>irfanajaffer</w:t>
-            </w:r>
-            <w:proofErr w:type="spellEnd"/>
-            <w:r>
-              <w:rPr>
-                <w:rStyle w:val="Hyperlink"/>
-                <w:sz w:val="22"/>
-              </w:rPr>
-              <w:t>/</w:t>
-            </w:r>
-            <w:proofErr w:type="spellStart"/>
-            <w:r>
-              <w:rPr>
-                <w:rStyle w:val="Hyperlink"/>
-                <w:sz w:val="22"/>
-              </w:rPr>
-              <w:t>QuickGridRowClickValidation</w:t>
-            </w:r>
-            <w:proofErr w:type="spellEnd"/>
-            <w:r>
-              <w:rPr>
-                <w:rStyle w:val="Hyperlink"/>
-                <w:sz w:val="22"/>
-              </w:rPr>
-              <w:t xml:space="preserve">: Validation sample for </w:t>
-            </w:r>
-            <w:proofErr w:type="spellStart"/>
-            <w:r>
-              <w:rPr>
-                <w:rStyle w:val="Hyperlink"/>
-                <w:sz w:val="22"/>
-              </w:rPr>
-              <w:t>QuickGrid</w:t>
-            </w:r>
-            <w:proofErr w:type="spellEnd"/>
-            <w:r>
-              <w:rPr>
-                <w:rStyle w:val="Hyperlink"/>
-                <w:sz w:val="22"/>
-              </w:rPr>
-              <w:t xml:space="preserve"> row click support in Blazor, demonstrating row-level interaction and event handling scenarios.</w:t>
-            </w:r>
-            <w:r>
-              <w:rPr>
-                <w:sz w:val="22"/>
-              </w:rPr>
-              <w:fldChar w:fldCharType="end"/>
-            </w:r>
+            <w:hyperlink r:id="rId8" w:history="1">
+              <w:proofErr w:type="spellStart"/>
+              <w:r>
+                <w:rPr>
+                  <w:rStyle w:val="Hyperlink"/>
+                  <w:sz w:val="22"/>
+                </w:rPr>
+                <w:t>irfanajaffer</w:t>
+              </w:r>
+              <w:proofErr w:type="spellEnd"/>
+              <w:r>
+                <w:rPr>
+                  <w:rStyle w:val="Hyperlink"/>
+                  <w:sz w:val="22"/>
+                </w:rPr>
+                <w:t>/</w:t>
+              </w:r>
+              <w:proofErr w:type="spellStart"/>
+              <w:r>
+                <w:rPr>
+                  <w:rStyle w:val="Hyperlink"/>
+                  <w:sz w:val="22"/>
+                </w:rPr>
+                <w:t>QuickGridRowClickValidation</w:t>
+              </w:r>
+              <w:proofErr w:type="spellEnd"/>
+              <w:r>
+                <w:rPr>
+                  <w:rStyle w:val="Hyperlink"/>
+                  <w:sz w:val="22"/>
+                </w:rPr>
+                <w:t xml:space="preserve">: Validation sample for </w:t>
+              </w:r>
+              <w:proofErr w:type="spellStart"/>
+              <w:r>
+                <w:rPr>
+                  <w:rStyle w:val="Hyperlink"/>
+                  <w:sz w:val="22"/>
+                </w:rPr>
+                <w:t>QuickGrid</w:t>
+              </w:r>
+              <w:proofErr w:type="spellEnd"/>
+              <w:r>
+                <w:rPr>
+                  <w:rStyle w:val="Hyperlink"/>
+                  <w:sz w:val="22"/>
+                </w:rPr>
+                <w:t xml:space="preserve"> row click support in Blazor, demonstrating row-level interaction and event handling scenarios.</w:t>
+              </w:r>
+            </w:hyperlink>
           </w:p>
         </w:tc>
       </w:tr>
@@ -491,6 +464,7 @@
               <w:rPr>
                 <w:b/>
                 <w:bCs/>
+                <w:sz w:val="22"/>
               </w:rPr>
               <w:t xml:space="preserve">September 11 </w:t>
             </w:r>
@@ -499,6 +473,7 @@
               <w:rPr>
                 <w:b/>
                 <w:bCs/>
+                <w:sz w:val="22"/>
               </w:rPr>
               <w:t>-  September</w:t>
             </w:r>
@@ -507,6 +482,7 @@
               <w:rPr>
                 <w:b/>
                 <w:bCs/>
+                <w:sz w:val="22"/>
               </w:rPr>
               <w:t xml:space="preserve"> 15</w:t>
             </w:r>
@@ -887,15 +863,14 @@
           <w:numId w:val="0"/>
         </w:numPr>
         <w:rPr>
-          <w:sz w:val="18"/>
-          <w:szCs w:val="18"/>
+          <w:sz w:val="22"/>
         </w:rPr>
       </w:pPr>
       <w:r>
         <w:rPr>
           <w:rStyle w:val="normaltextrun"/>
           <w:rFonts w:cs="Segoe UI"/>
-          <w:szCs w:val="20"/>
+          <w:sz w:val="22"/>
         </w:rPr>
         <w:t>N/A</w:t>
       </w:r>
@@ -903,7 +878,7 @@
         <w:rPr>
           <w:rStyle w:val="eop"/>
           <w:rFonts w:cs="Segoe UI"/>
-          <w:szCs w:val="20"/>
+          <w:sz w:val="22"/>
           <w:bdr w:val="none" w:sz="0" w:space="0" w:color="auto" w:frame="1"/>
           <w:shd w:val="clear" w:color="auto" w:fill="C6C6C6"/>
         </w:rPr>
@@ -2662,9 +2637,9 @@
         <w:tblLook w:val="04A0" w:firstRow="1" w:lastRow="0" w:firstColumn="1" w:lastColumn="0" w:noHBand="0" w:noVBand="1"/>
       </w:tblPr>
       <w:tblGrid>
-        <w:gridCol w:w="1338"/>
-        <w:gridCol w:w="5875"/>
-        <w:gridCol w:w="3001"/>
+        <w:gridCol w:w="1307"/>
+        <w:gridCol w:w="5323"/>
+        <w:gridCol w:w="3584"/>
       </w:tblGrid>
       <w:tr>
         <w:tc>
@@ -2756,12 +2731,16 @@
             <w:pPr>
               <w:spacing w:after="0"/>
               <w:rPr>
-                <w:sz w:val="22"/>
+                <w:rFonts w:eastAsia="Times New Roman" w:cs="Times New Roman"/>
+                <w:sz w:val="22"/>
+                <w:lang w:bidi="ta-IN"/>
               </w:rPr>
             </w:pPr>
             <w:r>
               <w:rPr>
-                <w:sz w:val="22"/>
+                <w:rFonts w:eastAsia="Times New Roman" w:cs="Times New Roman"/>
+                <w:sz w:val="22"/>
+                <w:lang w:bidi="ta-IN"/>
               </w:rPr>
               <w:t>TC-01</w:t>
             </w:r>
@@ -2776,14 +2755,34 @@
             <w:pPr>
               <w:spacing w:after="0"/>
               <w:rPr>
-                <w:sz w:val="22"/>
+                <w:rFonts w:eastAsia="Times New Roman" w:cs="Times New Roman"/>
+                <w:sz w:val="22"/>
+                <w:lang w:bidi="ta-IN"/>
               </w:rPr>
             </w:pPr>
             <w:r>
               <w:rPr>
-                <w:sz w:val="22"/>
-              </w:rPr>
-              <w:t>Selected and Unselected Row &lt;tr&gt; Markup (including full class attribute)</w:t>
+                <w:rFonts w:eastAsia="Times New Roman" w:cs="Times New Roman"/>
+                <w:sz w:val="22"/>
+                <w:lang w:bidi="ta-IN"/>
+              </w:rPr>
+              <w:t xml:space="preserve">Selected and Unselected Row </w:t>
+            </w:r>
+            <w:r>
+              <w:rPr>
+                <w:rFonts w:eastAsia="Times New Roman" w:cs="Courier New"/>
+                <w:sz w:val="22"/>
+                <w:lang w:bidi="ta-IN"/>
+              </w:rPr>
+              <w:t>&lt;tr&gt;</w:t>
+            </w:r>
+            <w:r>
+              <w:rPr>
+                <w:rFonts w:eastAsia="Times New Roman" w:cs="Times New Roman"/>
+                <w:sz w:val="22"/>
+                <w:lang w:bidi="ta-IN"/>
+              </w:rPr>
+              <w:t xml:space="preserve"> Markup (including full class attribute)</w:t>
             </w:r>
           </w:p>
         </w:tc>
@@ -2796,80 +2795,9 @@
             <w:pPr>
               <w:spacing w:after="0"/>
               <w:rPr>
-                <w:b/>
-                <w:bCs/>
-                <w:color w:val="1F4E79"/>
-                <w:sz w:val="22"/>
-              </w:rPr>
-            </w:pPr>
-            <w:hyperlink r:id="rId8" w:history="1">
-              <w:r>
-                <w:rPr>
-                  <w:rStyle w:val="Hyperlink"/>
-                  <w:b/>
-                  <w:bCs/>
-                  <w:sz w:val="22"/>
-                </w:rPr>
-                <w:t>Attached</w:t>
-              </w:r>
-            </w:hyperlink>
-          </w:p>
-        </w:tc>
-      </w:tr>
-      <w:tr>
-        <w:tc>
-          <w:tcPr>
-            <w:tcW w:w="0" w:type="auto"/>
-            <w:hideMark/>
-          </w:tcPr>
-          <w:p>
-            <w:pPr>
-              <w:spacing w:after="0"/>
-              <w:rPr>
-                <w:sz w:val="22"/>
-              </w:rPr>
-            </w:pPr>
-            <w:r>
-              <w:rPr>
-                <w:sz w:val="22"/>
-              </w:rPr>
-              <w:t>TC-02</w:t>
-            </w:r>
-          </w:p>
-        </w:tc>
-        <w:tc>
-          <w:tcPr>
-            <w:tcW w:w="0" w:type="auto"/>
-            <w:hideMark/>
-          </w:tcPr>
-          <w:p>
-            <w:pPr>
-              <w:spacing w:after="0"/>
-              <w:rPr>
-                <w:sz w:val="22"/>
-              </w:rPr>
-            </w:pPr>
-            <w:r>
-              <w:rPr>
-                <w:sz w:val="22"/>
-              </w:rPr>
-              <w:t>Hover Feedback and Row Click Recording</w:t>
-            </w:r>
-          </w:p>
-        </w:tc>
-        <w:tc>
-          <w:tcPr>
-            <w:tcW w:w="0" w:type="auto"/>
-            <w:hideMark/>
-          </w:tcPr>
-          <w:p>
-            <w:pPr>
-              <w:spacing w:after="0"/>
-              <w:rPr>
-                <w:b/>
-                <w:bCs/>
-                <w:color w:val="1F4E79"/>
-                <w:sz w:val="22"/>
+                <w:rFonts w:eastAsia="Times New Roman" w:cs="Times New Roman"/>
+                <w:sz w:val="22"/>
+                <w:lang w:bidi="ta-IN"/>
               </w:rPr>
             </w:pPr>
             <w:hyperlink r:id="rId9" w:history="1">
@@ -2896,14 +2824,18 @@
             <w:pPr>
               <w:spacing w:after="0"/>
               <w:rPr>
-                <w:sz w:val="22"/>
+                <w:rFonts w:eastAsia="Times New Roman" w:cs="Times New Roman"/>
+                <w:sz w:val="22"/>
+                <w:lang w:bidi="ta-IN"/>
               </w:rPr>
             </w:pPr>
             <w:r>
               <w:rPr>
-                <w:sz w:val="22"/>
-              </w:rPr>
-              <w:t>TC-03</w:t>
+                <w:rFonts w:eastAsia="Times New Roman" w:cs="Times New Roman"/>
+                <w:sz w:val="22"/>
+                <w:lang w:bidi="ta-IN"/>
+              </w:rPr>
+              <w:t>TC-02</w:t>
             </w:r>
           </w:p>
         </w:tc>
@@ -2916,14 +2848,18 @@
             <w:pPr>
               <w:spacing w:after="0"/>
               <w:rPr>
-                <w:sz w:val="22"/>
+                <w:rFonts w:eastAsia="Times New Roman" w:cs="Times New Roman"/>
+                <w:sz w:val="22"/>
+                <w:lang w:bidi="ta-IN"/>
               </w:rPr>
             </w:pPr>
             <w:r>
               <w:rPr>
-                <w:sz w:val="22"/>
-              </w:rPr>
-              <w:t>Button Click Behavior - Interactive Server</w:t>
+                <w:rFonts w:eastAsia="Times New Roman" w:cs="Times New Roman"/>
+                <w:sz w:val="22"/>
+                <w:lang w:bidi="ta-IN"/>
+              </w:rPr>
+              <w:t>Hover Feedback and Row Click Recording</w:t>
             </w:r>
           </w:p>
         </w:tc>
@@ -2936,10 +2872,9 @@
             <w:pPr>
               <w:spacing w:after="0"/>
               <w:rPr>
-                <w:b/>
-                <w:bCs/>
-                <w:color w:val="1F4E79"/>
-                <w:sz w:val="22"/>
+                <w:rFonts w:eastAsia="Times New Roman" w:cs="Times New Roman"/>
+                <w:sz w:val="22"/>
+                <w:lang w:bidi="ta-IN"/>
               </w:rPr>
             </w:pPr>
             <w:hyperlink r:id="rId10" w:history="1">
@@ -2966,14 +2901,18 @@
             <w:pPr>
               <w:spacing w:after="0"/>
               <w:rPr>
-                <w:sz w:val="22"/>
+                <w:rFonts w:eastAsia="Times New Roman" w:cs="Times New Roman"/>
+                <w:sz w:val="22"/>
+                <w:lang w:bidi="ta-IN"/>
               </w:rPr>
             </w:pPr>
             <w:r>
               <w:rPr>
-                <w:sz w:val="22"/>
-              </w:rPr>
-              <w:t>TC-04</w:t>
+                <w:rFonts w:eastAsia="Times New Roman" w:cs="Times New Roman"/>
+                <w:sz w:val="22"/>
+                <w:lang w:bidi="ta-IN"/>
+              </w:rPr>
+              <w:t>TC-03</w:t>
             </w:r>
           </w:p>
         </w:tc>
@@ -2986,23 +2925,19 @@
             <w:pPr>
               <w:spacing w:after="0"/>
               <w:rPr>
-                <w:sz w:val="22"/>
+                <w:rFonts w:eastAsia="Times New Roman" w:cs="Times New Roman"/>
+                <w:sz w:val="22"/>
+                <w:lang w:bidi="ta-IN"/>
               </w:rPr>
             </w:pPr>
             <w:r>
               <w:rPr>
-                <w:sz w:val="22"/>
-              </w:rPr>
-              <w:t xml:space="preserve">Button Click Behavior - Interactive </w:t>
+                <w:rFonts w:eastAsia="Times New Roman" w:cs="Times New Roman"/>
+                <w:sz w:val="22"/>
+                <w:lang w:bidi="ta-IN"/>
+              </w:rPr>
+              <w:t>Button Click Behavior - Interactive Server</w:t>
             </w:r>
-            <w:proofErr w:type="spellStart"/>
-            <w:r>
-              <w:rPr>
-                <w:sz w:val="22"/>
-              </w:rPr>
-              <w:t>WebAssembly</w:t>
-            </w:r>
-            <w:proofErr w:type="spellEnd"/>
           </w:p>
         </w:tc>
         <w:tc>
@@ -3014,10 +2949,9 @@
             <w:pPr>
               <w:spacing w:after="0"/>
               <w:rPr>
-                <w:b/>
-                <w:bCs/>
-                <w:color w:val="1F4E79"/>
-                <w:sz w:val="22"/>
+                <w:rFonts w:eastAsia="Times New Roman" w:cs="Times New Roman"/>
+                <w:sz w:val="22"/>
+                <w:lang w:bidi="ta-IN"/>
               </w:rPr>
             </w:pPr>
             <w:hyperlink r:id="rId11" w:history="1">
@@ -3044,12 +2978,103 @@
             <w:pPr>
               <w:spacing w:after="0"/>
               <w:rPr>
-                <w:sz w:val="22"/>
+                <w:rFonts w:eastAsia="Times New Roman" w:cs="Times New Roman"/>
+                <w:sz w:val="22"/>
+                <w:lang w:bidi="ta-IN"/>
               </w:rPr>
             </w:pPr>
             <w:r>
               <w:rPr>
-                <w:sz w:val="22"/>
+                <w:rFonts w:eastAsia="Times New Roman" w:cs="Times New Roman"/>
+                <w:sz w:val="22"/>
+                <w:lang w:bidi="ta-IN"/>
+              </w:rPr>
+              <w:t>TC-04</w:t>
+            </w:r>
+          </w:p>
+        </w:tc>
+        <w:tc>
+          <w:tcPr>
+            <w:tcW w:w="0" w:type="auto"/>
+            <w:hideMark/>
+          </w:tcPr>
+          <w:p>
+            <w:pPr>
+              <w:spacing w:after="0"/>
+              <w:rPr>
+                <w:rFonts w:eastAsia="Times New Roman" w:cs="Times New Roman"/>
+                <w:sz w:val="22"/>
+                <w:lang w:bidi="ta-IN"/>
+              </w:rPr>
+            </w:pPr>
+            <w:r>
+              <w:rPr>
+                <w:rFonts w:eastAsia="Times New Roman" w:cs="Times New Roman"/>
+                <w:sz w:val="22"/>
+                <w:lang w:bidi="ta-IN"/>
+              </w:rPr>
+              <w:t xml:space="preserve">Button Click Behavior - Interactive </w:t>
+            </w:r>
+            <w:proofErr w:type="spellStart"/>
+            <w:r>
+              <w:rPr>
+                <w:rFonts w:eastAsia="Times New Roman" w:cs="Times New Roman"/>
+                <w:sz w:val="22"/>
+                <w:lang w:bidi="ta-IN"/>
+              </w:rPr>
+              <w:t>WebAssembly</w:t>
+            </w:r>
+            <w:proofErr w:type="spellEnd"/>
+          </w:p>
+        </w:tc>
+        <w:tc>
+          <w:tcPr>
+            <w:tcW w:w="0" w:type="auto"/>
+            <w:hideMark/>
+          </w:tcPr>
+          <w:p>
+            <w:pPr>
+              <w:spacing w:after="0"/>
+              <w:rPr>
+                <w:rFonts w:eastAsia="Times New Roman" w:cs="Times New Roman"/>
+                <w:sz w:val="22"/>
+                <w:lang w:bidi="ta-IN"/>
+              </w:rPr>
+            </w:pPr>
+            <w:hyperlink r:id="rId12" w:history="1">
+              <w:r>
+                <w:rPr>
+                  <w:rStyle w:val="Hyperlink"/>
+                  <w:b/>
+                  <w:bCs/>
+                  <w:sz w:val="22"/>
+                </w:rPr>
+                <w:t>Attached</w:t>
+              </w:r>
+            </w:hyperlink>
+          </w:p>
+        </w:tc>
+      </w:tr>
+      <w:tr>
+        <w:tc>
+          <w:tcPr>
+            <w:tcW w:w="0" w:type="auto"/>
+            <w:hideMark/>
+          </w:tcPr>
+          <w:p>
+            <w:pPr>
+              <w:spacing w:after="0"/>
+              <w:rPr>
+                <w:rFonts w:eastAsia="Times New Roman" w:cs="Times New Roman"/>
+                <w:sz w:val="22"/>
+                <w:lang w:bidi="ta-IN"/>
+              </w:rPr>
+            </w:pPr>
+            <w:r>
+              <w:rPr>
+                <w:rFonts w:eastAsia="Times New Roman" w:cs="Times New Roman"/>
+                <w:sz w:val="22"/>
+                <w:lang w:bidi="ta-IN"/>
               </w:rPr>
               <w:t>TC-05</w:t>
             </w:r>
@@ -3064,12 +3089,16 @@
             <w:pPr>
               <w:spacing w:after="0"/>
               <w:rPr>
-                <w:sz w:val="22"/>
+                <w:rFonts w:eastAsia="Times New Roman" w:cs="Times New Roman"/>
+                <w:sz w:val="22"/>
+                <w:lang w:bidi="ta-IN"/>
               </w:rPr>
             </w:pPr>
             <w:r>
               <w:rPr>
-                <w:sz w:val="22"/>
+                <w:rFonts w:eastAsia="Times New Roman" w:cs="Times New Roman"/>
+                <w:sz w:val="22"/>
+                <w:lang w:bidi="ta-IN"/>
               </w:rPr>
               <w:t>Rapid Click Callback Logs and Keyboard/Touch Behavior Observations</w:t>
             </w:r>
@@ -3084,31 +3113,21 @@
             <w:pPr>
               <w:spacing w:after="0"/>
               <w:rPr>
+                <w:rFonts w:eastAsia="Times New Roman" w:cs="Times New Roman"/>
+                <w:sz w:val="22"/>
+                <w:lang w:bidi="ta-IN"/>
+              </w:rPr>
+            </w:pPr>
+            <w:r>
+              <w:rPr>
                 <w:b/>
                 <w:bCs/>
                 <w:color w:val="1F4E79"/>
                 <w:sz w:val="22"/>
               </w:rPr>
-            </w:pPr>
-            <w:r>
-              <w:rPr>
-                <w:b/>
-                <w:bCs/>
-                <w:color w:val="1F4E79"/>
-                <w:sz w:val="22"/>
-              </w:rPr>
-              <w:t>Attached</w:t>
+              <w:t xml:space="preserve">Attached </w:t>
             </w:r>
-            <w:r>
-              <w:rPr>
-                <w:b/>
-                <w:bCs/>
-                <w:color w:val="1F4E79"/>
-                <w:sz w:val="22"/>
-              </w:rPr>
-              <w:t xml:space="preserve"> </w:t>
-            </w:r>
-            <w:hyperlink r:id="rId12" w:history="1">
+            <w:hyperlink r:id="rId13" w:history="1">
               <w:r>
                 <w:rPr>
                   <w:rStyle w:val="Hyperlink"/>
@@ -3128,7 +3147,7 @@
               </w:rPr>
               <w:t xml:space="preserve"> / </w:t>
             </w:r>
-            <w:hyperlink r:id="rId13" w:history="1">
+            <w:hyperlink r:id="rId14" w:history="1">
               <w:r>
                 <w:rPr>
                   <w:rStyle w:val="Hyperlink"/>
@@ -3147,6 +3166,741 @@
                 <w:sz w:val="22"/>
               </w:rPr>
               <w:t xml:space="preserve"> 2</w:t>
+            </w:r>
+            <w:r>
+              <w:rPr>
+                <w:b/>
+                <w:bCs/>
+                <w:color w:val="1F4E79"/>
+                <w:sz w:val="22"/>
+              </w:rPr>
+              <w:t xml:space="preserve"> / Evidence 3</w:t>
+            </w:r>
+          </w:p>
+        </w:tc>
+      </w:tr>
+      <w:tr>
+        <w:tc>
+          <w:tcPr>
+            <w:tcW w:w="0" w:type="auto"/>
+            <w:hideMark/>
+          </w:tcPr>
+          <w:p>
+            <w:pPr>
+              <w:spacing w:after="0"/>
+              <w:rPr>
+                <w:rFonts w:eastAsia="Times New Roman" w:cs="Times New Roman"/>
+                <w:sz w:val="22"/>
+                <w:lang w:bidi="ta-IN"/>
+              </w:rPr>
+            </w:pPr>
+            <w:r>
+              <w:rPr>
+                <w:rFonts w:eastAsia="Times New Roman" w:cs="Times New Roman"/>
+                <w:sz w:val="22"/>
+                <w:lang w:bidi="ta-IN"/>
+              </w:rPr>
+              <w:t>TC-06</w:t>
+            </w:r>
+          </w:p>
+        </w:tc>
+        <w:tc>
+          <w:tcPr>
+            <w:tcW w:w="0" w:type="auto"/>
+            <w:hideMark/>
+          </w:tcPr>
+          <w:p>
+            <w:pPr>
+              <w:spacing w:after="0"/>
+              <w:rPr>
+                <w:rFonts w:eastAsia="Times New Roman" w:cs="Times New Roman"/>
+                <w:sz w:val="22"/>
+                <w:lang w:bidi="ta-IN"/>
+              </w:rPr>
+            </w:pPr>
+            <w:r>
+              <w:rPr>
+                <w:rFonts w:eastAsia="Times New Roman" w:cs="Courier New"/>
+                <w:sz w:val="22"/>
+                <w:lang w:bidi="ta-IN"/>
+              </w:rPr>
+              <w:t>row-clickable</w:t>
+            </w:r>
+            <w:r>
+              <w:rPr>
+                <w:rFonts w:eastAsia="Times New Roman" w:cs="Times New Roman"/>
+                <w:sz w:val="22"/>
+                <w:lang w:bidi="ta-IN"/>
+              </w:rPr>
+              <w:t xml:space="preserve"> Presence Verification Before Interaction</w:t>
+            </w:r>
+          </w:p>
+        </w:tc>
+        <w:tc>
+          <w:tcPr>
+            <w:tcW w:w="0" w:type="auto"/>
+            <w:hideMark/>
+          </w:tcPr>
+          <w:p>
+            <w:pPr>
+              <w:spacing w:after="0"/>
+              <w:rPr>
+                <w:rFonts w:eastAsia="Times New Roman" w:cs="Times New Roman"/>
+                <w:sz w:val="22"/>
+                <w:lang w:bidi="ta-IN"/>
+              </w:rPr>
+            </w:pPr>
+            <w:r>
+              <w:rPr>
+                <w:rFonts w:eastAsia="Times New Roman" w:cs="Times New Roman"/>
+                <w:sz w:val="22"/>
+                <w:lang w:bidi="ta-IN"/>
+              </w:rPr>
+              <w:t>Attached</w:t>
+            </w:r>
+          </w:p>
+        </w:tc>
+      </w:tr>
+      <w:tr>
+        <w:tc>
+          <w:tcPr>
+            <w:tcW w:w="0" w:type="auto"/>
+            <w:hideMark/>
+          </w:tcPr>
+          <w:p>
+            <w:pPr>
+              <w:spacing w:after="0"/>
+              <w:rPr>
+                <w:rFonts w:eastAsia="Times New Roman" w:cs="Times New Roman"/>
+                <w:sz w:val="22"/>
+                <w:lang w:bidi="ta-IN"/>
+              </w:rPr>
+            </w:pPr>
+            <w:r>
+              <w:rPr>
+                <w:rFonts w:eastAsia="Times New Roman" w:cs="Times New Roman"/>
+                <w:sz w:val="22"/>
+                <w:lang w:bidi="ta-IN"/>
+              </w:rPr>
+              <w:t>TC-07</w:t>
+            </w:r>
+          </w:p>
+        </w:tc>
+        <w:tc>
+          <w:tcPr>
+            <w:tcW w:w="0" w:type="auto"/>
+            <w:hideMark/>
+          </w:tcPr>
+          <w:p>
+            <w:pPr>
+              <w:spacing w:after="0"/>
+              <w:rPr>
+                <w:rFonts w:eastAsia="Times New Roman" w:cs="Times New Roman"/>
+                <w:sz w:val="22"/>
+                <w:lang w:bidi="ta-IN"/>
+              </w:rPr>
+            </w:pPr>
+            <w:r>
+              <w:rPr>
+                <w:rFonts w:eastAsia="Times New Roman" w:cs="Times New Roman"/>
+                <w:sz w:val="22"/>
+                <w:lang w:bidi="ta-IN"/>
+              </w:rPr>
+              <w:t xml:space="preserve">Non-Clickable Grid </w:t>
+            </w:r>
+            <w:r>
+              <w:rPr>
+                <w:rFonts w:eastAsia="Times New Roman" w:cs="Courier New"/>
+                <w:sz w:val="22"/>
+                <w:lang w:bidi="ta-IN"/>
+              </w:rPr>
+              <w:t>&lt;tr&gt;</w:t>
+            </w:r>
+            <w:r>
+              <w:rPr>
+                <w:rFonts w:eastAsia="Times New Roman" w:cs="Times New Roman"/>
+                <w:sz w:val="22"/>
+                <w:lang w:bidi="ta-IN"/>
+              </w:rPr>
+              <w:t xml:space="preserve"> Markup Validation (No </w:t>
+            </w:r>
+            <w:r>
+              <w:rPr>
+                <w:rFonts w:eastAsia="Times New Roman" w:cs="Courier New"/>
+                <w:sz w:val="22"/>
+                <w:lang w:bidi="ta-IN"/>
+              </w:rPr>
+              <w:t>row-clickable</w:t>
+            </w:r>
+            <w:r>
+              <w:rPr>
+                <w:rFonts w:eastAsia="Times New Roman" w:cs="Times New Roman"/>
+                <w:sz w:val="22"/>
+                <w:lang w:bidi="ta-IN"/>
+              </w:rPr>
+              <w:t xml:space="preserve"> Class)</w:t>
+            </w:r>
+          </w:p>
+        </w:tc>
+        <w:tc>
+          <w:tcPr>
+            <w:tcW w:w="0" w:type="auto"/>
+            <w:hideMark/>
+          </w:tcPr>
+          <w:p>
+            <w:pPr>
+              <w:spacing w:after="0"/>
+              <w:rPr>
+                <w:rFonts w:eastAsia="Times New Roman" w:cs="Times New Roman"/>
+                <w:sz w:val="22"/>
+                <w:lang w:bidi="ta-IN"/>
+              </w:rPr>
+            </w:pPr>
+            <w:r>
+              <w:rPr>
+                <w:rFonts w:eastAsia="Times New Roman" w:cs="Times New Roman"/>
+                <w:sz w:val="22"/>
+                <w:lang w:bidi="ta-IN"/>
+              </w:rPr>
+              <w:t>Attached</w:t>
+            </w:r>
+          </w:p>
+        </w:tc>
+      </w:tr>
+      <w:tr>
+        <w:tc>
+          <w:tcPr>
+            <w:tcW w:w="0" w:type="auto"/>
+            <w:hideMark/>
+          </w:tcPr>
+          <w:p>
+            <w:pPr>
+              <w:spacing w:after="0"/>
+              <w:rPr>
+                <w:rFonts w:eastAsia="Times New Roman" w:cs="Times New Roman"/>
+                <w:sz w:val="22"/>
+                <w:lang w:bidi="ta-IN"/>
+              </w:rPr>
+            </w:pPr>
+            <w:r>
+              <w:rPr>
+                <w:rFonts w:eastAsia="Times New Roman" w:cs="Times New Roman"/>
+                <w:sz w:val="22"/>
+                <w:lang w:bidi="ta-IN"/>
+              </w:rPr>
+              <w:t>TC-08</w:t>
+            </w:r>
+          </w:p>
+        </w:tc>
+        <w:tc>
+          <w:tcPr>
+            <w:tcW w:w="0" w:type="auto"/>
+            <w:hideMark/>
+          </w:tcPr>
+          <w:p>
+            <w:pPr>
+              <w:spacing w:after="0"/>
+              <w:rPr>
+                <w:rFonts w:eastAsia="Times New Roman" w:cs="Times New Roman"/>
+                <w:sz w:val="22"/>
+                <w:lang w:bidi="ta-IN"/>
+              </w:rPr>
+            </w:pPr>
+            <w:proofErr w:type="spellStart"/>
+            <w:r>
+              <w:rPr>
+                <w:rFonts w:eastAsia="Times New Roman" w:cs="Times New Roman"/>
+                <w:sz w:val="22"/>
+                <w:lang w:bidi="ta-IN"/>
+              </w:rPr>
+              <w:t>WebAssembly</w:t>
+            </w:r>
+            <w:proofErr w:type="spellEnd"/>
+            <w:r>
+              <w:rPr>
+                <w:rFonts w:eastAsia="Times New Roman" w:cs="Times New Roman"/>
+                <w:sz w:val="22"/>
+                <w:lang w:bidi="ta-IN"/>
+              </w:rPr>
+              <w:t xml:space="preserve"> Browser Error Verification</w:t>
+            </w:r>
+          </w:p>
+        </w:tc>
+        <w:tc>
+          <w:tcPr>
+            <w:tcW w:w="0" w:type="auto"/>
+            <w:hideMark/>
+          </w:tcPr>
+          <w:p>
+            <w:pPr>
+              <w:spacing w:after="0"/>
+              <w:rPr>
+                <w:rFonts w:eastAsia="Times New Roman" w:cs="Times New Roman"/>
+                <w:sz w:val="22"/>
+                <w:lang w:bidi="ta-IN"/>
+              </w:rPr>
+            </w:pPr>
+            <w:r>
+              <w:rPr>
+                <w:rFonts w:eastAsia="Times New Roman" w:cs="Times New Roman"/>
+                <w:sz w:val="22"/>
+                <w:lang w:bidi="ta-IN"/>
+              </w:rPr>
+              <w:t>Attached</w:t>
+            </w:r>
+          </w:p>
+        </w:tc>
+      </w:tr>
+      <w:tr>
+        <w:tc>
+          <w:tcPr>
+            <w:tcW w:w="0" w:type="auto"/>
+            <w:hideMark/>
+          </w:tcPr>
+          <w:p>
+            <w:pPr>
+              <w:spacing w:after="0"/>
+              <w:rPr>
+                <w:rFonts w:eastAsia="Times New Roman" w:cs="Times New Roman"/>
+                <w:sz w:val="22"/>
+                <w:lang w:bidi="ta-IN"/>
+              </w:rPr>
+            </w:pPr>
+            <w:r>
+              <w:rPr>
+                <w:rFonts w:eastAsia="Times New Roman" w:cs="Times New Roman"/>
+                <w:sz w:val="22"/>
+                <w:lang w:bidi="ta-IN"/>
+              </w:rPr>
+              <w:t>TC-09</w:t>
+            </w:r>
+          </w:p>
+        </w:tc>
+        <w:tc>
+          <w:tcPr>
+            <w:tcW w:w="0" w:type="auto"/>
+            <w:hideMark/>
+          </w:tcPr>
+          <w:p>
+            <w:pPr>
+              <w:spacing w:after="0"/>
+              <w:rPr>
+                <w:rFonts w:eastAsia="Times New Roman" w:cs="Times New Roman"/>
+                <w:sz w:val="22"/>
+                <w:lang w:bidi="ta-IN"/>
+              </w:rPr>
+            </w:pPr>
+            <w:r>
+              <w:rPr>
+                <w:rFonts w:eastAsia="Times New Roman" w:cs="Times New Roman"/>
+                <w:sz w:val="22"/>
+                <w:lang w:bidi="ta-IN"/>
+              </w:rPr>
+              <w:t>Checkbox Click and Propagation Behavior Logs</w:t>
+            </w:r>
+          </w:p>
+        </w:tc>
+        <w:tc>
+          <w:tcPr>
+            <w:tcW w:w="0" w:type="auto"/>
+            <w:hideMark/>
+          </w:tcPr>
+          <w:p>
+            <w:pPr>
+              <w:spacing w:after="0"/>
+              <w:rPr>
+                <w:rFonts w:eastAsia="Times New Roman" w:cs="Times New Roman"/>
+                <w:sz w:val="22"/>
+                <w:lang w:bidi="ta-IN"/>
+              </w:rPr>
+            </w:pPr>
+            <w:r>
+              <w:rPr>
+                <w:rFonts w:eastAsia="Times New Roman" w:cs="Times New Roman"/>
+                <w:sz w:val="22"/>
+                <w:lang w:bidi="ta-IN"/>
+              </w:rPr>
+              <w:t>Attached</w:t>
+            </w:r>
+          </w:p>
+        </w:tc>
+      </w:tr>
+      <w:tr>
+        <w:tc>
+          <w:tcPr>
+            <w:tcW w:w="0" w:type="auto"/>
+            <w:hideMark/>
+          </w:tcPr>
+          <w:p>
+            <w:pPr>
+              <w:spacing w:after="0"/>
+              <w:rPr>
+                <w:rFonts w:eastAsia="Times New Roman" w:cs="Times New Roman"/>
+                <w:sz w:val="22"/>
+                <w:lang w:bidi="ta-IN"/>
+              </w:rPr>
+            </w:pPr>
+            <w:r>
+              <w:rPr>
+                <w:rFonts w:eastAsia="Times New Roman" w:cs="Times New Roman"/>
+                <w:sz w:val="22"/>
+                <w:lang w:bidi="ta-IN"/>
+              </w:rPr>
+              <w:t>TC-10</w:t>
+            </w:r>
+          </w:p>
+        </w:tc>
+        <w:tc>
+          <w:tcPr>
+            <w:tcW w:w="0" w:type="auto"/>
+            <w:hideMark/>
+          </w:tcPr>
+          <w:p>
+            <w:pPr>
+              <w:spacing w:after="0"/>
+              <w:rPr>
+                <w:rFonts w:eastAsia="Times New Roman" w:cs="Times New Roman"/>
+                <w:sz w:val="22"/>
+                <w:lang w:bidi="ta-IN"/>
+              </w:rPr>
+            </w:pPr>
+            <w:r>
+              <w:rPr>
+                <w:rFonts w:eastAsia="Times New Roman" w:cs="Times New Roman"/>
+                <w:sz w:val="22"/>
+                <w:lang w:bidi="ta-IN"/>
+              </w:rPr>
+              <w:t>Hover and Cursor Comparison Between Grids</w:t>
+            </w:r>
+          </w:p>
+        </w:tc>
+        <w:tc>
+          <w:tcPr>
+            <w:tcW w:w="0" w:type="auto"/>
+            <w:hideMark/>
+          </w:tcPr>
+          <w:p>
+            <w:pPr>
+              <w:spacing w:after="0"/>
+              <w:rPr>
+                <w:rFonts w:eastAsia="Times New Roman" w:cs="Times New Roman"/>
+                <w:sz w:val="22"/>
+                <w:lang w:bidi="ta-IN"/>
+              </w:rPr>
+            </w:pPr>
+            <w:r>
+              <w:rPr>
+                <w:rFonts w:eastAsia="Times New Roman" w:cs="Times New Roman"/>
+                <w:sz w:val="22"/>
+                <w:lang w:bidi="ta-IN"/>
+              </w:rPr>
+              <w:t>Attached</w:t>
+            </w:r>
+          </w:p>
+        </w:tc>
+      </w:tr>
+      <w:tr>
+        <w:tc>
+          <w:tcPr>
+            <w:tcW w:w="0" w:type="auto"/>
+            <w:hideMark/>
+          </w:tcPr>
+          <w:p>
+            <w:pPr>
+              <w:spacing w:after="0"/>
+              <w:rPr>
+                <w:rFonts w:eastAsia="Times New Roman" w:cs="Times New Roman"/>
+                <w:sz w:val="22"/>
+                <w:lang w:bidi="ta-IN"/>
+              </w:rPr>
+            </w:pPr>
+            <w:r>
+              <w:rPr>
+                <w:rFonts w:eastAsia="Times New Roman" w:cs="Times New Roman"/>
+                <w:sz w:val="22"/>
+                <w:lang w:bidi="ta-IN"/>
+              </w:rPr>
+              <w:t>TC-11</w:t>
+            </w:r>
+          </w:p>
+        </w:tc>
+        <w:tc>
+          <w:tcPr>
+            <w:tcW w:w="0" w:type="auto"/>
+            <w:hideMark/>
+          </w:tcPr>
+          <w:p>
+            <w:pPr>
+              <w:spacing w:after="0"/>
+              <w:rPr>
+                <w:rFonts w:eastAsia="Times New Roman" w:cs="Times New Roman"/>
+                <w:sz w:val="22"/>
+                <w:lang w:bidi="ta-IN"/>
+              </w:rPr>
+            </w:pPr>
+            <w:r>
+              <w:rPr>
+                <w:rFonts w:eastAsia="Times New Roman" w:cs="Times New Roman"/>
+                <w:sz w:val="22"/>
+                <w:lang w:bidi="ta-IN"/>
+              </w:rPr>
+              <w:t>Rapid Double Click Validation on Same Row</w:t>
+            </w:r>
+          </w:p>
+        </w:tc>
+        <w:tc>
+          <w:tcPr>
+            <w:tcW w:w="0" w:type="auto"/>
+            <w:hideMark/>
+          </w:tcPr>
+          <w:p>
+            <w:pPr>
+              <w:spacing w:after="0"/>
+              <w:rPr>
+                <w:rFonts w:eastAsia="Times New Roman" w:cs="Times New Roman"/>
+                <w:sz w:val="22"/>
+                <w:lang w:bidi="ta-IN"/>
+              </w:rPr>
+            </w:pPr>
+            <w:r>
+              <w:rPr>
+                <w:rFonts w:eastAsia="Times New Roman" w:cs="Times New Roman"/>
+                <w:sz w:val="22"/>
+                <w:lang w:bidi="ta-IN"/>
+              </w:rPr>
+              <w:t>Attached</w:t>
+            </w:r>
+          </w:p>
+        </w:tc>
+      </w:tr>
+      <w:tr>
+        <w:tc>
+          <w:tcPr>
+            <w:tcW w:w="0" w:type="auto"/>
+            <w:hideMark/>
+          </w:tcPr>
+          <w:p>
+            <w:pPr>
+              <w:spacing w:after="0"/>
+              <w:rPr>
+                <w:rFonts w:eastAsia="Times New Roman" w:cs="Times New Roman"/>
+                <w:sz w:val="22"/>
+                <w:lang w:bidi="ta-IN"/>
+              </w:rPr>
+            </w:pPr>
+            <w:r>
+              <w:rPr>
+                <w:rFonts w:eastAsia="Times New Roman" w:cs="Times New Roman"/>
+                <w:sz w:val="22"/>
+                <w:lang w:bidi="ta-IN"/>
+              </w:rPr>
+              <w:t>TC-12</w:t>
+            </w:r>
+          </w:p>
+        </w:tc>
+        <w:tc>
+          <w:tcPr>
+            <w:tcW w:w="0" w:type="auto"/>
+            <w:hideMark/>
+          </w:tcPr>
+          <w:p>
+            <w:pPr>
+              <w:spacing w:after="0"/>
+              <w:rPr>
+                <w:rFonts w:eastAsia="Times New Roman" w:cs="Times New Roman"/>
+                <w:sz w:val="22"/>
+                <w:lang w:bidi="ta-IN"/>
+              </w:rPr>
+            </w:pPr>
+            <w:r>
+              <w:rPr>
+                <w:rFonts w:eastAsia="Times New Roman" w:cs="Times New Roman"/>
+                <w:sz w:val="22"/>
+                <w:lang w:bidi="ta-IN"/>
+              </w:rPr>
+              <w:t>Row Surface Click Validation (Content, Padding, Whitespace, Row Edges)</w:t>
+            </w:r>
+          </w:p>
+        </w:tc>
+        <w:tc>
+          <w:tcPr>
+            <w:tcW w:w="0" w:type="auto"/>
+            <w:hideMark/>
+          </w:tcPr>
+          <w:p>
+            <w:pPr>
+              <w:spacing w:after="0"/>
+              <w:rPr>
+                <w:rFonts w:eastAsia="Times New Roman" w:cs="Times New Roman"/>
+                <w:sz w:val="22"/>
+                <w:lang w:bidi="ta-IN"/>
+              </w:rPr>
+            </w:pPr>
+            <w:r>
+              <w:rPr>
+                <w:rFonts w:eastAsia="Times New Roman" w:cs="Times New Roman"/>
+                <w:sz w:val="22"/>
+                <w:lang w:bidi="ta-IN"/>
+              </w:rPr>
+              <w:t>Attached</w:t>
+            </w:r>
+          </w:p>
+        </w:tc>
+      </w:tr>
+      <w:tr>
+        <w:tc>
+          <w:tcPr>
+            <w:tcW w:w="0" w:type="auto"/>
+            <w:hideMark/>
+          </w:tcPr>
+          <w:p>
+            <w:pPr>
+              <w:spacing w:after="0"/>
+              <w:rPr>
+                <w:rFonts w:eastAsia="Times New Roman" w:cs="Times New Roman"/>
+                <w:sz w:val="22"/>
+                <w:lang w:bidi="ta-IN"/>
+              </w:rPr>
+            </w:pPr>
+            <w:r>
+              <w:rPr>
+                <w:rFonts w:eastAsia="Times New Roman" w:cs="Times New Roman"/>
+                <w:sz w:val="22"/>
+                <w:lang w:bidi="ta-IN"/>
+              </w:rPr>
+              <w:t>TC-13</w:t>
+            </w:r>
+          </w:p>
+        </w:tc>
+        <w:tc>
+          <w:tcPr>
+            <w:tcW w:w="0" w:type="auto"/>
+            <w:hideMark/>
+          </w:tcPr>
+          <w:p>
+            <w:pPr>
+              <w:spacing w:after="0"/>
+              <w:rPr>
+                <w:rFonts w:eastAsia="Times New Roman" w:cs="Times New Roman"/>
+                <w:sz w:val="22"/>
+                <w:lang w:bidi="ta-IN"/>
+              </w:rPr>
+            </w:pPr>
+            <w:r>
+              <w:rPr>
+                <w:rFonts w:eastAsia="Times New Roman" w:cs="Times New Roman"/>
+                <w:sz w:val="22"/>
+                <w:lang w:bidi="ta-IN"/>
+              </w:rPr>
+              <w:t>Callback Behavior Validation - Interactive Server</w:t>
+            </w:r>
+          </w:p>
+        </w:tc>
+        <w:tc>
+          <w:tcPr>
+            <w:tcW w:w="0" w:type="auto"/>
+            <w:hideMark/>
+          </w:tcPr>
+          <w:p>
+            <w:pPr>
+              <w:spacing w:after="0"/>
+              <w:rPr>
+                <w:rFonts w:eastAsia="Times New Roman" w:cs="Times New Roman"/>
+                <w:sz w:val="22"/>
+                <w:lang w:bidi="ta-IN"/>
+              </w:rPr>
+            </w:pPr>
+            <w:r>
+              <w:rPr>
+                <w:rFonts w:eastAsia="Times New Roman" w:cs="Times New Roman"/>
+                <w:sz w:val="22"/>
+                <w:lang w:bidi="ta-IN"/>
+              </w:rPr>
+              <w:t>Attached</w:t>
+            </w:r>
+          </w:p>
+        </w:tc>
+      </w:tr>
+      <w:tr>
+        <w:tc>
+          <w:tcPr>
+            <w:tcW w:w="0" w:type="auto"/>
+            <w:hideMark/>
+          </w:tcPr>
+          <w:p>
+            <w:pPr>
+              <w:spacing w:after="0"/>
+              <w:rPr>
+                <w:rFonts w:eastAsia="Times New Roman" w:cs="Times New Roman"/>
+                <w:sz w:val="22"/>
+                <w:lang w:bidi="ta-IN"/>
+              </w:rPr>
+            </w:pPr>
+            <w:r>
+              <w:rPr>
+                <w:rFonts w:eastAsia="Times New Roman" w:cs="Times New Roman"/>
+                <w:sz w:val="22"/>
+                <w:lang w:bidi="ta-IN"/>
+              </w:rPr>
+              <w:t>TC-14</w:t>
+            </w:r>
+          </w:p>
+        </w:tc>
+        <w:tc>
+          <w:tcPr>
+            <w:tcW w:w="0" w:type="auto"/>
+            <w:hideMark/>
+          </w:tcPr>
+          <w:p>
+            <w:pPr>
+              <w:spacing w:after="0"/>
+              <w:rPr>
+                <w:rFonts w:eastAsia="Times New Roman" w:cs="Times New Roman"/>
+                <w:sz w:val="22"/>
+                <w:lang w:bidi="ta-IN"/>
+              </w:rPr>
+            </w:pPr>
+            <w:r>
+              <w:rPr>
+                <w:rFonts w:eastAsia="Times New Roman" w:cs="Times New Roman"/>
+                <w:sz w:val="22"/>
+                <w:lang w:bidi="ta-IN"/>
+              </w:rPr>
+              <w:t xml:space="preserve">Callback Behavior Validation - Interactive </w:t>
+            </w:r>
+            <w:proofErr w:type="spellStart"/>
+            <w:r>
+              <w:rPr>
+                <w:rFonts w:eastAsia="Times New Roman" w:cs="Times New Roman"/>
+                <w:sz w:val="22"/>
+                <w:lang w:bidi="ta-IN"/>
+              </w:rPr>
+              <w:t>WebAssembly</w:t>
+            </w:r>
+            <w:proofErr w:type="spellEnd"/>
+          </w:p>
+        </w:tc>
+        <w:tc>
+          <w:tcPr>
+            <w:tcW w:w="0" w:type="auto"/>
+            <w:hideMark/>
+          </w:tcPr>
+          <w:p>
+            <w:pPr>
+              <w:spacing w:after="0"/>
+              <w:rPr>
+                <w:rFonts w:eastAsia="Times New Roman" w:cs="Times New Roman"/>
+                <w:sz w:val="22"/>
+                <w:lang w:bidi="ta-IN"/>
+              </w:rPr>
+            </w:pPr>
+            <w:r>
+              <w:rPr>
+                <w:rFonts w:eastAsia="Times New Roman" w:cs="Times New Roman"/>
+                <w:sz w:val="22"/>
+                <w:lang w:bidi="ta-IN"/>
+              </w:rPr>
+              <w:t>Attached</w:t>
             </w:r>
           </w:p>
         </w:tc>
@@ -3166,13 +3920,16 @@
         <w:rPr>
           <w:rFonts w:ascii="Aptos" w:hAnsi="Aptos"/>
           <w:sz w:val="22"/>
+          <w:szCs w:val="22"/>
         </w:rPr>
       </w:pPr>
       <w:r>
         <w:rPr>
           <w:rFonts w:ascii="Aptos" w:hAnsi="Aptos"/>
           <w:sz w:val="22"/>
+          <w:szCs w:val="22"/>
         </w:rPr>
+        <w:lastRenderedPageBreak/>
         <w:t xml:space="preserve">Problems Found: </w:t>
       </w:r>
       <w:r>
@@ -3180,6 +3937,7 @@
           <w:rFonts w:ascii="Aptos" w:hAnsi="Aptos"/>
           <w:color w:val="auto"/>
           <w:sz w:val="22"/>
+          <w:szCs w:val="22"/>
         </w:rPr>
         <w:t>None</w:t>
       </w:r>
@@ -3187,6 +3945,7 @@
         <w:rPr>
           <w:rFonts w:ascii="Aptos" w:hAnsi="Aptos"/>
           <w:sz w:val="22"/>
+          <w:szCs w:val="22"/>
         </w:rPr>
         <w:t>.</w:t>
       </w:r>
@@ -3200,6 +3959,7 @@
           <w:bCs w:val="0"/>
           <w:color w:val="auto"/>
           <w:sz w:val="22"/>
+          <w:szCs w:val="22"/>
         </w:rPr>
       </w:pPr>
       <w:r>
@@ -3209,6 +3969,7 @@
           <w:bCs w:val="0"/>
           <w:color w:val="auto"/>
           <w:sz w:val="22"/>
+          <w:szCs w:val="22"/>
         </w:rPr>
         <w:t>No functional, rendering, behavioral, accessibility-related, or validation-blocking issues were identified during execution of the requested validation scenarios. All scenarios included within the validation scope behaved as expected, and no product defects were observed.</w:t>
       </w:r>
@@ -3219,12 +3980,14 @@
         <w:rPr>
           <w:rFonts w:ascii="Aptos" w:hAnsi="Aptos"/>
           <w:sz w:val="22"/>
+          <w:szCs w:val="22"/>
         </w:rPr>
       </w:pPr>
       <w:r>
         <w:rPr>
           <w:rFonts w:ascii="Aptos" w:hAnsi="Aptos"/>
           <w:sz w:val="22"/>
+          <w:szCs w:val="22"/>
         </w:rPr>
         <w:t xml:space="preserve">Not Covered: </w:t>
       </w:r>
@@ -3233,6 +3996,7 @@
           <w:rFonts w:ascii="Aptos" w:hAnsi="Aptos"/>
           <w:color w:val="auto"/>
           <w:sz w:val="22"/>
+          <w:szCs w:val="22"/>
         </w:rPr>
         <w:t>None</w:t>
       </w:r>
@@ -3240,6 +4004,7 @@
         <w:rPr>
           <w:rFonts w:ascii="Aptos" w:hAnsi="Aptos"/>
           <w:sz w:val="22"/>
+          <w:szCs w:val="22"/>
         </w:rPr>
         <w:t>.</w:t>
       </w:r>
@@ -3253,6 +4018,7 @@
           <w:bCs w:val="0"/>
           <w:color w:val="auto"/>
           <w:sz w:val="22"/>
+          <w:szCs w:val="22"/>
         </w:rPr>
       </w:pPr>
       <w:r>
@@ -3262,6 +4028,7 @@
           <w:bCs w:val="0"/>
           <w:color w:val="auto"/>
           <w:sz w:val="22"/>
+          <w:szCs w:val="22"/>
         </w:rPr>
         <w:t>All scenarios and validation requirements explicitly requested in the validation issue were executed and verified. No requested test cases, configurations, or mandatory validation scenarios were omitted from this validation effort.</w:t>
       </w:r>
@@ -3394,14 +4161,7 @@
         <w:rPr>
           <w:sz w:val="22"/>
         </w:rPr>
-        <w:t xml:space="preserve"> and the automatic application of the row-clickable CSS class. However, the documentation does not describe event propagation behavior for </w:t>
-      </w:r>
-      <w:r>
-        <w:rPr>
-          <w:sz w:val="22"/>
-        </w:rPr>
-        <w:lastRenderedPageBreak/>
-        <w:t>nested interactive elements such as buttons or checkboxes within clickable rows. This behavior was therefore validated through runtime testing.</w:t>
+        <w:t xml:space="preserve"> and the automatic application of the row-clickable CSS class. However, the documentation does not describe event propagation behavior for nested interactive elements such as buttons or checkboxes within clickable rows. This behavior was therefore validated through runtime testing.</w:t>
       </w:r>
     </w:p>
     <w:p>
@@ -3412,7 +4172,7 @@
       </w:pPr>
     </w:p>
     <w:sectPr>
-      <w:footerReference w:type="default" r:id="rId14"/>
+      <w:footerReference w:type="default" r:id="rId15"/>
       <w:pgSz w:w="12240" w:h="15840"/>
       <w:pgMar w:top="936" w:right="1008" w:bottom="936" w:left="1008" w:header="720" w:footer="720" w:gutter="0"/>
       <w:cols w:space="720"/>
@@ -4478,6 +5238,7 @@
   <w:style w:type="character" w:default="1" w:styleId="DefaultParagraphFont">
     <w:name w:val="Default Paragraph Font"/>
     <w:uiPriority w:val="1"/>
+    <w:semiHidden/>
     <w:unhideWhenUsed/>
   </w:style>
   <w:style w:type="table" w:default="1" w:styleId="TableNormal">
@@ -15300,6 +16061,19 @@
     <w:rPr>
       <w:color w:val="605E5C"/>
       <w:shd w:val="clear" w:color="auto" w:fill="E1DFDD"/>
+    </w:rPr>
+  </w:style>
+  <w:style w:type="character" w:styleId="HTMLCode">
+    <w:name w:val="HTML Code"/>
+    <w:basedOn w:val="DefaultParagraphFont"/>
+    <w:uiPriority w:val="99"/>
+    <w:semiHidden/>
+    <w:unhideWhenUsed/>
+    <w:rsid w:val="005518D8"/>
+    <w:rPr>
+      <w:rFonts w:ascii="Courier New" w:eastAsia="Times New Roman" w:hAnsi="Courier New" w:cs="Courier New"/>
+      <w:sz w:val="20"/>
+      <w:szCs w:val="20"/>
     </w:rPr>
   </w:style>
 </w:styles>

--- a/Evidence/69130-QuickGrid-Row-Clicks-Validation-Report-Updated.docx
+++ b/Evidence/69130-QuickGrid-Row-Clicks-Validation-Report-Updated.docx
@@ -3174,8 +3174,19 @@
                 <w:color w:val="1F4E79"/>
                 <w:sz w:val="22"/>
               </w:rPr>
-              <w:t xml:space="preserve"> / Evidence 3</w:t>
+              <w:t xml:space="preserve"> / </w:t>
             </w:r>
+            <w:hyperlink r:id="rId15" w:history="1">
+              <w:r>
+                <w:rPr>
+                  <w:rStyle w:val="Hyperlink"/>
+                  <w:b/>
+                  <w:bCs/>
+                  <w:sz w:val="22"/>
+                </w:rPr>
+                <w:t>Evidence 3</w:t>
+              </w:r>
+            </w:hyperlink>
           </w:p>
         </w:tc>
       </w:tr>
@@ -3246,18 +3257,25 @@
               <w:spacing w:after="0"/>
               <w:rPr>
                 <w:rFonts w:eastAsia="Times New Roman" w:cs="Times New Roman"/>
+                <w:b/>
+                <w:bCs/>
                 <w:sz w:val="22"/>
                 <w:lang w:bidi="ta-IN"/>
               </w:rPr>
             </w:pPr>
-            <w:r>
-              <w:rPr>
-                <w:rFonts w:eastAsia="Times New Roman" w:cs="Times New Roman"/>
-                <w:sz w:val="22"/>
-                <w:lang w:bidi="ta-IN"/>
-              </w:rPr>
-              <w:t>Attached</w:t>
-            </w:r>
+            <w:hyperlink r:id="rId16" w:history="1">
+              <w:r>
+                <w:rPr>
+                  <w:rStyle w:val="Hyperlink"/>
+                  <w:rFonts w:eastAsia="Times New Roman" w:cs="Times New Roman"/>
+                  <w:b/>
+                  <w:bCs/>
+                  <w:sz w:val="22"/>
+                  <w:lang w:bidi="ta-IN"/>
+                </w:rPr>
+                <w:t>Attached</w:t>
+              </w:r>
+            </w:hyperlink>
           </w:p>
         </w:tc>
       </w:tr>
@@ -3352,18 +3370,25 @@
               <w:spacing w:after="0"/>
               <w:rPr>
                 <w:rFonts w:eastAsia="Times New Roman" w:cs="Times New Roman"/>
+                <w:b/>
+                <w:bCs/>
                 <w:sz w:val="22"/>
                 <w:lang w:bidi="ta-IN"/>
               </w:rPr>
             </w:pPr>
-            <w:r>
-              <w:rPr>
-                <w:rFonts w:eastAsia="Times New Roman" w:cs="Times New Roman"/>
-                <w:sz w:val="22"/>
-                <w:lang w:bidi="ta-IN"/>
-              </w:rPr>
-              <w:t>Attached</w:t>
-            </w:r>
+            <w:hyperlink r:id="rId17" w:history="1">
+              <w:r>
+                <w:rPr>
+                  <w:rStyle w:val="Hyperlink"/>
+                  <w:rFonts w:eastAsia="Times New Roman" w:cs="Times New Roman"/>
+                  <w:b/>
+                  <w:bCs/>
+                  <w:sz w:val="22"/>
+                  <w:lang w:bidi="ta-IN"/>
+                </w:rPr>
+                <w:t>Attached</w:t>
+              </w:r>
+            </w:hyperlink>
           </w:p>
         </w:tc>
       </w:tr>
@@ -3436,18 +3461,25 @@
               <w:spacing w:after="0"/>
               <w:rPr>
                 <w:rFonts w:eastAsia="Times New Roman" w:cs="Times New Roman"/>
+                <w:b/>
+                <w:bCs/>
                 <w:sz w:val="22"/>
                 <w:lang w:bidi="ta-IN"/>
               </w:rPr>
             </w:pPr>
-            <w:r>
-              <w:rPr>
-                <w:rFonts w:eastAsia="Times New Roman" w:cs="Times New Roman"/>
-                <w:sz w:val="22"/>
-                <w:lang w:bidi="ta-IN"/>
-              </w:rPr>
-              <w:t>Attached</w:t>
-            </w:r>
+            <w:hyperlink r:id="rId18" w:history="1">
+              <w:r>
+                <w:rPr>
+                  <w:rStyle w:val="Hyperlink"/>
+                  <w:rFonts w:eastAsia="Times New Roman" w:cs="Times New Roman"/>
+                  <w:b/>
+                  <w:bCs/>
+                  <w:sz w:val="22"/>
+                  <w:lang w:bidi="ta-IN"/>
+                </w:rPr>
+                <w:t>Attached</w:t>
+              </w:r>
+            </w:hyperlink>
           </w:p>
         </w:tc>
       </w:tr>
@@ -3510,18 +3542,25 @@
               <w:spacing w:after="0"/>
               <w:rPr>
                 <w:rFonts w:eastAsia="Times New Roman" w:cs="Times New Roman"/>
+                <w:b/>
+                <w:bCs/>
                 <w:sz w:val="22"/>
                 <w:lang w:bidi="ta-IN"/>
               </w:rPr>
             </w:pPr>
-            <w:r>
-              <w:rPr>
-                <w:rFonts w:eastAsia="Times New Roman" w:cs="Times New Roman"/>
-                <w:sz w:val="22"/>
-                <w:lang w:bidi="ta-IN"/>
-              </w:rPr>
-              <w:t>Attached</w:t>
-            </w:r>
+            <w:hyperlink r:id="rId19" w:history="1">
+              <w:r>
+                <w:rPr>
+                  <w:rStyle w:val="Hyperlink"/>
+                  <w:rFonts w:eastAsia="Times New Roman" w:cs="Times New Roman"/>
+                  <w:b/>
+                  <w:bCs/>
+                  <w:sz w:val="22"/>
+                  <w:lang w:bidi="ta-IN"/>
+                </w:rPr>
+                <w:t>Attached</w:t>
+              </w:r>
+            </w:hyperlink>
           </w:p>
         </w:tc>
       </w:tr>
@@ -3584,18 +3623,25 @@
               <w:spacing w:after="0"/>
               <w:rPr>
                 <w:rFonts w:eastAsia="Times New Roman" w:cs="Times New Roman"/>
+                <w:b/>
+                <w:bCs/>
                 <w:sz w:val="22"/>
                 <w:lang w:bidi="ta-IN"/>
               </w:rPr>
             </w:pPr>
-            <w:r>
-              <w:rPr>
-                <w:rFonts w:eastAsia="Times New Roman" w:cs="Times New Roman"/>
-                <w:sz w:val="22"/>
-                <w:lang w:bidi="ta-IN"/>
-              </w:rPr>
-              <w:t>Attached</w:t>
-            </w:r>
+            <w:hyperlink r:id="rId20" w:history="1">
+              <w:r>
+                <w:rPr>
+                  <w:rStyle w:val="Hyperlink"/>
+                  <w:rFonts w:eastAsia="Times New Roman" w:cs="Times New Roman"/>
+                  <w:b/>
+                  <w:bCs/>
+                  <w:sz w:val="22"/>
+                  <w:lang w:bidi="ta-IN"/>
+                </w:rPr>
+                <w:t>Attached</w:t>
+              </w:r>
+            </w:hyperlink>
           </w:p>
         </w:tc>
       </w:tr>
@@ -3658,18 +3704,25 @@
               <w:spacing w:after="0"/>
               <w:rPr>
                 <w:rFonts w:eastAsia="Times New Roman" w:cs="Times New Roman"/>
+                <w:b/>
+                <w:bCs/>
                 <w:sz w:val="22"/>
                 <w:lang w:bidi="ta-IN"/>
               </w:rPr>
             </w:pPr>
-            <w:r>
-              <w:rPr>
-                <w:rFonts w:eastAsia="Times New Roman" w:cs="Times New Roman"/>
-                <w:sz w:val="22"/>
-                <w:lang w:bidi="ta-IN"/>
-              </w:rPr>
-              <w:t>Attached</w:t>
-            </w:r>
+            <w:hyperlink r:id="rId21" w:history="1">
+              <w:r>
+                <w:rPr>
+                  <w:rStyle w:val="Hyperlink"/>
+                  <w:rFonts w:eastAsia="Times New Roman" w:cs="Times New Roman"/>
+                  <w:b/>
+                  <w:bCs/>
+                  <w:sz w:val="22"/>
+                  <w:lang w:bidi="ta-IN"/>
+                </w:rPr>
+                <w:t>Attached</w:t>
+              </w:r>
+            </w:hyperlink>
           </w:p>
         </w:tc>
       </w:tr>
@@ -3732,18 +3785,25 @@
               <w:spacing w:after="0"/>
               <w:rPr>
                 <w:rFonts w:eastAsia="Times New Roman" w:cs="Times New Roman"/>
+                <w:b/>
+                <w:bCs/>
                 <w:sz w:val="22"/>
                 <w:lang w:bidi="ta-IN"/>
               </w:rPr>
             </w:pPr>
-            <w:r>
-              <w:rPr>
-                <w:rFonts w:eastAsia="Times New Roman" w:cs="Times New Roman"/>
-                <w:sz w:val="22"/>
-                <w:lang w:bidi="ta-IN"/>
-              </w:rPr>
-              <w:t>Attached</w:t>
-            </w:r>
+            <w:hyperlink r:id="rId22" w:history="1">
+              <w:r>
+                <w:rPr>
+                  <w:rStyle w:val="Hyperlink"/>
+                  <w:rFonts w:eastAsia="Times New Roman" w:cs="Times New Roman"/>
+                  <w:b/>
+                  <w:bCs/>
+                  <w:sz w:val="22"/>
+                  <w:lang w:bidi="ta-IN"/>
+                </w:rPr>
+                <w:t>Attached</w:t>
+              </w:r>
+            </w:hyperlink>
           </w:p>
         </w:tc>
       </w:tr>
@@ -3806,18 +3866,25 @@
               <w:spacing w:after="0"/>
               <w:rPr>
                 <w:rFonts w:eastAsia="Times New Roman" w:cs="Times New Roman"/>
+                <w:b/>
+                <w:bCs/>
                 <w:sz w:val="22"/>
                 <w:lang w:bidi="ta-IN"/>
               </w:rPr>
             </w:pPr>
-            <w:r>
-              <w:rPr>
-                <w:rFonts w:eastAsia="Times New Roman" w:cs="Times New Roman"/>
-                <w:sz w:val="22"/>
-                <w:lang w:bidi="ta-IN"/>
-              </w:rPr>
-              <w:t>Attached</w:t>
-            </w:r>
+            <w:hyperlink r:id="rId23" w:history="1">
+              <w:r>
+                <w:rPr>
+                  <w:rStyle w:val="Hyperlink"/>
+                  <w:rFonts w:eastAsia="Times New Roman" w:cs="Times New Roman"/>
+                  <w:b/>
+                  <w:bCs/>
+                  <w:sz w:val="22"/>
+                  <w:lang w:bidi="ta-IN"/>
+                </w:rPr>
+                <w:t>Attached</w:t>
+              </w:r>
+            </w:hyperlink>
           </w:p>
         </w:tc>
       </w:tr>
@@ -3890,18 +3957,25 @@
               <w:spacing w:after="0"/>
               <w:rPr>
                 <w:rFonts w:eastAsia="Times New Roman" w:cs="Times New Roman"/>
+                <w:b/>
+                <w:bCs/>
                 <w:sz w:val="22"/>
                 <w:lang w:bidi="ta-IN"/>
               </w:rPr>
             </w:pPr>
-            <w:r>
-              <w:rPr>
-                <w:rFonts w:eastAsia="Times New Roman" w:cs="Times New Roman"/>
-                <w:sz w:val="22"/>
-                <w:lang w:bidi="ta-IN"/>
-              </w:rPr>
-              <w:t>Attached</w:t>
-            </w:r>
+            <w:hyperlink r:id="rId24" w:history="1">
+              <w:r>
+                <w:rPr>
+                  <w:rStyle w:val="Hyperlink"/>
+                  <w:rFonts w:eastAsia="Times New Roman" w:cs="Times New Roman"/>
+                  <w:b/>
+                  <w:bCs/>
+                  <w:sz w:val="22"/>
+                  <w:lang w:bidi="ta-IN"/>
+                </w:rPr>
+                <w:t>Attached</w:t>
+              </w:r>
+            </w:hyperlink>
           </w:p>
         </w:tc>
       </w:tr>
@@ -4172,7 +4246,7 @@
       </w:pPr>
     </w:p>
     <w:sectPr>
-      <w:footerReference w:type="default" r:id="rId15"/>
+      <w:footerReference w:type="default" r:id="rId25"/>
       <w:pgSz w:w="12240" w:h="15840"/>
       <w:pgMar w:top="936" w:right="1008" w:bottom="936" w:left="1008" w:header="720" w:footer="720" w:gutter="0"/>
       <w:cols w:space="720"/>
